--- a/New HSSE Management System 2026/Registers/01-DAN-TMP-HSE-000023__Jun_2026_REV01_Permit_to_Work_Register.docx
+++ b/New HSSE Management System 2026/Registers/01-DAN-TMP-HSE-000023__Jun_2026_REV01_Permit_to_Work_Register.docx
@@ -50,7 +50,7 @@
             <w:pPr>
               <w:spacing w:after="0" w:line="240" w:lineRule="auto"/>
               <w:rPr>
-                <w:rFonts w:eastAsia="Calibri" w:cstheme="minorHAnsi"/>
+                <w:rFonts w:eastAsia="Tahoma" w:cstheme="minorHAnsi"/>
                 <w:b/>
                 <w:sz w:val="20"/>
                 <w:szCs w:val="20"/>
@@ -58,7 +58,7 @@
             </w:pPr>
             <w:r>
               <w:rPr>
-                <w:rFonts w:eastAsia="Calibri" w:cstheme="minorHAnsi"/>
+                <w:rFonts w:eastAsia="Tahoma" w:cstheme="minorHAnsi"/>
                 <w:b/>
                 <w:sz w:val="20"/>
                 <w:szCs w:val="20"/>
@@ -84,11 +84,11 @@
             <w:pPr>
               <w:spacing w:after="0" w:line="240" w:lineRule="auto"/>
               <w:rPr>
-                <w:rFonts w:eastAsia="Times New Roman" w:cstheme="minorHAnsi"/>
+                <w:rFonts w:eastAsia="Tahoma" w:cstheme="minorHAnsi"/>
                 <w:noProof/>
                 <w:sz w:val="20"/>
                 <w:szCs w:val="20"/>
-                <w:lang w:eastAsia="en-GB"/>
+                <w:lang w:eastAsia="Tahoma"/>
               </w:rPr>
             </w:pPr>
           </w:p>
@@ -109,11 +109,11 @@
             <w:pPr>
               <w:spacing w:after="0" w:line="240" w:lineRule="auto"/>
               <w:rPr>
-                <w:rFonts w:eastAsia="Times New Roman" w:cstheme="minorHAnsi"/>
+                <w:rFonts w:eastAsia="Tahoma" w:cstheme="minorHAnsi"/>
                 <w:noProof/>
                 <w:sz w:val="20"/>
                 <w:szCs w:val="20"/>
-                <w:lang w:eastAsia="en-GB"/>
+                <w:lang w:eastAsia="Tahoma"/>
               </w:rPr>
             </w:pPr>
           </w:p>
@@ -133,16 +133,16 @@
             <w:pPr>
               <w:spacing w:after="0" w:line="240" w:lineRule="auto"/>
               <w:rPr>
-                <w:rFonts w:eastAsia="Times New Roman" w:cstheme="minorHAnsi"/>
+                <w:rFonts w:eastAsia="Tahoma" w:cstheme="minorHAnsi"/>
                 <w:noProof/>
                 <w:sz w:val="20"/>
                 <w:szCs w:val="20"/>
-                <w:lang w:eastAsia="en-GB"/>
-              </w:rPr>
-            </w:pPr>
-            <w:r>
-              <w:rPr>
-                <w:rFonts w:eastAsia="Calibri" w:cstheme="minorHAnsi"/>
+                <w:lang w:eastAsia="Tahoma"/>
+              </w:rPr>
+            </w:pPr>
+            <w:r>
+              <w:rPr>
+                <w:rFonts w:eastAsia="Tahoma" w:cstheme="minorHAnsi"/>
                 <w:b/>
                 <w:sz w:val="20"/>
                 <w:szCs w:val="20"/>
@@ -151,7 +151,7 @@
             </w:r>
             <w:r>
               <w:rPr>
-                <w:rFonts w:eastAsia="Calibri" w:cstheme="minorHAnsi"/>
+                <w:rFonts w:eastAsia="Tahoma" w:cstheme="minorHAnsi"/>
                 <w:b/>
                 <w:sz w:val="20"/>
                 <w:szCs w:val="20"/>
@@ -171,7 +171,7 @@
             <w:bookmarkStart w:id="0" w:name="Check1"/>
             <w:r>
               <w:rPr>
-                <w:rFonts w:eastAsia="Calibri" w:cstheme="minorHAnsi"/>
+                <w:rFonts w:eastAsia="Tahoma" w:cstheme="minorHAnsi"/>
                 <w:b/>
                 <w:sz w:val="20"/>
                 <w:szCs w:val="20"/>
@@ -180,7 +180,7 @@
             </w:r>
             <w:r>
               <w:rPr>
-                <w:rFonts w:eastAsia="Calibri" w:cstheme="minorHAnsi"/>
+                <w:rFonts w:eastAsia="Tahoma" w:cstheme="minorHAnsi"/>
                 <w:b/>
                 <w:sz w:val="20"/>
                 <w:szCs w:val="20"/>
@@ -188,7 +188,7 @@
             </w:r>
             <w:r>
               <w:rPr>
-                <w:rFonts w:eastAsia="Calibri" w:cstheme="minorHAnsi"/>
+                <w:rFonts w:eastAsia="Tahoma" w:cstheme="minorHAnsi"/>
                 <w:b/>
                 <w:sz w:val="20"/>
                 <w:szCs w:val="20"/>
@@ -197,7 +197,7 @@
             </w:r>
             <w:r>
               <w:rPr>
-                <w:rFonts w:eastAsia="Calibri" w:cstheme="minorHAnsi"/>
+                <w:rFonts w:eastAsia="Tahoma" w:cstheme="minorHAnsi"/>
                 <w:b/>
                 <w:sz w:val="20"/>
                 <w:szCs w:val="20"/>
@@ -207,7 +207,7 @@
             <w:bookmarkEnd w:id="0"/>
             <w:r>
               <w:rPr>
-                <w:rFonts w:eastAsia="Calibri" w:cstheme="minorHAnsi"/>
+                <w:rFonts w:eastAsia="Tahoma" w:cstheme="minorHAnsi"/>
                 <w:b/>
                 <w:sz w:val="20"/>
                 <w:szCs w:val="20"/>
@@ -216,7 +216,7 @@
             </w:r>
             <w:r>
               <w:rPr>
-                <w:rFonts w:eastAsia="Calibri" w:cstheme="minorHAnsi"/>
+                <w:rFonts w:eastAsia="Tahoma" w:cstheme="minorHAnsi"/>
                 <w:b/>
                 <w:sz w:val="20"/>
                 <w:szCs w:val="20"/>
@@ -236,7 +236,7 @@
             <w:bookmarkStart w:id="1" w:name="Check2"/>
             <w:r>
               <w:rPr>
-                <w:rFonts w:eastAsia="Calibri" w:cstheme="minorHAnsi"/>
+                <w:rFonts w:eastAsia="Tahoma" w:cstheme="minorHAnsi"/>
                 <w:b/>
                 <w:sz w:val="20"/>
                 <w:szCs w:val="20"/>
@@ -245,7 +245,7 @@
             </w:r>
             <w:r>
               <w:rPr>
-                <w:rFonts w:eastAsia="Calibri" w:cstheme="minorHAnsi"/>
+                <w:rFonts w:eastAsia="Tahoma" w:cstheme="minorHAnsi"/>
                 <w:b/>
                 <w:sz w:val="20"/>
                 <w:szCs w:val="20"/>
@@ -253,7 +253,7 @@
             </w:r>
             <w:r>
               <w:rPr>
-                <w:rFonts w:eastAsia="Calibri" w:cstheme="minorHAnsi"/>
+                <w:rFonts w:eastAsia="Tahoma" w:cstheme="minorHAnsi"/>
                 <w:b/>
                 <w:sz w:val="20"/>
                 <w:szCs w:val="20"/>
@@ -262,7 +262,7 @@
             </w:r>
             <w:r>
               <w:rPr>
-                <w:rFonts w:eastAsia="Calibri" w:cstheme="minorHAnsi"/>
+                <w:rFonts w:eastAsia="Tahoma" w:cstheme="minorHAnsi"/>
                 <w:b/>
                 <w:sz w:val="20"/>
                 <w:szCs w:val="20"/>
@@ -272,7 +272,7 @@
             <w:bookmarkEnd w:id="1"/>
             <w:r>
               <w:rPr>
-                <w:rFonts w:eastAsia="Calibri" w:cstheme="minorHAnsi"/>
+                <w:rFonts w:eastAsia="Tahoma" w:cstheme="minorHAnsi"/>
                 <w:b/>
                 <w:sz w:val="20"/>
                 <w:szCs w:val="20"/>
@@ -304,8 +304,8 @@
             <w:pPr>
               <w:spacing w:after="0" w:line="240" w:lineRule="auto"/>
               <w:rPr>
-                <w:rFonts w:eastAsia="Times New Roman" w:cstheme="minorHAnsi"/>
-                <w:lang w:eastAsia="en-GB"/>
+                <w:rFonts w:eastAsia="Tahoma" w:cstheme="minorHAnsi"/>
+                <w:lang w:eastAsia="Tahoma"/>
               </w:rPr>
             </w:pPr>
           </w:p>
@@ -326,8 +326,8 @@
             <w:pPr>
               <w:spacing w:after="0" w:line="240" w:lineRule="auto"/>
               <w:rPr>
-                <w:rFonts w:eastAsia="Times New Roman" w:cstheme="minorHAnsi"/>
-                <w:lang w:eastAsia="en-GB"/>
+                <w:rFonts w:eastAsia="Tahoma" w:cstheme="minorHAnsi"/>
+                <w:lang w:eastAsia="Tahoma"/>
               </w:rPr>
             </w:pPr>
           </w:p>
@@ -350,18 +350,18 @@
               <w:spacing w:after="0" w:line="240" w:lineRule="auto"/>
               <w:jc w:val="center"/>
               <w:rPr>
-                <w:rFonts w:eastAsia="Times New Roman" w:cstheme="minorHAnsi"/>
+                <w:rFonts w:eastAsia="Tahoma" w:cstheme="minorHAnsi"/>
                 <w:color w:val="FFFFFF"/>
                 <w:sz w:val="20"/>
-                <w:lang w:eastAsia="en-GB"/>
-              </w:rPr>
-            </w:pPr>
-            <w:r>
-              <w:rPr>
-                <w:rFonts w:eastAsia="Times New Roman" w:cstheme="minorHAnsi"/>
+                <w:lang w:eastAsia="Tahoma"/>
+              </w:rPr>
+            </w:pPr>
+            <w:r>
+              <w:rPr>
+                <w:rFonts w:eastAsia="Tahoma" w:cstheme="minorHAnsi"/>
                 <w:color w:val="FFFFFF"/>
                 <w:sz w:val="20"/>
-                <w:lang w:eastAsia="en-GB"/>
+                <w:lang w:eastAsia="Tahoma"/>
               </w:rPr>
               <w:t>Permit                         Type / No.</w:t>
             </w:r>
@@ -381,18 +381,18 @@
               <w:spacing w:after="0" w:line="240" w:lineRule="auto"/>
               <w:jc w:val="center"/>
               <w:rPr>
-                <w:rFonts w:eastAsia="Times New Roman" w:cstheme="minorHAnsi"/>
+                <w:rFonts w:eastAsia="Tahoma" w:cstheme="minorHAnsi"/>
                 <w:color w:val="FFFFFF"/>
                 <w:sz w:val="20"/>
-                <w:lang w:eastAsia="en-GB"/>
-              </w:rPr>
-            </w:pPr>
-            <w:r>
-              <w:rPr>
-                <w:rFonts w:eastAsia="Times New Roman" w:cstheme="minorHAnsi"/>
+                <w:lang w:eastAsia="Tahoma"/>
+              </w:rPr>
+            </w:pPr>
+            <w:r>
+              <w:rPr>
+                <w:rFonts w:eastAsia="Tahoma" w:cstheme="minorHAnsi"/>
                 <w:color w:val="FFFFFF"/>
                 <w:sz w:val="20"/>
-                <w:lang w:eastAsia="en-GB"/>
+                <w:lang w:eastAsia="Tahoma"/>
               </w:rPr>
               <w:t>Name of Company</w:t>
             </w:r>
@@ -411,18 +411,18 @@
               <w:spacing w:after="0" w:line="240" w:lineRule="auto"/>
               <w:jc w:val="center"/>
               <w:rPr>
-                <w:rFonts w:eastAsia="Times New Roman" w:cstheme="minorHAnsi"/>
+                <w:rFonts w:eastAsia="Tahoma" w:cstheme="minorHAnsi"/>
                 <w:color w:val="FFFFFF"/>
                 <w:sz w:val="20"/>
-                <w:lang w:eastAsia="en-GB"/>
-              </w:rPr>
-            </w:pPr>
-            <w:r>
-              <w:rPr>
-                <w:rFonts w:eastAsia="Times New Roman" w:cstheme="minorHAnsi"/>
+                <w:lang w:eastAsia="Tahoma"/>
+              </w:rPr>
+            </w:pPr>
+            <w:r>
+              <w:rPr>
+                <w:rFonts w:eastAsia="Tahoma" w:cstheme="minorHAnsi"/>
                 <w:color w:val="FFFFFF"/>
                 <w:sz w:val="20"/>
-                <w:lang w:eastAsia="en-GB"/>
+                <w:lang w:eastAsia="Tahoma"/>
               </w:rPr>
               <w:t>Area / Location</w:t>
             </w:r>
@@ -441,18 +441,18 @@
               <w:spacing w:after="0" w:line="240" w:lineRule="auto"/>
               <w:jc w:val="center"/>
               <w:rPr>
-                <w:rFonts w:eastAsia="Times New Roman" w:cstheme="minorHAnsi"/>
+                <w:rFonts w:eastAsia="Tahoma" w:cstheme="minorHAnsi"/>
                 <w:color w:val="FFFFFF"/>
                 <w:sz w:val="20"/>
-                <w:lang w:eastAsia="en-GB"/>
-              </w:rPr>
-            </w:pPr>
-            <w:r>
-              <w:rPr>
-                <w:rFonts w:eastAsia="Times New Roman" w:cstheme="minorHAnsi"/>
+                <w:lang w:eastAsia="Tahoma"/>
+              </w:rPr>
+            </w:pPr>
+            <w:r>
+              <w:rPr>
+                <w:rFonts w:eastAsia="Tahoma" w:cstheme="minorHAnsi"/>
                 <w:color w:val="FFFFFF"/>
                 <w:sz w:val="20"/>
-                <w:lang w:eastAsia="en-GB"/>
+                <w:lang w:eastAsia="Tahoma"/>
               </w:rPr>
               <w:t>Activity</w:t>
             </w:r>
@@ -471,18 +471,18 @@
               <w:spacing w:after="0" w:line="240" w:lineRule="auto"/>
               <w:jc w:val="center"/>
               <w:rPr>
-                <w:rFonts w:eastAsia="Times New Roman" w:cstheme="minorHAnsi"/>
+                <w:rFonts w:eastAsia="Tahoma" w:cstheme="minorHAnsi"/>
                 <w:color w:val="FFFFFF"/>
                 <w:sz w:val="20"/>
-                <w:lang w:eastAsia="en-GB"/>
-              </w:rPr>
-            </w:pPr>
-            <w:r>
-              <w:rPr>
-                <w:rFonts w:eastAsia="Times New Roman" w:cstheme="minorHAnsi"/>
+                <w:lang w:eastAsia="Tahoma"/>
+              </w:rPr>
+            </w:pPr>
+            <w:r>
+              <w:rPr>
+                <w:rFonts w:eastAsia="Tahoma" w:cstheme="minorHAnsi"/>
                 <w:color w:val="FFFFFF"/>
                 <w:sz w:val="20"/>
-                <w:lang w:eastAsia="en-GB"/>
+                <w:lang w:eastAsia="Tahoma"/>
               </w:rPr>
               <w:t xml:space="preserve">Foreman / Supervisor </w:t>
             </w:r>
@@ -501,18 +501,18 @@
               <w:spacing w:after="0" w:line="240" w:lineRule="auto"/>
               <w:jc w:val="center"/>
               <w:rPr>
-                <w:rFonts w:eastAsia="Times New Roman" w:cstheme="minorHAnsi"/>
+                <w:rFonts w:eastAsia="Tahoma" w:cstheme="minorHAnsi"/>
                 <w:color w:val="FFFFFF"/>
                 <w:sz w:val="20"/>
-                <w:lang w:eastAsia="en-GB"/>
-              </w:rPr>
-            </w:pPr>
-            <w:r>
-              <w:rPr>
-                <w:rFonts w:eastAsia="Times New Roman" w:cstheme="minorHAnsi"/>
+                <w:lang w:eastAsia="Tahoma"/>
+              </w:rPr>
+            </w:pPr>
+            <w:r>
+              <w:rPr>
+                <w:rFonts w:eastAsia="Tahoma" w:cstheme="minorHAnsi"/>
                 <w:color w:val="FFFFFF"/>
                 <w:sz w:val="20"/>
-                <w:lang w:eastAsia="en-GB"/>
+                <w:lang w:eastAsia="Tahoma"/>
               </w:rPr>
               <w:t>Issued                           Date / Time</w:t>
             </w:r>
@@ -531,18 +531,18 @@
               <w:spacing w:after="0" w:line="240" w:lineRule="auto"/>
               <w:jc w:val="center"/>
               <w:rPr>
-                <w:rFonts w:eastAsia="Times New Roman" w:cstheme="minorHAnsi"/>
+                <w:rFonts w:eastAsia="Tahoma" w:cstheme="minorHAnsi"/>
                 <w:color w:val="FFFFFF"/>
                 <w:sz w:val="20"/>
-                <w:lang w:eastAsia="en-GB"/>
-              </w:rPr>
-            </w:pPr>
-            <w:r>
-              <w:rPr>
-                <w:rFonts w:eastAsia="Times New Roman" w:cstheme="minorHAnsi"/>
+                <w:lang w:eastAsia="Tahoma"/>
+              </w:rPr>
+            </w:pPr>
+            <w:r>
+              <w:rPr>
+                <w:rFonts w:eastAsia="Tahoma" w:cstheme="minorHAnsi"/>
                 <w:color w:val="FFFFFF"/>
                 <w:sz w:val="20"/>
-                <w:lang w:eastAsia="en-GB"/>
+                <w:lang w:eastAsia="Tahoma"/>
               </w:rPr>
               <w:t>Valid up to              Date / Time</w:t>
             </w:r>
@@ -561,18 +561,18 @@
               <w:spacing w:after="0" w:line="240" w:lineRule="auto"/>
               <w:jc w:val="center"/>
               <w:rPr>
-                <w:rFonts w:eastAsia="Times New Roman" w:cstheme="minorHAnsi"/>
+                <w:rFonts w:eastAsia="Tahoma" w:cstheme="minorHAnsi"/>
                 <w:color w:val="FFFFFF"/>
                 <w:sz w:val="20"/>
-                <w:lang w:eastAsia="en-GB"/>
-              </w:rPr>
-            </w:pPr>
-            <w:r>
-              <w:rPr>
-                <w:rFonts w:eastAsia="Times New Roman" w:cstheme="minorHAnsi"/>
+                <w:lang w:eastAsia="Tahoma"/>
+              </w:rPr>
+            </w:pPr>
+            <w:r>
+              <w:rPr>
+                <w:rFonts w:eastAsia="Tahoma" w:cstheme="minorHAnsi"/>
                 <w:color w:val="FFFFFF"/>
                 <w:sz w:val="20"/>
-                <w:lang w:eastAsia="en-GB"/>
+                <w:lang w:eastAsia="Tahoma"/>
               </w:rPr>
               <w:t>Permit Closed                    Date / Time</w:t>
             </w:r>
@@ -595,12 +595,12 @@
             <w:pPr>
               <w:spacing w:after="0" w:line="240" w:lineRule="auto"/>
               <w:rPr>
-                <w:rFonts w:eastAsia="Times New Roman" w:cstheme="minorHAnsi"/>
+                <w:rFonts w:eastAsia="Tahoma" w:cstheme="minorHAnsi"/>
                 <w:b/>
                 <w:bCs/>
                 <w:color w:val="FFFFFF"/>
                 <w:sz w:val="20"/>
-                <w:lang w:eastAsia="en-GB"/>
+                <w:lang w:eastAsia="Tahoma"/>
               </w:rPr>
             </w:pPr>
           </w:p>
@@ -618,12 +618,12 @@
             <w:pPr>
               <w:spacing w:after="0" w:line="240" w:lineRule="auto"/>
               <w:rPr>
-                <w:rFonts w:eastAsia="Times New Roman" w:cstheme="minorHAnsi"/>
+                <w:rFonts w:eastAsia="Tahoma" w:cstheme="minorHAnsi"/>
                 <w:b/>
                 <w:bCs/>
                 <w:color w:val="FFFFFF"/>
                 <w:sz w:val="20"/>
-                <w:lang w:eastAsia="en-GB"/>
+                <w:lang w:eastAsia="Tahoma"/>
               </w:rPr>
             </w:pPr>
           </w:p>
@@ -640,12 +640,12 @@
             <w:pPr>
               <w:spacing w:after="0" w:line="240" w:lineRule="auto"/>
               <w:rPr>
-                <w:rFonts w:eastAsia="Times New Roman" w:cstheme="minorHAnsi"/>
+                <w:rFonts w:eastAsia="Tahoma" w:cstheme="minorHAnsi"/>
                 <w:b/>
                 <w:bCs/>
                 <w:color w:val="FFFFFF"/>
                 <w:sz w:val="20"/>
-                <w:lang w:eastAsia="en-GB"/>
+                <w:lang w:eastAsia="Tahoma"/>
               </w:rPr>
             </w:pPr>
           </w:p>
@@ -662,12 +662,12 @@
             <w:pPr>
               <w:spacing w:after="0" w:line="240" w:lineRule="auto"/>
               <w:rPr>
-                <w:rFonts w:eastAsia="Times New Roman" w:cstheme="minorHAnsi"/>
+                <w:rFonts w:eastAsia="Tahoma" w:cstheme="minorHAnsi"/>
                 <w:b/>
                 <w:bCs/>
                 <w:color w:val="FFFFFF"/>
                 <w:sz w:val="20"/>
-                <w:lang w:eastAsia="en-GB"/>
+                <w:lang w:eastAsia="Tahoma"/>
               </w:rPr>
             </w:pPr>
           </w:p>
@@ -685,20 +685,20 @@
               <w:spacing w:after="0" w:line="240" w:lineRule="auto"/>
               <w:jc w:val="center"/>
               <w:rPr>
-                <w:rFonts w:eastAsia="Times New Roman" w:cstheme="minorHAnsi"/>
+                <w:rFonts w:eastAsia="Tahoma" w:cstheme="minorHAnsi"/>
                 <w:b/>
                 <w:bCs/>
                 <w:sz w:val="20"/>
-                <w:lang w:eastAsia="en-GB"/>
-              </w:rPr>
-            </w:pPr>
-            <w:r>
-              <w:rPr>
-                <w:rFonts w:eastAsia="Times New Roman" w:cstheme="minorHAnsi"/>
+                <w:lang w:eastAsia="Tahoma"/>
+              </w:rPr>
+            </w:pPr>
+            <w:r>
+              <w:rPr>
+                <w:rFonts w:eastAsia="Tahoma" w:cstheme="minorHAnsi"/>
                 <w:b/>
                 <w:bCs/>
                 <w:sz w:val="20"/>
-                <w:lang w:eastAsia="en-GB"/>
+                <w:lang w:eastAsia="Tahoma"/>
               </w:rPr>
               <w:t>Name</w:t>
             </w:r>
@@ -716,20 +716,20 @@
               <w:spacing w:after="0" w:line="240" w:lineRule="auto"/>
               <w:jc w:val="center"/>
               <w:rPr>
-                <w:rFonts w:eastAsia="Times New Roman" w:cstheme="minorHAnsi"/>
+                <w:rFonts w:eastAsia="Tahoma" w:cstheme="minorHAnsi"/>
                 <w:b/>
                 <w:bCs/>
                 <w:sz w:val="20"/>
-                <w:lang w:eastAsia="en-GB"/>
-              </w:rPr>
-            </w:pPr>
-            <w:r>
-              <w:rPr>
-                <w:rFonts w:eastAsia="Times New Roman" w:cstheme="minorHAnsi"/>
+                <w:lang w:eastAsia="Tahoma"/>
+              </w:rPr>
+            </w:pPr>
+            <w:r>
+              <w:rPr>
+                <w:rFonts w:eastAsia="Tahoma" w:cstheme="minorHAnsi"/>
                 <w:b/>
                 <w:bCs/>
                 <w:sz w:val="20"/>
-                <w:lang w:eastAsia="en-GB"/>
+                <w:lang w:eastAsia="Tahoma"/>
               </w:rPr>
               <w:t>Contact. No.</w:t>
             </w:r>
@@ -747,20 +747,20 @@
               <w:spacing w:after="0" w:line="240" w:lineRule="auto"/>
               <w:jc w:val="center"/>
               <w:rPr>
-                <w:rFonts w:eastAsia="Times New Roman" w:cstheme="minorHAnsi"/>
+                <w:rFonts w:eastAsia="Tahoma" w:cstheme="minorHAnsi"/>
                 <w:b/>
                 <w:bCs/>
                 <w:sz w:val="20"/>
-                <w:lang w:eastAsia="en-GB"/>
-              </w:rPr>
-            </w:pPr>
-            <w:r>
-              <w:rPr>
-                <w:rFonts w:eastAsia="Times New Roman" w:cstheme="minorHAnsi"/>
+                <w:lang w:eastAsia="Tahoma"/>
+              </w:rPr>
+            </w:pPr>
+            <w:r>
+              <w:rPr>
+                <w:rFonts w:eastAsia="Tahoma" w:cstheme="minorHAnsi"/>
                 <w:b/>
                 <w:bCs/>
                 <w:sz w:val="20"/>
-                <w:lang w:eastAsia="en-GB"/>
+                <w:lang w:eastAsia="Tahoma"/>
               </w:rPr>
               <w:t>Signature</w:t>
             </w:r>
@@ -777,12 +777,12 @@
             <w:pPr>
               <w:spacing w:after="0" w:line="240" w:lineRule="auto"/>
               <w:rPr>
-                <w:rFonts w:eastAsia="Times New Roman" w:cstheme="minorHAnsi"/>
+                <w:rFonts w:eastAsia="Tahoma" w:cstheme="minorHAnsi"/>
                 <w:b/>
                 <w:bCs/>
                 <w:color w:val="FFFFFF"/>
                 <w:sz w:val="20"/>
-                <w:lang w:eastAsia="en-GB"/>
+                <w:lang w:eastAsia="Tahoma"/>
               </w:rPr>
             </w:pPr>
           </w:p>
@@ -798,12 +798,12 @@
             <w:pPr>
               <w:spacing w:after="0" w:line="240" w:lineRule="auto"/>
               <w:rPr>
-                <w:rFonts w:eastAsia="Times New Roman" w:cstheme="minorHAnsi"/>
+                <w:rFonts w:eastAsia="Tahoma" w:cstheme="minorHAnsi"/>
                 <w:b/>
                 <w:bCs/>
                 <w:color w:val="FFFFFF"/>
                 <w:sz w:val="20"/>
-                <w:lang w:eastAsia="en-GB"/>
+                <w:lang w:eastAsia="Tahoma"/>
               </w:rPr>
             </w:pPr>
           </w:p>
@@ -819,12 +819,12 @@
             <w:pPr>
               <w:spacing w:after="0" w:line="240" w:lineRule="auto"/>
               <w:rPr>
-                <w:rFonts w:eastAsia="Times New Roman" w:cstheme="minorHAnsi"/>
+                <w:rFonts w:eastAsia="Tahoma" w:cstheme="minorHAnsi"/>
                 <w:b/>
                 <w:bCs/>
                 <w:color w:val="FFFFFF"/>
                 <w:sz w:val="20"/>
-                <w:lang w:eastAsia="en-GB"/>
+                <w:lang w:eastAsia="Tahoma"/>
               </w:rPr>
             </w:pPr>
           </w:p>
@@ -846,14 +846,14 @@
             <w:pPr>
               <w:spacing w:after="0" w:line="240" w:lineRule="auto"/>
               <w:rPr>
-                <w:rFonts w:eastAsia="Times New Roman" w:cstheme="minorHAnsi"/>
-                <w:lang w:eastAsia="en-GB"/>
-              </w:rPr>
-            </w:pPr>
-            <w:r>
-              <w:rPr>
-                <w:rFonts w:eastAsia="Times New Roman" w:cstheme="minorHAnsi"/>
-                <w:lang w:eastAsia="en-GB"/>
+                <w:rFonts w:eastAsia="Tahoma" w:cstheme="minorHAnsi"/>
+                <w:lang w:eastAsia="Tahoma"/>
+              </w:rPr>
+            </w:pPr>
+            <w:r>
+              <w:rPr>
+                <w:rFonts w:eastAsia="Tahoma" w:cstheme="minorHAnsi"/>
+                <w:lang w:eastAsia="Tahoma"/>
               </w:rPr>
               <w:t> </w:t>
             </w:r>
@@ -871,18 +871,18 @@
             <w:pPr>
               <w:spacing w:after="0" w:line="240" w:lineRule="auto"/>
               <w:rPr>
-                <w:rFonts w:eastAsia="Times New Roman" w:cstheme="minorHAnsi"/>
-                <w:b/>
-                <w:bCs/>
-                <w:lang w:eastAsia="en-GB"/>
-              </w:rPr>
-            </w:pPr>
-            <w:r>
-              <w:rPr>
-                <w:rFonts w:eastAsia="Times New Roman" w:cstheme="minorHAnsi"/>
-                <w:b/>
-                <w:bCs/>
-                <w:lang w:eastAsia="en-GB"/>
+                <w:rFonts w:eastAsia="Tahoma" w:cstheme="minorHAnsi"/>
+                <w:b/>
+                <w:bCs/>
+                <w:lang w:eastAsia="Tahoma"/>
+              </w:rPr>
+            </w:pPr>
+            <w:r>
+              <w:rPr>
+                <w:rFonts w:eastAsia="Tahoma" w:cstheme="minorHAnsi"/>
+                <w:b/>
+                <w:bCs/>
+                <w:lang w:eastAsia="Tahoma"/>
               </w:rPr>
               <w:t> </w:t>
             </w:r>
@@ -899,18 +899,18 @@
             <w:pPr>
               <w:spacing w:after="0" w:line="240" w:lineRule="auto"/>
               <w:rPr>
-                <w:rFonts w:eastAsia="Times New Roman" w:cstheme="minorHAnsi"/>
-                <w:b/>
-                <w:bCs/>
-                <w:lang w:eastAsia="en-GB"/>
-              </w:rPr>
-            </w:pPr>
-            <w:r>
-              <w:rPr>
-                <w:rFonts w:eastAsia="Times New Roman" w:cstheme="minorHAnsi"/>
-                <w:b/>
-                <w:bCs/>
-                <w:lang w:eastAsia="en-GB"/>
+                <w:rFonts w:eastAsia="Tahoma" w:cstheme="minorHAnsi"/>
+                <w:b/>
+                <w:bCs/>
+                <w:lang w:eastAsia="Tahoma"/>
+              </w:rPr>
+            </w:pPr>
+            <w:r>
+              <w:rPr>
+                <w:rFonts w:eastAsia="Tahoma" w:cstheme="minorHAnsi"/>
+                <w:b/>
+                <w:bCs/>
+                <w:lang w:eastAsia="Tahoma"/>
               </w:rPr>
               <w:t> </w:t>
             </w:r>
@@ -927,18 +927,18 @@
             <w:pPr>
               <w:spacing w:after="0" w:line="240" w:lineRule="auto"/>
               <w:rPr>
-                <w:rFonts w:eastAsia="Times New Roman" w:cstheme="minorHAnsi"/>
-                <w:b/>
-                <w:bCs/>
-                <w:lang w:eastAsia="en-GB"/>
-              </w:rPr>
-            </w:pPr>
-            <w:r>
-              <w:rPr>
-                <w:rFonts w:eastAsia="Times New Roman" w:cstheme="minorHAnsi"/>
-                <w:b/>
-                <w:bCs/>
-                <w:lang w:eastAsia="en-GB"/>
+                <w:rFonts w:eastAsia="Tahoma" w:cstheme="minorHAnsi"/>
+                <w:b/>
+                <w:bCs/>
+                <w:lang w:eastAsia="Tahoma"/>
+              </w:rPr>
+            </w:pPr>
+            <w:r>
+              <w:rPr>
+                <w:rFonts w:eastAsia="Tahoma" w:cstheme="minorHAnsi"/>
+                <w:b/>
+                <w:bCs/>
+                <w:lang w:eastAsia="Tahoma"/>
               </w:rPr>
               <w:t> </w:t>
             </w:r>
@@ -956,18 +956,18 @@
             <w:pPr>
               <w:spacing w:after="0" w:line="240" w:lineRule="auto"/>
               <w:rPr>
-                <w:rFonts w:eastAsia="Times New Roman" w:cstheme="minorHAnsi"/>
-                <w:b/>
-                <w:bCs/>
-                <w:lang w:eastAsia="en-GB"/>
-              </w:rPr>
-            </w:pPr>
-            <w:r>
-              <w:rPr>
-                <w:rFonts w:eastAsia="Times New Roman" w:cstheme="minorHAnsi"/>
-                <w:b/>
-                <w:bCs/>
-                <w:lang w:eastAsia="en-GB"/>
+                <w:rFonts w:eastAsia="Tahoma" w:cstheme="minorHAnsi"/>
+                <w:b/>
+                <w:bCs/>
+                <w:lang w:eastAsia="Tahoma"/>
+              </w:rPr>
+            </w:pPr>
+            <w:r>
+              <w:rPr>
+                <w:rFonts w:eastAsia="Tahoma" w:cstheme="minorHAnsi"/>
+                <w:b/>
+                <w:bCs/>
+                <w:lang w:eastAsia="Tahoma"/>
               </w:rPr>
               <w:t> </w:t>
             </w:r>
@@ -984,18 +984,18 @@
             <w:pPr>
               <w:spacing w:after="0" w:line="240" w:lineRule="auto"/>
               <w:rPr>
-                <w:rFonts w:eastAsia="Times New Roman" w:cstheme="minorHAnsi"/>
-                <w:b/>
-                <w:bCs/>
-                <w:lang w:eastAsia="en-GB"/>
-              </w:rPr>
-            </w:pPr>
-            <w:r>
-              <w:rPr>
-                <w:rFonts w:eastAsia="Times New Roman" w:cstheme="minorHAnsi"/>
-                <w:b/>
-                <w:bCs/>
-                <w:lang w:eastAsia="en-GB"/>
+                <w:rFonts w:eastAsia="Tahoma" w:cstheme="minorHAnsi"/>
+                <w:b/>
+                <w:bCs/>
+                <w:lang w:eastAsia="Tahoma"/>
+              </w:rPr>
+            </w:pPr>
+            <w:r>
+              <w:rPr>
+                <w:rFonts w:eastAsia="Tahoma" w:cstheme="minorHAnsi"/>
+                <w:b/>
+                <w:bCs/>
+                <w:lang w:eastAsia="Tahoma"/>
               </w:rPr>
               <w:t> </w:t>
             </w:r>
@@ -1013,42 +1013,42 @@
             <w:pPr>
               <w:spacing w:after="0" w:line="240" w:lineRule="auto"/>
               <w:rPr>
-                <w:rFonts w:eastAsia="Times New Roman" w:cstheme="minorHAnsi"/>
-                <w:lang w:eastAsia="en-GB"/>
-              </w:rPr>
-            </w:pPr>
-            <w:r>
-              <w:rPr>
-                <w:rFonts w:eastAsia="Times New Roman" w:cstheme="minorHAnsi"/>
-                <w:lang w:eastAsia="en-GB"/>
-              </w:rPr>
-              <w:t> </w:t>
-            </w:r>
-          </w:p>
-        </w:tc>
-        <w:tc>
-          <w:tcPr>
-            <w:tcW w:w="454" w:type="pct"/>
-            <w:shd w:val="clear" w:color="auto" w:fill="auto"/>
-            <w:vAlign w:val="center"/>
-            <w:hideMark/>
-          </w:tcPr>
-          <w:p>
-            <w:pPr>
-              <w:spacing w:after="0" w:line="240" w:lineRule="auto"/>
-              <w:rPr>
-                <w:rFonts w:eastAsia="Times New Roman" w:cstheme="minorHAnsi"/>
-                <w:b/>
-                <w:bCs/>
-                <w:lang w:eastAsia="en-GB"/>
-              </w:rPr>
-            </w:pPr>
-            <w:r>
-              <w:rPr>
-                <w:rFonts w:eastAsia="Times New Roman" w:cstheme="minorHAnsi"/>
-                <w:b/>
-                <w:bCs/>
-                <w:lang w:eastAsia="en-GB"/>
+                <w:rFonts w:eastAsia="Tahoma" w:cstheme="minorHAnsi"/>
+                <w:lang w:eastAsia="Tahoma"/>
+              </w:rPr>
+            </w:pPr>
+            <w:r>
+              <w:rPr>
+                <w:rFonts w:eastAsia="Tahoma" w:cstheme="minorHAnsi"/>
+                <w:lang w:eastAsia="Tahoma"/>
+              </w:rPr>
+              <w:t> </w:t>
+            </w:r>
+          </w:p>
+        </w:tc>
+        <w:tc>
+          <w:tcPr>
+            <w:tcW w:w="454" w:type="pct"/>
+            <w:shd w:val="clear" w:color="auto" w:fill="auto"/>
+            <w:vAlign w:val="center"/>
+            <w:hideMark/>
+          </w:tcPr>
+          <w:p>
+            <w:pPr>
+              <w:spacing w:after="0" w:line="240" w:lineRule="auto"/>
+              <w:rPr>
+                <w:rFonts w:eastAsia="Tahoma" w:cstheme="minorHAnsi"/>
+                <w:b/>
+                <w:bCs/>
+                <w:lang w:eastAsia="Tahoma"/>
+              </w:rPr>
+            </w:pPr>
+            <w:r>
+              <w:rPr>
+                <w:rFonts w:eastAsia="Tahoma" w:cstheme="minorHAnsi"/>
+                <w:b/>
+                <w:bCs/>
+                <w:lang w:eastAsia="Tahoma"/>
               </w:rPr>
               <w:t> </w:t>
             </w:r>
@@ -1065,46 +1065,46 @@
             <w:pPr>
               <w:spacing w:after="0" w:line="240" w:lineRule="auto"/>
               <w:rPr>
-                <w:rFonts w:eastAsia="Times New Roman" w:cstheme="minorHAnsi"/>
-                <w:b/>
-                <w:bCs/>
-                <w:lang w:eastAsia="en-GB"/>
-              </w:rPr>
-            </w:pPr>
-            <w:r>
-              <w:rPr>
-                <w:rFonts w:eastAsia="Times New Roman" w:cstheme="minorHAnsi"/>
-                <w:b/>
-                <w:bCs/>
-                <w:lang w:eastAsia="en-GB"/>
-              </w:rPr>
-              <w:t> </w:t>
-            </w:r>
-          </w:p>
-        </w:tc>
-        <w:tc>
-          <w:tcPr>
-            <w:tcW w:w="454" w:type="pct"/>
-            <w:shd w:val="clear" w:color="auto" w:fill="auto"/>
-            <w:vAlign w:val="center"/>
-            <w:hideMark/>
-          </w:tcPr>
-          <w:p>
-            <w:pPr>
-              <w:spacing w:after="0" w:line="240" w:lineRule="auto"/>
-              <w:rPr>
-                <w:rFonts w:eastAsia="Times New Roman" w:cstheme="minorHAnsi"/>
-                <w:b/>
-                <w:bCs/>
-                <w:lang w:eastAsia="en-GB"/>
-              </w:rPr>
-            </w:pPr>
-            <w:r>
-              <w:rPr>
-                <w:rFonts w:eastAsia="Times New Roman" w:cstheme="minorHAnsi"/>
-                <w:b/>
-                <w:bCs/>
-                <w:lang w:eastAsia="en-GB"/>
+                <w:rFonts w:eastAsia="Tahoma" w:cstheme="minorHAnsi"/>
+                <w:b/>
+                <w:bCs/>
+                <w:lang w:eastAsia="Tahoma"/>
+              </w:rPr>
+            </w:pPr>
+            <w:r>
+              <w:rPr>
+                <w:rFonts w:eastAsia="Tahoma" w:cstheme="minorHAnsi"/>
+                <w:b/>
+                <w:bCs/>
+                <w:lang w:eastAsia="Tahoma"/>
+              </w:rPr>
+              <w:t> </w:t>
+            </w:r>
+          </w:p>
+        </w:tc>
+        <w:tc>
+          <w:tcPr>
+            <w:tcW w:w="454" w:type="pct"/>
+            <w:shd w:val="clear" w:color="auto" w:fill="auto"/>
+            <w:vAlign w:val="center"/>
+            <w:hideMark/>
+          </w:tcPr>
+          <w:p>
+            <w:pPr>
+              <w:spacing w:after="0" w:line="240" w:lineRule="auto"/>
+              <w:rPr>
+                <w:rFonts w:eastAsia="Tahoma" w:cstheme="minorHAnsi"/>
+                <w:b/>
+                <w:bCs/>
+                <w:lang w:eastAsia="Tahoma"/>
+              </w:rPr>
+            </w:pPr>
+            <w:r>
+              <w:rPr>
+                <w:rFonts w:eastAsia="Tahoma" w:cstheme="minorHAnsi"/>
+                <w:b/>
+                <w:bCs/>
+                <w:lang w:eastAsia="Tahoma"/>
               </w:rPr>
               <w:t> </w:t>
             </w:r>
@@ -1127,14 +1127,14 @@
             <w:pPr>
               <w:spacing w:after="0" w:line="240" w:lineRule="auto"/>
               <w:rPr>
-                <w:rFonts w:eastAsia="Times New Roman" w:cstheme="minorHAnsi"/>
-                <w:lang w:eastAsia="en-GB"/>
-              </w:rPr>
-            </w:pPr>
-            <w:r>
-              <w:rPr>
-                <w:rFonts w:eastAsia="Times New Roman" w:cstheme="minorHAnsi"/>
-                <w:lang w:eastAsia="en-GB"/>
+                <w:rFonts w:eastAsia="Tahoma" w:cstheme="minorHAnsi"/>
+                <w:lang w:eastAsia="Tahoma"/>
+              </w:rPr>
+            </w:pPr>
+            <w:r>
+              <w:rPr>
+                <w:rFonts w:eastAsia="Tahoma" w:cstheme="minorHAnsi"/>
+                <w:lang w:eastAsia="Tahoma"/>
               </w:rPr>
               <w:t> </w:t>
             </w:r>
@@ -1152,18 +1152,18 @@
             <w:pPr>
               <w:spacing w:after="0" w:line="240" w:lineRule="auto"/>
               <w:rPr>
-                <w:rFonts w:eastAsia="Times New Roman" w:cstheme="minorHAnsi"/>
-                <w:b/>
-                <w:bCs/>
-                <w:lang w:eastAsia="en-GB"/>
-              </w:rPr>
-            </w:pPr>
-            <w:r>
-              <w:rPr>
-                <w:rFonts w:eastAsia="Times New Roman" w:cstheme="minorHAnsi"/>
-                <w:b/>
-                <w:bCs/>
-                <w:lang w:eastAsia="en-GB"/>
+                <w:rFonts w:eastAsia="Tahoma" w:cstheme="minorHAnsi"/>
+                <w:b/>
+                <w:bCs/>
+                <w:lang w:eastAsia="Tahoma"/>
+              </w:rPr>
+            </w:pPr>
+            <w:r>
+              <w:rPr>
+                <w:rFonts w:eastAsia="Tahoma" w:cstheme="minorHAnsi"/>
+                <w:b/>
+                <w:bCs/>
+                <w:lang w:eastAsia="Tahoma"/>
               </w:rPr>
               <w:t> </w:t>
             </w:r>
@@ -1180,18 +1180,18 @@
             <w:pPr>
               <w:spacing w:after="0" w:line="240" w:lineRule="auto"/>
               <w:rPr>
-                <w:rFonts w:eastAsia="Times New Roman" w:cstheme="minorHAnsi"/>
-                <w:b/>
-                <w:bCs/>
-                <w:lang w:eastAsia="en-GB"/>
-              </w:rPr>
-            </w:pPr>
-            <w:r>
-              <w:rPr>
-                <w:rFonts w:eastAsia="Times New Roman" w:cstheme="minorHAnsi"/>
-                <w:b/>
-                <w:bCs/>
-                <w:lang w:eastAsia="en-GB"/>
+                <w:rFonts w:eastAsia="Tahoma" w:cstheme="minorHAnsi"/>
+                <w:b/>
+                <w:bCs/>
+                <w:lang w:eastAsia="Tahoma"/>
+              </w:rPr>
+            </w:pPr>
+            <w:r>
+              <w:rPr>
+                <w:rFonts w:eastAsia="Tahoma" w:cstheme="minorHAnsi"/>
+                <w:b/>
+                <w:bCs/>
+                <w:lang w:eastAsia="Tahoma"/>
               </w:rPr>
               <w:t> </w:t>
             </w:r>
@@ -1208,18 +1208,18 @@
             <w:pPr>
               <w:spacing w:after="0" w:line="240" w:lineRule="auto"/>
               <w:rPr>
-                <w:rFonts w:eastAsia="Times New Roman" w:cstheme="minorHAnsi"/>
-                <w:b/>
-                <w:bCs/>
-                <w:lang w:eastAsia="en-GB"/>
-              </w:rPr>
-            </w:pPr>
-            <w:r>
-              <w:rPr>
-                <w:rFonts w:eastAsia="Times New Roman" w:cstheme="minorHAnsi"/>
-                <w:b/>
-                <w:bCs/>
-                <w:lang w:eastAsia="en-GB"/>
+                <w:rFonts w:eastAsia="Tahoma" w:cstheme="minorHAnsi"/>
+                <w:b/>
+                <w:bCs/>
+                <w:lang w:eastAsia="Tahoma"/>
+              </w:rPr>
+            </w:pPr>
+            <w:r>
+              <w:rPr>
+                <w:rFonts w:eastAsia="Tahoma" w:cstheme="minorHAnsi"/>
+                <w:b/>
+                <w:bCs/>
+                <w:lang w:eastAsia="Tahoma"/>
               </w:rPr>
               <w:t> </w:t>
             </w:r>
@@ -1237,18 +1237,18 @@
             <w:pPr>
               <w:spacing w:after="0" w:line="240" w:lineRule="auto"/>
               <w:rPr>
-                <w:rFonts w:eastAsia="Times New Roman" w:cstheme="minorHAnsi"/>
-                <w:b/>
-                <w:bCs/>
-                <w:lang w:eastAsia="en-GB"/>
-              </w:rPr>
-            </w:pPr>
-            <w:r>
-              <w:rPr>
-                <w:rFonts w:eastAsia="Times New Roman" w:cstheme="minorHAnsi"/>
-                <w:b/>
-                <w:bCs/>
-                <w:lang w:eastAsia="en-GB"/>
+                <w:rFonts w:eastAsia="Tahoma" w:cstheme="minorHAnsi"/>
+                <w:b/>
+                <w:bCs/>
+                <w:lang w:eastAsia="Tahoma"/>
+              </w:rPr>
+            </w:pPr>
+            <w:r>
+              <w:rPr>
+                <w:rFonts w:eastAsia="Tahoma" w:cstheme="minorHAnsi"/>
+                <w:b/>
+                <w:bCs/>
+                <w:lang w:eastAsia="Tahoma"/>
               </w:rPr>
               <w:t> </w:t>
             </w:r>
@@ -1265,18 +1265,18 @@
             <w:pPr>
               <w:spacing w:after="0" w:line="240" w:lineRule="auto"/>
               <w:rPr>
-                <w:rFonts w:eastAsia="Times New Roman" w:cstheme="minorHAnsi"/>
-                <w:b/>
-                <w:bCs/>
-                <w:lang w:eastAsia="en-GB"/>
-              </w:rPr>
-            </w:pPr>
-            <w:r>
-              <w:rPr>
-                <w:rFonts w:eastAsia="Times New Roman" w:cstheme="minorHAnsi"/>
-                <w:b/>
-                <w:bCs/>
-                <w:lang w:eastAsia="en-GB"/>
+                <w:rFonts w:eastAsia="Tahoma" w:cstheme="minorHAnsi"/>
+                <w:b/>
+                <w:bCs/>
+                <w:lang w:eastAsia="Tahoma"/>
+              </w:rPr>
+            </w:pPr>
+            <w:r>
+              <w:rPr>
+                <w:rFonts w:eastAsia="Tahoma" w:cstheme="minorHAnsi"/>
+                <w:b/>
+                <w:bCs/>
+                <w:lang w:eastAsia="Tahoma"/>
               </w:rPr>
               <w:t> </w:t>
             </w:r>
@@ -1293,46 +1293,46 @@
             <w:pPr>
               <w:spacing w:after="0" w:line="240" w:lineRule="auto"/>
               <w:rPr>
-                <w:rFonts w:eastAsia="Times New Roman" w:cstheme="minorHAnsi"/>
-                <w:b/>
-                <w:bCs/>
-                <w:lang w:eastAsia="en-GB"/>
-              </w:rPr>
-            </w:pPr>
-            <w:r>
-              <w:rPr>
-                <w:rFonts w:eastAsia="Times New Roman" w:cstheme="minorHAnsi"/>
-                <w:b/>
-                <w:bCs/>
-                <w:lang w:eastAsia="en-GB"/>
-              </w:rPr>
-              <w:t> </w:t>
-            </w:r>
-          </w:p>
-        </w:tc>
-        <w:tc>
-          <w:tcPr>
-            <w:tcW w:w="454" w:type="pct"/>
-            <w:shd w:val="clear" w:color="auto" w:fill="auto"/>
-            <w:vAlign w:val="center"/>
-            <w:hideMark/>
-          </w:tcPr>
-          <w:p>
-            <w:pPr>
-              <w:spacing w:after="0" w:line="240" w:lineRule="auto"/>
-              <w:rPr>
-                <w:rFonts w:eastAsia="Times New Roman" w:cstheme="minorHAnsi"/>
-                <w:b/>
-                <w:bCs/>
-                <w:lang w:eastAsia="en-GB"/>
-              </w:rPr>
-            </w:pPr>
-            <w:r>
-              <w:rPr>
-                <w:rFonts w:eastAsia="Times New Roman" w:cstheme="minorHAnsi"/>
-                <w:b/>
-                <w:bCs/>
-                <w:lang w:eastAsia="en-GB"/>
+                <w:rFonts w:eastAsia="Tahoma" w:cstheme="minorHAnsi"/>
+                <w:b/>
+                <w:bCs/>
+                <w:lang w:eastAsia="Tahoma"/>
+              </w:rPr>
+            </w:pPr>
+            <w:r>
+              <w:rPr>
+                <w:rFonts w:eastAsia="Tahoma" w:cstheme="minorHAnsi"/>
+                <w:b/>
+                <w:bCs/>
+                <w:lang w:eastAsia="Tahoma"/>
+              </w:rPr>
+              <w:t> </w:t>
+            </w:r>
+          </w:p>
+        </w:tc>
+        <w:tc>
+          <w:tcPr>
+            <w:tcW w:w="454" w:type="pct"/>
+            <w:shd w:val="clear" w:color="auto" w:fill="auto"/>
+            <w:vAlign w:val="center"/>
+            <w:hideMark/>
+          </w:tcPr>
+          <w:p>
+            <w:pPr>
+              <w:spacing w:after="0" w:line="240" w:lineRule="auto"/>
+              <w:rPr>
+                <w:rFonts w:eastAsia="Tahoma" w:cstheme="minorHAnsi"/>
+                <w:b/>
+                <w:bCs/>
+                <w:lang w:eastAsia="Tahoma"/>
+              </w:rPr>
+            </w:pPr>
+            <w:r>
+              <w:rPr>
+                <w:rFonts w:eastAsia="Tahoma" w:cstheme="minorHAnsi"/>
+                <w:b/>
+                <w:bCs/>
+                <w:lang w:eastAsia="Tahoma"/>
               </w:rPr>
               <w:t> </w:t>
             </w:r>
@@ -1349,46 +1349,46 @@
             <w:pPr>
               <w:spacing w:after="0" w:line="240" w:lineRule="auto"/>
               <w:rPr>
-                <w:rFonts w:eastAsia="Times New Roman" w:cstheme="minorHAnsi"/>
-                <w:b/>
-                <w:bCs/>
-                <w:lang w:eastAsia="en-GB"/>
-              </w:rPr>
-            </w:pPr>
-            <w:r>
-              <w:rPr>
-                <w:rFonts w:eastAsia="Times New Roman" w:cstheme="minorHAnsi"/>
-                <w:b/>
-                <w:bCs/>
-                <w:lang w:eastAsia="en-GB"/>
-              </w:rPr>
-              <w:t> </w:t>
-            </w:r>
-          </w:p>
-        </w:tc>
-        <w:tc>
-          <w:tcPr>
-            <w:tcW w:w="454" w:type="pct"/>
-            <w:shd w:val="clear" w:color="auto" w:fill="auto"/>
-            <w:vAlign w:val="center"/>
-            <w:hideMark/>
-          </w:tcPr>
-          <w:p>
-            <w:pPr>
-              <w:spacing w:after="0" w:line="240" w:lineRule="auto"/>
-              <w:rPr>
-                <w:rFonts w:eastAsia="Times New Roman" w:cstheme="minorHAnsi"/>
-                <w:b/>
-                <w:bCs/>
-                <w:lang w:eastAsia="en-GB"/>
-              </w:rPr>
-            </w:pPr>
-            <w:r>
-              <w:rPr>
-                <w:rFonts w:eastAsia="Times New Roman" w:cstheme="minorHAnsi"/>
-                <w:b/>
-                <w:bCs/>
-                <w:lang w:eastAsia="en-GB"/>
+                <w:rFonts w:eastAsia="Tahoma" w:cstheme="minorHAnsi"/>
+                <w:b/>
+                <w:bCs/>
+                <w:lang w:eastAsia="Tahoma"/>
+              </w:rPr>
+            </w:pPr>
+            <w:r>
+              <w:rPr>
+                <w:rFonts w:eastAsia="Tahoma" w:cstheme="minorHAnsi"/>
+                <w:b/>
+                <w:bCs/>
+                <w:lang w:eastAsia="Tahoma"/>
+              </w:rPr>
+              <w:t> </w:t>
+            </w:r>
+          </w:p>
+        </w:tc>
+        <w:tc>
+          <w:tcPr>
+            <w:tcW w:w="454" w:type="pct"/>
+            <w:shd w:val="clear" w:color="auto" w:fill="auto"/>
+            <w:vAlign w:val="center"/>
+            <w:hideMark/>
+          </w:tcPr>
+          <w:p>
+            <w:pPr>
+              <w:spacing w:after="0" w:line="240" w:lineRule="auto"/>
+              <w:rPr>
+                <w:rFonts w:eastAsia="Tahoma" w:cstheme="minorHAnsi"/>
+                <w:b/>
+                <w:bCs/>
+                <w:lang w:eastAsia="Tahoma"/>
+              </w:rPr>
+            </w:pPr>
+            <w:r>
+              <w:rPr>
+                <w:rFonts w:eastAsia="Tahoma" w:cstheme="minorHAnsi"/>
+                <w:b/>
+                <w:bCs/>
+                <w:lang w:eastAsia="Tahoma"/>
               </w:rPr>
               <w:t> </w:t>
             </w:r>
@@ -1411,14 +1411,14 @@
             <w:pPr>
               <w:spacing w:after="0" w:line="240" w:lineRule="auto"/>
               <w:rPr>
-                <w:rFonts w:eastAsia="Times New Roman" w:cstheme="minorHAnsi"/>
-                <w:lang w:eastAsia="en-GB"/>
-              </w:rPr>
-            </w:pPr>
-            <w:r>
-              <w:rPr>
-                <w:rFonts w:eastAsia="Times New Roman" w:cstheme="minorHAnsi"/>
-                <w:lang w:eastAsia="en-GB"/>
+                <w:rFonts w:eastAsia="Tahoma" w:cstheme="minorHAnsi"/>
+                <w:lang w:eastAsia="Tahoma"/>
+              </w:rPr>
+            </w:pPr>
+            <w:r>
+              <w:rPr>
+                <w:rFonts w:eastAsia="Tahoma" w:cstheme="minorHAnsi"/>
+                <w:lang w:eastAsia="Tahoma"/>
               </w:rPr>
               <w:t> </w:t>
             </w:r>
@@ -1436,18 +1436,18 @@
             <w:pPr>
               <w:spacing w:after="0" w:line="240" w:lineRule="auto"/>
               <w:rPr>
-                <w:rFonts w:eastAsia="Times New Roman" w:cstheme="minorHAnsi"/>
-                <w:b/>
-                <w:bCs/>
-                <w:lang w:eastAsia="en-GB"/>
-              </w:rPr>
-            </w:pPr>
-            <w:r>
-              <w:rPr>
-                <w:rFonts w:eastAsia="Times New Roman" w:cstheme="minorHAnsi"/>
-                <w:b/>
-                <w:bCs/>
-                <w:lang w:eastAsia="en-GB"/>
+                <w:rFonts w:eastAsia="Tahoma" w:cstheme="minorHAnsi"/>
+                <w:b/>
+                <w:bCs/>
+                <w:lang w:eastAsia="Tahoma"/>
+              </w:rPr>
+            </w:pPr>
+            <w:r>
+              <w:rPr>
+                <w:rFonts w:eastAsia="Tahoma" w:cstheme="minorHAnsi"/>
+                <w:b/>
+                <w:bCs/>
+                <w:lang w:eastAsia="Tahoma"/>
               </w:rPr>
               <w:t> </w:t>
             </w:r>
@@ -1464,18 +1464,18 @@
             <w:pPr>
               <w:spacing w:after="0" w:line="240" w:lineRule="auto"/>
               <w:rPr>
-                <w:rFonts w:eastAsia="Times New Roman" w:cstheme="minorHAnsi"/>
-                <w:b/>
-                <w:bCs/>
-                <w:lang w:eastAsia="en-GB"/>
-              </w:rPr>
-            </w:pPr>
-            <w:r>
-              <w:rPr>
-                <w:rFonts w:eastAsia="Times New Roman" w:cstheme="minorHAnsi"/>
-                <w:b/>
-                <w:bCs/>
-                <w:lang w:eastAsia="en-GB"/>
+                <w:rFonts w:eastAsia="Tahoma" w:cstheme="minorHAnsi"/>
+                <w:b/>
+                <w:bCs/>
+                <w:lang w:eastAsia="Tahoma"/>
+              </w:rPr>
+            </w:pPr>
+            <w:r>
+              <w:rPr>
+                <w:rFonts w:eastAsia="Tahoma" w:cstheme="minorHAnsi"/>
+                <w:b/>
+                <w:bCs/>
+                <w:lang w:eastAsia="Tahoma"/>
               </w:rPr>
               <w:t> </w:t>
             </w:r>
@@ -1492,18 +1492,18 @@
             <w:pPr>
               <w:spacing w:after="0" w:line="240" w:lineRule="auto"/>
               <w:rPr>
-                <w:rFonts w:eastAsia="Times New Roman" w:cstheme="minorHAnsi"/>
-                <w:b/>
-                <w:bCs/>
-                <w:lang w:eastAsia="en-GB"/>
-              </w:rPr>
-            </w:pPr>
-            <w:r>
-              <w:rPr>
-                <w:rFonts w:eastAsia="Times New Roman" w:cstheme="minorHAnsi"/>
-                <w:b/>
-                <w:bCs/>
-                <w:lang w:eastAsia="en-GB"/>
+                <w:rFonts w:eastAsia="Tahoma" w:cstheme="minorHAnsi"/>
+                <w:b/>
+                <w:bCs/>
+                <w:lang w:eastAsia="Tahoma"/>
+              </w:rPr>
+            </w:pPr>
+            <w:r>
+              <w:rPr>
+                <w:rFonts w:eastAsia="Tahoma" w:cstheme="minorHAnsi"/>
+                <w:b/>
+                <w:bCs/>
+                <w:lang w:eastAsia="Tahoma"/>
               </w:rPr>
               <w:t> </w:t>
             </w:r>
@@ -1521,18 +1521,18 @@
             <w:pPr>
               <w:spacing w:after="0" w:line="240" w:lineRule="auto"/>
               <w:rPr>
-                <w:rFonts w:eastAsia="Times New Roman" w:cstheme="minorHAnsi"/>
-                <w:b/>
-                <w:bCs/>
-                <w:lang w:eastAsia="en-GB"/>
-              </w:rPr>
-            </w:pPr>
-            <w:r>
-              <w:rPr>
-                <w:rFonts w:eastAsia="Times New Roman" w:cstheme="minorHAnsi"/>
-                <w:b/>
-                <w:bCs/>
-                <w:lang w:eastAsia="en-GB"/>
+                <w:rFonts w:eastAsia="Tahoma" w:cstheme="minorHAnsi"/>
+                <w:b/>
+                <w:bCs/>
+                <w:lang w:eastAsia="Tahoma"/>
+              </w:rPr>
+            </w:pPr>
+            <w:r>
+              <w:rPr>
+                <w:rFonts w:eastAsia="Tahoma" w:cstheme="minorHAnsi"/>
+                <w:b/>
+                <w:bCs/>
+                <w:lang w:eastAsia="Tahoma"/>
               </w:rPr>
               <w:t> </w:t>
             </w:r>
@@ -1549,18 +1549,18 @@
             <w:pPr>
               <w:spacing w:after="0" w:line="240" w:lineRule="auto"/>
               <w:rPr>
-                <w:rFonts w:eastAsia="Times New Roman" w:cstheme="minorHAnsi"/>
-                <w:b/>
-                <w:bCs/>
-                <w:lang w:eastAsia="en-GB"/>
-              </w:rPr>
-            </w:pPr>
-            <w:r>
-              <w:rPr>
-                <w:rFonts w:eastAsia="Times New Roman" w:cstheme="minorHAnsi"/>
-                <w:b/>
-                <w:bCs/>
-                <w:lang w:eastAsia="en-GB"/>
+                <w:rFonts w:eastAsia="Tahoma" w:cstheme="minorHAnsi"/>
+                <w:b/>
+                <w:bCs/>
+                <w:lang w:eastAsia="Tahoma"/>
+              </w:rPr>
+            </w:pPr>
+            <w:r>
+              <w:rPr>
+                <w:rFonts w:eastAsia="Tahoma" w:cstheme="minorHAnsi"/>
+                <w:b/>
+                <w:bCs/>
+                <w:lang w:eastAsia="Tahoma"/>
               </w:rPr>
               <w:t> </w:t>
             </w:r>
@@ -1577,46 +1577,46 @@
             <w:pPr>
               <w:spacing w:after="0" w:line="240" w:lineRule="auto"/>
               <w:rPr>
-                <w:rFonts w:eastAsia="Times New Roman" w:cstheme="minorHAnsi"/>
-                <w:b/>
-                <w:bCs/>
-                <w:lang w:eastAsia="en-GB"/>
-              </w:rPr>
-            </w:pPr>
-            <w:r>
-              <w:rPr>
-                <w:rFonts w:eastAsia="Times New Roman" w:cstheme="minorHAnsi"/>
-                <w:b/>
-                <w:bCs/>
-                <w:lang w:eastAsia="en-GB"/>
-              </w:rPr>
-              <w:t> </w:t>
-            </w:r>
-          </w:p>
-        </w:tc>
-        <w:tc>
-          <w:tcPr>
-            <w:tcW w:w="454" w:type="pct"/>
-            <w:shd w:val="clear" w:color="auto" w:fill="auto"/>
-            <w:vAlign w:val="center"/>
-            <w:hideMark/>
-          </w:tcPr>
-          <w:p>
-            <w:pPr>
-              <w:spacing w:after="0" w:line="240" w:lineRule="auto"/>
-              <w:rPr>
-                <w:rFonts w:eastAsia="Times New Roman" w:cstheme="minorHAnsi"/>
-                <w:b/>
-                <w:bCs/>
-                <w:lang w:eastAsia="en-GB"/>
-              </w:rPr>
-            </w:pPr>
-            <w:r>
-              <w:rPr>
-                <w:rFonts w:eastAsia="Times New Roman" w:cstheme="minorHAnsi"/>
-                <w:b/>
-                <w:bCs/>
-                <w:lang w:eastAsia="en-GB"/>
+                <w:rFonts w:eastAsia="Tahoma" w:cstheme="minorHAnsi"/>
+                <w:b/>
+                <w:bCs/>
+                <w:lang w:eastAsia="Tahoma"/>
+              </w:rPr>
+            </w:pPr>
+            <w:r>
+              <w:rPr>
+                <w:rFonts w:eastAsia="Tahoma" w:cstheme="minorHAnsi"/>
+                <w:b/>
+                <w:bCs/>
+                <w:lang w:eastAsia="Tahoma"/>
+              </w:rPr>
+              <w:t> </w:t>
+            </w:r>
+          </w:p>
+        </w:tc>
+        <w:tc>
+          <w:tcPr>
+            <w:tcW w:w="454" w:type="pct"/>
+            <w:shd w:val="clear" w:color="auto" w:fill="auto"/>
+            <w:vAlign w:val="center"/>
+            <w:hideMark/>
+          </w:tcPr>
+          <w:p>
+            <w:pPr>
+              <w:spacing w:after="0" w:line="240" w:lineRule="auto"/>
+              <w:rPr>
+                <w:rFonts w:eastAsia="Tahoma" w:cstheme="minorHAnsi"/>
+                <w:b/>
+                <w:bCs/>
+                <w:lang w:eastAsia="Tahoma"/>
+              </w:rPr>
+            </w:pPr>
+            <w:r>
+              <w:rPr>
+                <w:rFonts w:eastAsia="Tahoma" w:cstheme="minorHAnsi"/>
+                <w:b/>
+                <w:bCs/>
+                <w:lang w:eastAsia="Tahoma"/>
               </w:rPr>
               <w:t> </w:t>
             </w:r>
@@ -1633,46 +1633,46 @@
             <w:pPr>
               <w:spacing w:after="0" w:line="240" w:lineRule="auto"/>
               <w:rPr>
-                <w:rFonts w:eastAsia="Times New Roman" w:cstheme="minorHAnsi"/>
-                <w:b/>
-                <w:bCs/>
-                <w:lang w:eastAsia="en-GB"/>
-              </w:rPr>
-            </w:pPr>
-            <w:r>
-              <w:rPr>
-                <w:rFonts w:eastAsia="Times New Roman" w:cstheme="minorHAnsi"/>
-                <w:b/>
-                <w:bCs/>
-                <w:lang w:eastAsia="en-GB"/>
-              </w:rPr>
-              <w:t> </w:t>
-            </w:r>
-          </w:p>
-        </w:tc>
-        <w:tc>
-          <w:tcPr>
-            <w:tcW w:w="454" w:type="pct"/>
-            <w:shd w:val="clear" w:color="auto" w:fill="auto"/>
-            <w:vAlign w:val="center"/>
-            <w:hideMark/>
-          </w:tcPr>
-          <w:p>
-            <w:pPr>
-              <w:spacing w:after="0" w:line="240" w:lineRule="auto"/>
-              <w:rPr>
-                <w:rFonts w:eastAsia="Times New Roman" w:cstheme="minorHAnsi"/>
-                <w:b/>
-                <w:bCs/>
-                <w:lang w:eastAsia="en-GB"/>
-              </w:rPr>
-            </w:pPr>
-            <w:r>
-              <w:rPr>
-                <w:rFonts w:eastAsia="Times New Roman" w:cstheme="minorHAnsi"/>
-                <w:b/>
-                <w:bCs/>
-                <w:lang w:eastAsia="en-GB"/>
+                <w:rFonts w:eastAsia="Tahoma" w:cstheme="minorHAnsi"/>
+                <w:b/>
+                <w:bCs/>
+                <w:lang w:eastAsia="Tahoma"/>
+              </w:rPr>
+            </w:pPr>
+            <w:r>
+              <w:rPr>
+                <w:rFonts w:eastAsia="Tahoma" w:cstheme="minorHAnsi"/>
+                <w:b/>
+                <w:bCs/>
+                <w:lang w:eastAsia="Tahoma"/>
+              </w:rPr>
+              <w:t> </w:t>
+            </w:r>
+          </w:p>
+        </w:tc>
+        <w:tc>
+          <w:tcPr>
+            <w:tcW w:w="454" w:type="pct"/>
+            <w:shd w:val="clear" w:color="auto" w:fill="auto"/>
+            <w:vAlign w:val="center"/>
+            <w:hideMark/>
+          </w:tcPr>
+          <w:p>
+            <w:pPr>
+              <w:spacing w:after="0" w:line="240" w:lineRule="auto"/>
+              <w:rPr>
+                <w:rFonts w:eastAsia="Tahoma" w:cstheme="minorHAnsi"/>
+                <w:b/>
+                <w:bCs/>
+                <w:lang w:eastAsia="Tahoma"/>
+              </w:rPr>
+            </w:pPr>
+            <w:r>
+              <w:rPr>
+                <w:rFonts w:eastAsia="Tahoma" w:cstheme="minorHAnsi"/>
+                <w:b/>
+                <w:bCs/>
+                <w:lang w:eastAsia="Tahoma"/>
               </w:rPr>
               <w:t> </w:t>
             </w:r>
@@ -1695,14 +1695,14 @@
             <w:pPr>
               <w:spacing w:after="0" w:line="240" w:lineRule="auto"/>
               <w:rPr>
-                <w:rFonts w:eastAsia="Times New Roman" w:cstheme="minorHAnsi"/>
-                <w:lang w:eastAsia="en-GB"/>
-              </w:rPr>
-            </w:pPr>
-            <w:r>
-              <w:rPr>
-                <w:rFonts w:eastAsia="Times New Roman" w:cstheme="minorHAnsi"/>
-                <w:lang w:eastAsia="en-GB"/>
+                <w:rFonts w:eastAsia="Tahoma" w:cstheme="minorHAnsi"/>
+                <w:lang w:eastAsia="Tahoma"/>
+              </w:rPr>
+            </w:pPr>
+            <w:r>
+              <w:rPr>
+                <w:rFonts w:eastAsia="Tahoma" w:cstheme="minorHAnsi"/>
+                <w:lang w:eastAsia="Tahoma"/>
               </w:rPr>
               <w:t> </w:t>
             </w:r>
@@ -1720,18 +1720,18 @@
             <w:pPr>
               <w:spacing w:after="0" w:line="240" w:lineRule="auto"/>
               <w:rPr>
-                <w:rFonts w:eastAsia="Times New Roman" w:cstheme="minorHAnsi"/>
-                <w:b/>
-                <w:bCs/>
-                <w:lang w:eastAsia="en-GB"/>
-              </w:rPr>
-            </w:pPr>
-            <w:r>
-              <w:rPr>
-                <w:rFonts w:eastAsia="Times New Roman" w:cstheme="minorHAnsi"/>
-                <w:b/>
-                <w:bCs/>
-                <w:lang w:eastAsia="en-GB"/>
+                <w:rFonts w:eastAsia="Tahoma" w:cstheme="minorHAnsi"/>
+                <w:b/>
+                <w:bCs/>
+                <w:lang w:eastAsia="Tahoma"/>
+              </w:rPr>
+            </w:pPr>
+            <w:r>
+              <w:rPr>
+                <w:rFonts w:eastAsia="Tahoma" w:cstheme="minorHAnsi"/>
+                <w:b/>
+                <w:bCs/>
+                <w:lang w:eastAsia="Tahoma"/>
               </w:rPr>
               <w:t> </w:t>
             </w:r>
@@ -1748,18 +1748,18 @@
             <w:pPr>
               <w:spacing w:after="0" w:line="240" w:lineRule="auto"/>
               <w:rPr>
-                <w:rFonts w:eastAsia="Times New Roman" w:cstheme="minorHAnsi"/>
-                <w:b/>
-                <w:bCs/>
-                <w:lang w:eastAsia="en-GB"/>
-              </w:rPr>
-            </w:pPr>
-            <w:r>
-              <w:rPr>
-                <w:rFonts w:eastAsia="Times New Roman" w:cstheme="minorHAnsi"/>
-                <w:b/>
-                <w:bCs/>
-                <w:lang w:eastAsia="en-GB"/>
+                <w:rFonts w:eastAsia="Tahoma" w:cstheme="minorHAnsi"/>
+                <w:b/>
+                <w:bCs/>
+                <w:lang w:eastAsia="Tahoma"/>
+              </w:rPr>
+            </w:pPr>
+            <w:r>
+              <w:rPr>
+                <w:rFonts w:eastAsia="Tahoma" w:cstheme="minorHAnsi"/>
+                <w:b/>
+                <w:bCs/>
+                <w:lang w:eastAsia="Tahoma"/>
               </w:rPr>
               <w:t> </w:t>
             </w:r>
@@ -1776,18 +1776,18 @@
             <w:pPr>
               <w:spacing w:after="0" w:line="240" w:lineRule="auto"/>
               <w:rPr>
-                <w:rFonts w:eastAsia="Times New Roman" w:cstheme="minorHAnsi"/>
-                <w:b/>
-                <w:bCs/>
-                <w:lang w:eastAsia="en-GB"/>
-              </w:rPr>
-            </w:pPr>
-            <w:r>
-              <w:rPr>
-                <w:rFonts w:eastAsia="Times New Roman" w:cstheme="minorHAnsi"/>
-                <w:b/>
-                <w:bCs/>
-                <w:lang w:eastAsia="en-GB"/>
+                <w:rFonts w:eastAsia="Tahoma" w:cstheme="minorHAnsi"/>
+                <w:b/>
+                <w:bCs/>
+                <w:lang w:eastAsia="Tahoma"/>
+              </w:rPr>
+            </w:pPr>
+            <w:r>
+              <w:rPr>
+                <w:rFonts w:eastAsia="Tahoma" w:cstheme="minorHAnsi"/>
+                <w:b/>
+                <w:bCs/>
+                <w:lang w:eastAsia="Tahoma"/>
               </w:rPr>
               <w:t> </w:t>
             </w:r>
@@ -1805,18 +1805,18 @@
             <w:pPr>
               <w:spacing w:after="0" w:line="240" w:lineRule="auto"/>
               <w:rPr>
-                <w:rFonts w:eastAsia="Times New Roman" w:cstheme="minorHAnsi"/>
-                <w:b/>
-                <w:bCs/>
-                <w:lang w:eastAsia="en-GB"/>
-              </w:rPr>
-            </w:pPr>
-            <w:r>
-              <w:rPr>
-                <w:rFonts w:eastAsia="Times New Roman" w:cstheme="minorHAnsi"/>
-                <w:b/>
-                <w:bCs/>
-                <w:lang w:eastAsia="en-GB"/>
+                <w:rFonts w:eastAsia="Tahoma" w:cstheme="minorHAnsi"/>
+                <w:b/>
+                <w:bCs/>
+                <w:lang w:eastAsia="Tahoma"/>
+              </w:rPr>
+            </w:pPr>
+            <w:r>
+              <w:rPr>
+                <w:rFonts w:eastAsia="Tahoma" w:cstheme="minorHAnsi"/>
+                <w:b/>
+                <w:bCs/>
+                <w:lang w:eastAsia="Tahoma"/>
               </w:rPr>
               <w:t> </w:t>
             </w:r>
@@ -1833,18 +1833,18 @@
             <w:pPr>
               <w:spacing w:after="0" w:line="240" w:lineRule="auto"/>
               <w:rPr>
-                <w:rFonts w:eastAsia="Times New Roman" w:cstheme="minorHAnsi"/>
-                <w:b/>
-                <w:bCs/>
-                <w:lang w:eastAsia="en-GB"/>
-              </w:rPr>
-            </w:pPr>
-            <w:r>
-              <w:rPr>
-                <w:rFonts w:eastAsia="Times New Roman" w:cstheme="minorHAnsi"/>
-                <w:b/>
-                <w:bCs/>
-                <w:lang w:eastAsia="en-GB"/>
+                <w:rFonts w:eastAsia="Tahoma" w:cstheme="minorHAnsi"/>
+                <w:b/>
+                <w:bCs/>
+                <w:lang w:eastAsia="Tahoma"/>
+              </w:rPr>
+            </w:pPr>
+            <w:r>
+              <w:rPr>
+                <w:rFonts w:eastAsia="Tahoma" w:cstheme="minorHAnsi"/>
+                <w:b/>
+                <w:bCs/>
+                <w:lang w:eastAsia="Tahoma"/>
               </w:rPr>
               <w:t> </w:t>
             </w:r>
@@ -1861,46 +1861,46 @@
             <w:pPr>
               <w:spacing w:after="0" w:line="240" w:lineRule="auto"/>
               <w:rPr>
-                <w:rFonts w:eastAsia="Times New Roman" w:cstheme="minorHAnsi"/>
-                <w:b/>
-                <w:bCs/>
-                <w:lang w:eastAsia="en-GB"/>
-              </w:rPr>
-            </w:pPr>
-            <w:r>
-              <w:rPr>
-                <w:rFonts w:eastAsia="Times New Roman" w:cstheme="minorHAnsi"/>
-                <w:b/>
-                <w:bCs/>
-                <w:lang w:eastAsia="en-GB"/>
-              </w:rPr>
-              <w:t> </w:t>
-            </w:r>
-          </w:p>
-        </w:tc>
-        <w:tc>
-          <w:tcPr>
-            <w:tcW w:w="454" w:type="pct"/>
-            <w:shd w:val="clear" w:color="auto" w:fill="auto"/>
-            <w:vAlign w:val="center"/>
-            <w:hideMark/>
-          </w:tcPr>
-          <w:p>
-            <w:pPr>
-              <w:spacing w:after="0" w:line="240" w:lineRule="auto"/>
-              <w:rPr>
-                <w:rFonts w:eastAsia="Times New Roman" w:cstheme="minorHAnsi"/>
-                <w:b/>
-                <w:bCs/>
-                <w:lang w:eastAsia="en-GB"/>
-              </w:rPr>
-            </w:pPr>
-            <w:r>
-              <w:rPr>
-                <w:rFonts w:eastAsia="Times New Roman" w:cstheme="minorHAnsi"/>
-                <w:b/>
-                <w:bCs/>
-                <w:lang w:eastAsia="en-GB"/>
+                <w:rFonts w:eastAsia="Tahoma" w:cstheme="minorHAnsi"/>
+                <w:b/>
+                <w:bCs/>
+                <w:lang w:eastAsia="Tahoma"/>
+              </w:rPr>
+            </w:pPr>
+            <w:r>
+              <w:rPr>
+                <w:rFonts w:eastAsia="Tahoma" w:cstheme="minorHAnsi"/>
+                <w:b/>
+                <w:bCs/>
+                <w:lang w:eastAsia="Tahoma"/>
+              </w:rPr>
+              <w:t> </w:t>
+            </w:r>
+          </w:p>
+        </w:tc>
+        <w:tc>
+          <w:tcPr>
+            <w:tcW w:w="454" w:type="pct"/>
+            <w:shd w:val="clear" w:color="auto" w:fill="auto"/>
+            <w:vAlign w:val="center"/>
+            <w:hideMark/>
+          </w:tcPr>
+          <w:p>
+            <w:pPr>
+              <w:spacing w:after="0" w:line="240" w:lineRule="auto"/>
+              <w:rPr>
+                <w:rFonts w:eastAsia="Tahoma" w:cstheme="minorHAnsi"/>
+                <w:b/>
+                <w:bCs/>
+                <w:lang w:eastAsia="Tahoma"/>
+              </w:rPr>
+            </w:pPr>
+            <w:r>
+              <w:rPr>
+                <w:rFonts w:eastAsia="Tahoma" w:cstheme="minorHAnsi"/>
+                <w:b/>
+                <w:bCs/>
+                <w:lang w:eastAsia="Tahoma"/>
               </w:rPr>
               <w:t> </w:t>
             </w:r>
@@ -1917,46 +1917,46 @@
             <w:pPr>
               <w:spacing w:after="0" w:line="240" w:lineRule="auto"/>
               <w:rPr>
-                <w:rFonts w:eastAsia="Times New Roman" w:cstheme="minorHAnsi"/>
-                <w:b/>
-                <w:bCs/>
-                <w:lang w:eastAsia="en-GB"/>
-              </w:rPr>
-            </w:pPr>
-            <w:r>
-              <w:rPr>
-                <w:rFonts w:eastAsia="Times New Roman" w:cstheme="minorHAnsi"/>
-                <w:b/>
-                <w:bCs/>
-                <w:lang w:eastAsia="en-GB"/>
-              </w:rPr>
-              <w:t> </w:t>
-            </w:r>
-          </w:p>
-        </w:tc>
-        <w:tc>
-          <w:tcPr>
-            <w:tcW w:w="454" w:type="pct"/>
-            <w:shd w:val="clear" w:color="auto" w:fill="auto"/>
-            <w:vAlign w:val="center"/>
-            <w:hideMark/>
-          </w:tcPr>
-          <w:p>
-            <w:pPr>
-              <w:spacing w:after="0" w:line="240" w:lineRule="auto"/>
-              <w:rPr>
-                <w:rFonts w:eastAsia="Times New Roman" w:cstheme="minorHAnsi"/>
-                <w:b/>
-                <w:bCs/>
-                <w:lang w:eastAsia="en-GB"/>
-              </w:rPr>
-            </w:pPr>
-            <w:r>
-              <w:rPr>
-                <w:rFonts w:eastAsia="Times New Roman" w:cstheme="minorHAnsi"/>
-                <w:b/>
-                <w:bCs/>
-                <w:lang w:eastAsia="en-GB"/>
+                <w:rFonts w:eastAsia="Tahoma" w:cstheme="minorHAnsi"/>
+                <w:b/>
+                <w:bCs/>
+                <w:lang w:eastAsia="Tahoma"/>
+              </w:rPr>
+            </w:pPr>
+            <w:r>
+              <w:rPr>
+                <w:rFonts w:eastAsia="Tahoma" w:cstheme="minorHAnsi"/>
+                <w:b/>
+                <w:bCs/>
+                <w:lang w:eastAsia="Tahoma"/>
+              </w:rPr>
+              <w:t> </w:t>
+            </w:r>
+          </w:p>
+        </w:tc>
+        <w:tc>
+          <w:tcPr>
+            <w:tcW w:w="454" w:type="pct"/>
+            <w:shd w:val="clear" w:color="auto" w:fill="auto"/>
+            <w:vAlign w:val="center"/>
+            <w:hideMark/>
+          </w:tcPr>
+          <w:p>
+            <w:pPr>
+              <w:spacing w:after="0" w:line="240" w:lineRule="auto"/>
+              <w:rPr>
+                <w:rFonts w:eastAsia="Tahoma" w:cstheme="minorHAnsi"/>
+                <w:b/>
+                <w:bCs/>
+                <w:lang w:eastAsia="Tahoma"/>
+              </w:rPr>
+            </w:pPr>
+            <w:r>
+              <w:rPr>
+                <w:rFonts w:eastAsia="Tahoma" w:cstheme="minorHAnsi"/>
+                <w:b/>
+                <w:bCs/>
+                <w:lang w:eastAsia="Tahoma"/>
               </w:rPr>
               <w:t> </w:t>
             </w:r>
@@ -1979,14 +1979,14 @@
             <w:pPr>
               <w:spacing w:after="0" w:line="240" w:lineRule="auto"/>
               <w:rPr>
-                <w:rFonts w:eastAsia="Times New Roman" w:cstheme="minorHAnsi"/>
-                <w:lang w:eastAsia="en-GB"/>
-              </w:rPr>
-            </w:pPr>
-            <w:r>
-              <w:rPr>
-                <w:rFonts w:eastAsia="Times New Roman" w:cstheme="minorHAnsi"/>
-                <w:lang w:eastAsia="en-GB"/>
+                <w:rFonts w:eastAsia="Tahoma" w:cstheme="minorHAnsi"/>
+                <w:lang w:eastAsia="Tahoma"/>
+              </w:rPr>
+            </w:pPr>
+            <w:r>
+              <w:rPr>
+                <w:rFonts w:eastAsia="Tahoma" w:cstheme="minorHAnsi"/>
+                <w:lang w:eastAsia="Tahoma"/>
               </w:rPr>
               <w:t> </w:t>
             </w:r>
@@ -2004,18 +2004,18 @@
             <w:pPr>
               <w:spacing w:after="0" w:line="240" w:lineRule="auto"/>
               <w:rPr>
-                <w:rFonts w:eastAsia="Times New Roman" w:cstheme="minorHAnsi"/>
-                <w:b/>
-                <w:bCs/>
-                <w:lang w:eastAsia="en-GB"/>
-              </w:rPr>
-            </w:pPr>
-            <w:r>
-              <w:rPr>
-                <w:rFonts w:eastAsia="Times New Roman" w:cstheme="minorHAnsi"/>
-                <w:b/>
-                <w:bCs/>
-                <w:lang w:eastAsia="en-GB"/>
+                <w:rFonts w:eastAsia="Tahoma" w:cstheme="minorHAnsi"/>
+                <w:b/>
+                <w:bCs/>
+                <w:lang w:eastAsia="Tahoma"/>
+              </w:rPr>
+            </w:pPr>
+            <w:r>
+              <w:rPr>
+                <w:rFonts w:eastAsia="Tahoma" w:cstheme="minorHAnsi"/>
+                <w:b/>
+                <w:bCs/>
+                <w:lang w:eastAsia="Tahoma"/>
               </w:rPr>
               <w:t> </w:t>
             </w:r>
@@ -2032,18 +2032,18 @@
             <w:pPr>
               <w:spacing w:after="0" w:line="240" w:lineRule="auto"/>
               <w:rPr>
-                <w:rFonts w:eastAsia="Times New Roman" w:cstheme="minorHAnsi"/>
-                <w:b/>
-                <w:bCs/>
-                <w:lang w:eastAsia="en-GB"/>
-              </w:rPr>
-            </w:pPr>
-            <w:r>
-              <w:rPr>
-                <w:rFonts w:eastAsia="Times New Roman" w:cstheme="minorHAnsi"/>
-                <w:b/>
-                <w:bCs/>
-                <w:lang w:eastAsia="en-GB"/>
+                <w:rFonts w:eastAsia="Tahoma" w:cstheme="minorHAnsi"/>
+                <w:b/>
+                <w:bCs/>
+                <w:lang w:eastAsia="Tahoma"/>
+              </w:rPr>
+            </w:pPr>
+            <w:r>
+              <w:rPr>
+                <w:rFonts w:eastAsia="Tahoma" w:cstheme="minorHAnsi"/>
+                <w:b/>
+                <w:bCs/>
+                <w:lang w:eastAsia="Tahoma"/>
               </w:rPr>
               <w:t> </w:t>
             </w:r>
@@ -2060,18 +2060,18 @@
             <w:pPr>
               <w:spacing w:after="0" w:line="240" w:lineRule="auto"/>
               <w:rPr>
-                <w:rFonts w:eastAsia="Times New Roman" w:cstheme="minorHAnsi"/>
-                <w:b/>
-                <w:bCs/>
-                <w:lang w:eastAsia="en-GB"/>
-              </w:rPr>
-            </w:pPr>
-            <w:r>
-              <w:rPr>
-                <w:rFonts w:eastAsia="Times New Roman" w:cstheme="minorHAnsi"/>
-                <w:b/>
-                <w:bCs/>
-                <w:lang w:eastAsia="en-GB"/>
+                <w:rFonts w:eastAsia="Tahoma" w:cstheme="minorHAnsi"/>
+                <w:b/>
+                <w:bCs/>
+                <w:lang w:eastAsia="Tahoma"/>
+              </w:rPr>
+            </w:pPr>
+            <w:r>
+              <w:rPr>
+                <w:rFonts w:eastAsia="Tahoma" w:cstheme="minorHAnsi"/>
+                <w:b/>
+                <w:bCs/>
+                <w:lang w:eastAsia="Tahoma"/>
               </w:rPr>
               <w:t> </w:t>
             </w:r>
@@ -2089,18 +2089,18 @@
             <w:pPr>
               <w:spacing w:after="0" w:line="240" w:lineRule="auto"/>
               <w:rPr>
-                <w:rFonts w:eastAsia="Times New Roman" w:cstheme="minorHAnsi"/>
-                <w:b/>
-                <w:bCs/>
-                <w:lang w:eastAsia="en-GB"/>
-              </w:rPr>
-            </w:pPr>
-            <w:r>
-              <w:rPr>
-                <w:rFonts w:eastAsia="Times New Roman" w:cstheme="minorHAnsi"/>
-                <w:b/>
-                <w:bCs/>
-                <w:lang w:eastAsia="en-GB"/>
+                <w:rFonts w:eastAsia="Tahoma" w:cstheme="minorHAnsi"/>
+                <w:b/>
+                <w:bCs/>
+                <w:lang w:eastAsia="Tahoma"/>
+              </w:rPr>
+            </w:pPr>
+            <w:r>
+              <w:rPr>
+                <w:rFonts w:eastAsia="Tahoma" w:cstheme="minorHAnsi"/>
+                <w:b/>
+                <w:bCs/>
+                <w:lang w:eastAsia="Tahoma"/>
               </w:rPr>
               <w:t> </w:t>
             </w:r>
@@ -2117,18 +2117,18 @@
             <w:pPr>
               <w:spacing w:after="0" w:line="240" w:lineRule="auto"/>
               <w:rPr>
-                <w:rFonts w:eastAsia="Times New Roman" w:cstheme="minorHAnsi"/>
-                <w:b/>
-                <w:bCs/>
-                <w:lang w:eastAsia="en-GB"/>
-              </w:rPr>
-            </w:pPr>
-            <w:r>
-              <w:rPr>
-                <w:rFonts w:eastAsia="Times New Roman" w:cstheme="minorHAnsi"/>
-                <w:b/>
-                <w:bCs/>
-                <w:lang w:eastAsia="en-GB"/>
+                <w:rFonts w:eastAsia="Tahoma" w:cstheme="minorHAnsi"/>
+                <w:b/>
+                <w:bCs/>
+                <w:lang w:eastAsia="Tahoma"/>
+              </w:rPr>
+            </w:pPr>
+            <w:r>
+              <w:rPr>
+                <w:rFonts w:eastAsia="Tahoma" w:cstheme="minorHAnsi"/>
+                <w:b/>
+                <w:bCs/>
+                <w:lang w:eastAsia="Tahoma"/>
               </w:rPr>
               <w:t> </w:t>
             </w:r>
@@ -2145,46 +2145,46 @@
             <w:pPr>
               <w:spacing w:after="0" w:line="240" w:lineRule="auto"/>
               <w:rPr>
-                <w:rFonts w:eastAsia="Times New Roman" w:cstheme="minorHAnsi"/>
-                <w:b/>
-                <w:bCs/>
-                <w:lang w:eastAsia="en-GB"/>
-              </w:rPr>
-            </w:pPr>
-            <w:r>
-              <w:rPr>
-                <w:rFonts w:eastAsia="Times New Roman" w:cstheme="minorHAnsi"/>
-                <w:b/>
-                <w:bCs/>
-                <w:lang w:eastAsia="en-GB"/>
-              </w:rPr>
-              <w:t> </w:t>
-            </w:r>
-          </w:p>
-        </w:tc>
-        <w:tc>
-          <w:tcPr>
-            <w:tcW w:w="454" w:type="pct"/>
-            <w:shd w:val="clear" w:color="auto" w:fill="auto"/>
-            <w:vAlign w:val="center"/>
-            <w:hideMark/>
-          </w:tcPr>
-          <w:p>
-            <w:pPr>
-              <w:spacing w:after="0" w:line="240" w:lineRule="auto"/>
-              <w:rPr>
-                <w:rFonts w:eastAsia="Times New Roman" w:cstheme="minorHAnsi"/>
-                <w:b/>
-                <w:bCs/>
-                <w:lang w:eastAsia="en-GB"/>
-              </w:rPr>
-            </w:pPr>
-            <w:r>
-              <w:rPr>
-                <w:rFonts w:eastAsia="Times New Roman" w:cstheme="minorHAnsi"/>
-                <w:b/>
-                <w:bCs/>
-                <w:lang w:eastAsia="en-GB"/>
+                <w:rFonts w:eastAsia="Tahoma" w:cstheme="minorHAnsi"/>
+                <w:b/>
+                <w:bCs/>
+                <w:lang w:eastAsia="Tahoma"/>
+              </w:rPr>
+            </w:pPr>
+            <w:r>
+              <w:rPr>
+                <w:rFonts w:eastAsia="Tahoma" w:cstheme="minorHAnsi"/>
+                <w:b/>
+                <w:bCs/>
+                <w:lang w:eastAsia="Tahoma"/>
+              </w:rPr>
+              <w:t> </w:t>
+            </w:r>
+          </w:p>
+        </w:tc>
+        <w:tc>
+          <w:tcPr>
+            <w:tcW w:w="454" w:type="pct"/>
+            <w:shd w:val="clear" w:color="auto" w:fill="auto"/>
+            <w:vAlign w:val="center"/>
+            <w:hideMark/>
+          </w:tcPr>
+          <w:p>
+            <w:pPr>
+              <w:spacing w:after="0" w:line="240" w:lineRule="auto"/>
+              <w:rPr>
+                <w:rFonts w:eastAsia="Tahoma" w:cstheme="minorHAnsi"/>
+                <w:b/>
+                <w:bCs/>
+                <w:lang w:eastAsia="Tahoma"/>
+              </w:rPr>
+            </w:pPr>
+            <w:r>
+              <w:rPr>
+                <w:rFonts w:eastAsia="Tahoma" w:cstheme="minorHAnsi"/>
+                <w:b/>
+                <w:bCs/>
+                <w:lang w:eastAsia="Tahoma"/>
               </w:rPr>
               <w:t> </w:t>
             </w:r>
@@ -2201,46 +2201,46 @@
             <w:pPr>
               <w:spacing w:after="0" w:line="240" w:lineRule="auto"/>
               <w:rPr>
-                <w:rFonts w:eastAsia="Times New Roman" w:cstheme="minorHAnsi"/>
-                <w:b/>
-                <w:bCs/>
-                <w:lang w:eastAsia="en-GB"/>
-              </w:rPr>
-            </w:pPr>
-            <w:r>
-              <w:rPr>
-                <w:rFonts w:eastAsia="Times New Roman" w:cstheme="minorHAnsi"/>
-                <w:b/>
-                <w:bCs/>
-                <w:lang w:eastAsia="en-GB"/>
-              </w:rPr>
-              <w:t> </w:t>
-            </w:r>
-          </w:p>
-        </w:tc>
-        <w:tc>
-          <w:tcPr>
-            <w:tcW w:w="454" w:type="pct"/>
-            <w:shd w:val="clear" w:color="auto" w:fill="auto"/>
-            <w:vAlign w:val="center"/>
-            <w:hideMark/>
-          </w:tcPr>
-          <w:p>
-            <w:pPr>
-              <w:spacing w:after="0" w:line="240" w:lineRule="auto"/>
-              <w:rPr>
-                <w:rFonts w:eastAsia="Times New Roman" w:cstheme="minorHAnsi"/>
-                <w:b/>
-                <w:bCs/>
-                <w:lang w:eastAsia="en-GB"/>
-              </w:rPr>
-            </w:pPr>
-            <w:r>
-              <w:rPr>
-                <w:rFonts w:eastAsia="Times New Roman" w:cstheme="minorHAnsi"/>
-                <w:b/>
-                <w:bCs/>
-                <w:lang w:eastAsia="en-GB"/>
+                <w:rFonts w:eastAsia="Tahoma" w:cstheme="minorHAnsi"/>
+                <w:b/>
+                <w:bCs/>
+                <w:lang w:eastAsia="Tahoma"/>
+              </w:rPr>
+            </w:pPr>
+            <w:r>
+              <w:rPr>
+                <w:rFonts w:eastAsia="Tahoma" w:cstheme="minorHAnsi"/>
+                <w:b/>
+                <w:bCs/>
+                <w:lang w:eastAsia="Tahoma"/>
+              </w:rPr>
+              <w:t> </w:t>
+            </w:r>
+          </w:p>
+        </w:tc>
+        <w:tc>
+          <w:tcPr>
+            <w:tcW w:w="454" w:type="pct"/>
+            <w:shd w:val="clear" w:color="auto" w:fill="auto"/>
+            <w:vAlign w:val="center"/>
+            <w:hideMark/>
+          </w:tcPr>
+          <w:p>
+            <w:pPr>
+              <w:spacing w:after="0" w:line="240" w:lineRule="auto"/>
+              <w:rPr>
+                <w:rFonts w:eastAsia="Tahoma" w:cstheme="minorHAnsi"/>
+                <w:b/>
+                <w:bCs/>
+                <w:lang w:eastAsia="Tahoma"/>
+              </w:rPr>
+            </w:pPr>
+            <w:r>
+              <w:rPr>
+                <w:rFonts w:eastAsia="Tahoma" w:cstheme="minorHAnsi"/>
+                <w:b/>
+                <w:bCs/>
+                <w:lang w:eastAsia="Tahoma"/>
               </w:rPr>
               <w:t> </w:t>
             </w:r>
@@ -2263,14 +2263,14 @@
             <w:pPr>
               <w:spacing w:after="0" w:line="240" w:lineRule="auto"/>
               <w:rPr>
-                <w:rFonts w:eastAsia="Times New Roman" w:cstheme="minorHAnsi"/>
-                <w:lang w:eastAsia="en-GB"/>
-              </w:rPr>
-            </w:pPr>
-            <w:r>
-              <w:rPr>
-                <w:rFonts w:eastAsia="Times New Roman" w:cstheme="minorHAnsi"/>
-                <w:lang w:eastAsia="en-GB"/>
+                <w:rFonts w:eastAsia="Tahoma" w:cstheme="minorHAnsi"/>
+                <w:lang w:eastAsia="Tahoma"/>
+              </w:rPr>
+            </w:pPr>
+            <w:r>
+              <w:rPr>
+                <w:rFonts w:eastAsia="Tahoma" w:cstheme="minorHAnsi"/>
+                <w:lang w:eastAsia="Tahoma"/>
               </w:rPr>
               <w:t> </w:t>
             </w:r>
@@ -2288,18 +2288,18 @@
             <w:pPr>
               <w:spacing w:after="0" w:line="240" w:lineRule="auto"/>
               <w:rPr>
-                <w:rFonts w:eastAsia="Times New Roman" w:cstheme="minorHAnsi"/>
-                <w:b/>
-                <w:bCs/>
-                <w:lang w:eastAsia="en-GB"/>
-              </w:rPr>
-            </w:pPr>
-            <w:r>
-              <w:rPr>
-                <w:rFonts w:eastAsia="Times New Roman" w:cstheme="minorHAnsi"/>
-                <w:b/>
-                <w:bCs/>
-                <w:lang w:eastAsia="en-GB"/>
+                <w:rFonts w:eastAsia="Tahoma" w:cstheme="minorHAnsi"/>
+                <w:b/>
+                <w:bCs/>
+                <w:lang w:eastAsia="Tahoma"/>
+              </w:rPr>
+            </w:pPr>
+            <w:r>
+              <w:rPr>
+                <w:rFonts w:eastAsia="Tahoma" w:cstheme="minorHAnsi"/>
+                <w:b/>
+                <w:bCs/>
+                <w:lang w:eastAsia="Tahoma"/>
               </w:rPr>
               <w:t> </w:t>
             </w:r>
@@ -2316,18 +2316,18 @@
             <w:pPr>
               <w:spacing w:after="0" w:line="240" w:lineRule="auto"/>
               <w:rPr>
-                <w:rFonts w:eastAsia="Times New Roman" w:cstheme="minorHAnsi"/>
-                <w:b/>
-                <w:bCs/>
-                <w:lang w:eastAsia="en-GB"/>
-              </w:rPr>
-            </w:pPr>
-            <w:r>
-              <w:rPr>
-                <w:rFonts w:eastAsia="Times New Roman" w:cstheme="minorHAnsi"/>
-                <w:b/>
-                <w:bCs/>
-                <w:lang w:eastAsia="en-GB"/>
+                <w:rFonts w:eastAsia="Tahoma" w:cstheme="minorHAnsi"/>
+                <w:b/>
+                <w:bCs/>
+                <w:lang w:eastAsia="Tahoma"/>
+              </w:rPr>
+            </w:pPr>
+            <w:r>
+              <w:rPr>
+                <w:rFonts w:eastAsia="Tahoma" w:cstheme="minorHAnsi"/>
+                <w:b/>
+                <w:bCs/>
+                <w:lang w:eastAsia="Tahoma"/>
               </w:rPr>
               <w:t> </w:t>
             </w:r>
@@ -2344,18 +2344,18 @@
             <w:pPr>
               <w:spacing w:after="0" w:line="240" w:lineRule="auto"/>
               <w:rPr>
-                <w:rFonts w:eastAsia="Times New Roman" w:cstheme="minorHAnsi"/>
-                <w:b/>
-                <w:bCs/>
-                <w:lang w:eastAsia="en-GB"/>
-              </w:rPr>
-            </w:pPr>
-            <w:r>
-              <w:rPr>
-                <w:rFonts w:eastAsia="Times New Roman" w:cstheme="minorHAnsi"/>
-                <w:b/>
-                <w:bCs/>
-                <w:lang w:eastAsia="en-GB"/>
+                <w:rFonts w:eastAsia="Tahoma" w:cstheme="minorHAnsi"/>
+                <w:b/>
+                <w:bCs/>
+                <w:lang w:eastAsia="Tahoma"/>
+              </w:rPr>
+            </w:pPr>
+            <w:r>
+              <w:rPr>
+                <w:rFonts w:eastAsia="Tahoma" w:cstheme="minorHAnsi"/>
+                <w:b/>
+                <w:bCs/>
+                <w:lang w:eastAsia="Tahoma"/>
               </w:rPr>
               <w:t> </w:t>
             </w:r>
@@ -2373,18 +2373,18 @@
             <w:pPr>
               <w:spacing w:after="0" w:line="240" w:lineRule="auto"/>
               <w:rPr>
-                <w:rFonts w:eastAsia="Times New Roman" w:cstheme="minorHAnsi"/>
-                <w:b/>
-                <w:bCs/>
-                <w:lang w:eastAsia="en-GB"/>
-              </w:rPr>
-            </w:pPr>
-            <w:r>
-              <w:rPr>
-                <w:rFonts w:eastAsia="Times New Roman" w:cstheme="minorHAnsi"/>
-                <w:b/>
-                <w:bCs/>
-                <w:lang w:eastAsia="en-GB"/>
+                <w:rFonts w:eastAsia="Tahoma" w:cstheme="minorHAnsi"/>
+                <w:b/>
+                <w:bCs/>
+                <w:lang w:eastAsia="Tahoma"/>
+              </w:rPr>
+            </w:pPr>
+            <w:r>
+              <w:rPr>
+                <w:rFonts w:eastAsia="Tahoma" w:cstheme="minorHAnsi"/>
+                <w:b/>
+                <w:bCs/>
+                <w:lang w:eastAsia="Tahoma"/>
               </w:rPr>
               <w:t> </w:t>
             </w:r>
@@ -2401,18 +2401,18 @@
             <w:pPr>
               <w:spacing w:after="0" w:line="240" w:lineRule="auto"/>
               <w:rPr>
-                <w:rFonts w:eastAsia="Times New Roman" w:cstheme="minorHAnsi"/>
-                <w:b/>
-                <w:bCs/>
-                <w:lang w:eastAsia="en-GB"/>
-              </w:rPr>
-            </w:pPr>
-            <w:r>
-              <w:rPr>
-                <w:rFonts w:eastAsia="Times New Roman" w:cstheme="minorHAnsi"/>
-                <w:b/>
-                <w:bCs/>
-                <w:lang w:eastAsia="en-GB"/>
+                <w:rFonts w:eastAsia="Tahoma" w:cstheme="minorHAnsi"/>
+                <w:b/>
+                <w:bCs/>
+                <w:lang w:eastAsia="Tahoma"/>
+              </w:rPr>
+            </w:pPr>
+            <w:r>
+              <w:rPr>
+                <w:rFonts w:eastAsia="Tahoma" w:cstheme="minorHAnsi"/>
+                <w:b/>
+                <w:bCs/>
+                <w:lang w:eastAsia="Tahoma"/>
               </w:rPr>
               <w:t> </w:t>
             </w:r>
@@ -2429,46 +2429,46 @@
             <w:pPr>
               <w:spacing w:after="0" w:line="240" w:lineRule="auto"/>
               <w:rPr>
-                <w:rFonts w:eastAsia="Times New Roman" w:cstheme="minorHAnsi"/>
-                <w:b/>
-                <w:bCs/>
-                <w:lang w:eastAsia="en-GB"/>
-              </w:rPr>
-            </w:pPr>
-            <w:r>
-              <w:rPr>
-                <w:rFonts w:eastAsia="Times New Roman" w:cstheme="minorHAnsi"/>
-                <w:b/>
-                <w:bCs/>
-                <w:lang w:eastAsia="en-GB"/>
-              </w:rPr>
-              <w:t> </w:t>
-            </w:r>
-          </w:p>
-        </w:tc>
-        <w:tc>
-          <w:tcPr>
-            <w:tcW w:w="454" w:type="pct"/>
-            <w:shd w:val="clear" w:color="auto" w:fill="auto"/>
-            <w:vAlign w:val="center"/>
-            <w:hideMark/>
-          </w:tcPr>
-          <w:p>
-            <w:pPr>
-              <w:spacing w:after="0" w:line="240" w:lineRule="auto"/>
-              <w:rPr>
-                <w:rFonts w:eastAsia="Times New Roman" w:cstheme="minorHAnsi"/>
-                <w:b/>
-                <w:bCs/>
-                <w:lang w:eastAsia="en-GB"/>
-              </w:rPr>
-            </w:pPr>
-            <w:r>
-              <w:rPr>
-                <w:rFonts w:eastAsia="Times New Roman" w:cstheme="minorHAnsi"/>
-                <w:b/>
-                <w:bCs/>
-                <w:lang w:eastAsia="en-GB"/>
+                <w:rFonts w:eastAsia="Tahoma" w:cstheme="minorHAnsi"/>
+                <w:b/>
+                <w:bCs/>
+                <w:lang w:eastAsia="Tahoma"/>
+              </w:rPr>
+            </w:pPr>
+            <w:r>
+              <w:rPr>
+                <w:rFonts w:eastAsia="Tahoma" w:cstheme="minorHAnsi"/>
+                <w:b/>
+                <w:bCs/>
+                <w:lang w:eastAsia="Tahoma"/>
+              </w:rPr>
+              <w:t> </w:t>
+            </w:r>
+          </w:p>
+        </w:tc>
+        <w:tc>
+          <w:tcPr>
+            <w:tcW w:w="454" w:type="pct"/>
+            <w:shd w:val="clear" w:color="auto" w:fill="auto"/>
+            <w:vAlign w:val="center"/>
+            <w:hideMark/>
+          </w:tcPr>
+          <w:p>
+            <w:pPr>
+              <w:spacing w:after="0" w:line="240" w:lineRule="auto"/>
+              <w:rPr>
+                <w:rFonts w:eastAsia="Tahoma" w:cstheme="minorHAnsi"/>
+                <w:b/>
+                <w:bCs/>
+                <w:lang w:eastAsia="Tahoma"/>
+              </w:rPr>
+            </w:pPr>
+            <w:r>
+              <w:rPr>
+                <w:rFonts w:eastAsia="Tahoma" w:cstheme="minorHAnsi"/>
+                <w:b/>
+                <w:bCs/>
+                <w:lang w:eastAsia="Tahoma"/>
               </w:rPr>
               <w:t> </w:t>
             </w:r>
@@ -2485,46 +2485,46 @@
             <w:pPr>
               <w:spacing w:after="0" w:line="240" w:lineRule="auto"/>
               <w:rPr>
-                <w:rFonts w:eastAsia="Times New Roman" w:cstheme="minorHAnsi"/>
-                <w:b/>
-                <w:bCs/>
-                <w:lang w:eastAsia="en-GB"/>
-              </w:rPr>
-            </w:pPr>
-            <w:r>
-              <w:rPr>
-                <w:rFonts w:eastAsia="Times New Roman" w:cstheme="minorHAnsi"/>
-                <w:b/>
-                <w:bCs/>
-                <w:lang w:eastAsia="en-GB"/>
-              </w:rPr>
-              <w:t> </w:t>
-            </w:r>
-          </w:p>
-        </w:tc>
-        <w:tc>
-          <w:tcPr>
-            <w:tcW w:w="454" w:type="pct"/>
-            <w:shd w:val="clear" w:color="auto" w:fill="auto"/>
-            <w:vAlign w:val="center"/>
-            <w:hideMark/>
-          </w:tcPr>
-          <w:p>
-            <w:pPr>
-              <w:spacing w:after="0" w:line="240" w:lineRule="auto"/>
-              <w:rPr>
-                <w:rFonts w:eastAsia="Times New Roman" w:cstheme="minorHAnsi"/>
-                <w:b/>
-                <w:bCs/>
-                <w:lang w:eastAsia="en-GB"/>
-              </w:rPr>
-            </w:pPr>
-            <w:r>
-              <w:rPr>
-                <w:rFonts w:eastAsia="Times New Roman" w:cstheme="minorHAnsi"/>
-                <w:b/>
-                <w:bCs/>
-                <w:lang w:eastAsia="en-GB"/>
+                <w:rFonts w:eastAsia="Tahoma" w:cstheme="minorHAnsi"/>
+                <w:b/>
+                <w:bCs/>
+                <w:lang w:eastAsia="Tahoma"/>
+              </w:rPr>
+            </w:pPr>
+            <w:r>
+              <w:rPr>
+                <w:rFonts w:eastAsia="Tahoma" w:cstheme="minorHAnsi"/>
+                <w:b/>
+                <w:bCs/>
+                <w:lang w:eastAsia="Tahoma"/>
+              </w:rPr>
+              <w:t> </w:t>
+            </w:r>
+          </w:p>
+        </w:tc>
+        <w:tc>
+          <w:tcPr>
+            <w:tcW w:w="454" w:type="pct"/>
+            <w:shd w:val="clear" w:color="auto" w:fill="auto"/>
+            <w:vAlign w:val="center"/>
+            <w:hideMark/>
+          </w:tcPr>
+          <w:p>
+            <w:pPr>
+              <w:spacing w:after="0" w:line="240" w:lineRule="auto"/>
+              <w:rPr>
+                <w:rFonts w:eastAsia="Tahoma" w:cstheme="minorHAnsi"/>
+                <w:b/>
+                <w:bCs/>
+                <w:lang w:eastAsia="Tahoma"/>
+              </w:rPr>
+            </w:pPr>
+            <w:r>
+              <w:rPr>
+                <w:rFonts w:eastAsia="Tahoma" w:cstheme="minorHAnsi"/>
+                <w:b/>
+                <w:bCs/>
+                <w:lang w:eastAsia="Tahoma"/>
               </w:rPr>
               <w:t> </w:t>
             </w:r>
@@ -2546,8 +2546,8 @@
             <w:pPr>
               <w:spacing w:after="0" w:line="240" w:lineRule="auto"/>
               <w:rPr>
-                <w:rFonts w:eastAsia="Times New Roman" w:cstheme="minorHAnsi"/>
-                <w:lang w:eastAsia="en-GB"/>
+                <w:rFonts w:eastAsia="Tahoma" w:cstheme="minorHAnsi"/>
+                <w:lang w:eastAsia="Tahoma"/>
               </w:rPr>
             </w:pPr>
           </w:p>
@@ -2563,10 +2563,10 @@
             <w:pPr>
               <w:spacing w:after="0" w:line="240" w:lineRule="auto"/>
               <w:rPr>
-                <w:rFonts w:eastAsia="Times New Roman" w:cstheme="minorHAnsi"/>
-                <w:b/>
-                <w:bCs/>
-                <w:lang w:eastAsia="en-GB"/>
+                <w:rFonts w:eastAsia="Tahoma" w:cstheme="minorHAnsi"/>
+                <w:b/>
+                <w:bCs/>
+                <w:lang w:eastAsia="Tahoma"/>
               </w:rPr>
             </w:pPr>
           </w:p>
@@ -2581,10 +2581,10 @@
             <w:pPr>
               <w:spacing w:after="0" w:line="240" w:lineRule="auto"/>
               <w:rPr>
-                <w:rFonts w:eastAsia="Times New Roman" w:cstheme="minorHAnsi"/>
-                <w:b/>
-                <w:bCs/>
-                <w:lang w:eastAsia="en-GB"/>
+                <w:rFonts w:eastAsia="Tahoma" w:cstheme="minorHAnsi"/>
+                <w:b/>
+                <w:bCs/>
+                <w:lang w:eastAsia="Tahoma"/>
               </w:rPr>
             </w:pPr>
           </w:p>
@@ -2599,10 +2599,10 @@
             <w:pPr>
               <w:spacing w:after="0" w:line="240" w:lineRule="auto"/>
               <w:rPr>
-                <w:rFonts w:eastAsia="Times New Roman" w:cstheme="minorHAnsi"/>
-                <w:b/>
-                <w:bCs/>
-                <w:lang w:eastAsia="en-GB"/>
+                <w:rFonts w:eastAsia="Tahoma" w:cstheme="minorHAnsi"/>
+                <w:b/>
+                <w:bCs/>
+                <w:lang w:eastAsia="Tahoma"/>
               </w:rPr>
             </w:pPr>
           </w:p>
@@ -2618,10 +2618,10 @@
             <w:pPr>
               <w:spacing w:after="0" w:line="240" w:lineRule="auto"/>
               <w:rPr>
-                <w:rFonts w:eastAsia="Times New Roman" w:cstheme="minorHAnsi"/>
-                <w:b/>
-                <w:bCs/>
-                <w:lang w:eastAsia="en-GB"/>
+                <w:rFonts w:eastAsia="Tahoma" w:cstheme="minorHAnsi"/>
+                <w:b/>
+                <w:bCs/>
+                <w:lang w:eastAsia="Tahoma"/>
               </w:rPr>
             </w:pPr>
           </w:p>
@@ -2636,10 +2636,10 @@
             <w:pPr>
               <w:spacing w:after="0" w:line="240" w:lineRule="auto"/>
               <w:rPr>
-                <w:rFonts w:eastAsia="Times New Roman" w:cstheme="minorHAnsi"/>
-                <w:b/>
-                <w:bCs/>
-                <w:lang w:eastAsia="en-GB"/>
+                <w:rFonts w:eastAsia="Tahoma" w:cstheme="minorHAnsi"/>
+                <w:b/>
+                <w:bCs/>
+                <w:lang w:eastAsia="Tahoma"/>
               </w:rPr>
             </w:pPr>
           </w:p>
@@ -2654,28 +2654,28 @@
             <w:pPr>
               <w:spacing w:after="0" w:line="240" w:lineRule="auto"/>
               <w:rPr>
-                <w:rFonts w:eastAsia="Times New Roman" w:cstheme="minorHAnsi"/>
-                <w:b/>
-                <w:bCs/>
-                <w:lang w:eastAsia="en-GB"/>
-              </w:rPr>
-            </w:pPr>
-          </w:p>
-        </w:tc>
-        <w:tc>
-          <w:tcPr>
-            <w:tcW w:w="454" w:type="pct"/>
-            <w:shd w:val="clear" w:color="auto" w:fill="auto"/>
-            <w:vAlign w:val="center"/>
-          </w:tcPr>
-          <w:p>
-            <w:pPr>
-              <w:spacing w:after="0" w:line="240" w:lineRule="auto"/>
-              <w:rPr>
-                <w:rFonts w:eastAsia="Times New Roman" w:cstheme="minorHAnsi"/>
-                <w:b/>
-                <w:bCs/>
-                <w:lang w:eastAsia="en-GB"/>
+                <w:rFonts w:eastAsia="Tahoma" w:cstheme="minorHAnsi"/>
+                <w:b/>
+                <w:bCs/>
+                <w:lang w:eastAsia="Tahoma"/>
+              </w:rPr>
+            </w:pPr>
+          </w:p>
+        </w:tc>
+        <w:tc>
+          <w:tcPr>
+            <w:tcW w:w="454" w:type="pct"/>
+            <w:shd w:val="clear" w:color="auto" w:fill="auto"/>
+            <w:vAlign w:val="center"/>
+          </w:tcPr>
+          <w:p>
+            <w:pPr>
+              <w:spacing w:after="0" w:line="240" w:lineRule="auto"/>
+              <w:rPr>
+                <w:rFonts w:eastAsia="Tahoma" w:cstheme="minorHAnsi"/>
+                <w:b/>
+                <w:bCs/>
+                <w:lang w:eastAsia="Tahoma"/>
               </w:rPr>
             </w:pPr>
           </w:p>
@@ -2690,28 +2690,28 @@
             <w:pPr>
               <w:spacing w:after="0" w:line="240" w:lineRule="auto"/>
               <w:rPr>
-                <w:rFonts w:eastAsia="Times New Roman" w:cstheme="minorHAnsi"/>
-                <w:b/>
-                <w:bCs/>
-                <w:lang w:eastAsia="en-GB"/>
-              </w:rPr>
-            </w:pPr>
-          </w:p>
-        </w:tc>
-        <w:tc>
-          <w:tcPr>
-            <w:tcW w:w="454" w:type="pct"/>
-            <w:shd w:val="clear" w:color="auto" w:fill="auto"/>
-            <w:vAlign w:val="center"/>
-          </w:tcPr>
-          <w:p>
-            <w:pPr>
-              <w:spacing w:after="0" w:line="240" w:lineRule="auto"/>
-              <w:rPr>
-                <w:rFonts w:eastAsia="Times New Roman" w:cstheme="minorHAnsi"/>
-                <w:b/>
-                <w:bCs/>
-                <w:lang w:eastAsia="en-GB"/>
+                <w:rFonts w:eastAsia="Tahoma" w:cstheme="minorHAnsi"/>
+                <w:b/>
+                <w:bCs/>
+                <w:lang w:eastAsia="Tahoma"/>
+              </w:rPr>
+            </w:pPr>
+          </w:p>
+        </w:tc>
+        <w:tc>
+          <w:tcPr>
+            <w:tcW w:w="454" w:type="pct"/>
+            <w:shd w:val="clear" w:color="auto" w:fill="auto"/>
+            <w:vAlign w:val="center"/>
+          </w:tcPr>
+          <w:p>
+            <w:pPr>
+              <w:spacing w:after="0" w:line="240" w:lineRule="auto"/>
+              <w:rPr>
+                <w:rFonts w:eastAsia="Tahoma" w:cstheme="minorHAnsi"/>
+                <w:b/>
+                <w:bCs/>
+                <w:lang w:eastAsia="Tahoma"/>
               </w:rPr>
             </w:pPr>
           </w:p>
@@ -2733,14 +2733,14 @@
             <w:pPr>
               <w:spacing w:after="0" w:line="240" w:lineRule="auto"/>
               <w:rPr>
-                <w:rFonts w:eastAsia="Times New Roman" w:cstheme="minorHAnsi"/>
-                <w:lang w:eastAsia="en-GB"/>
-              </w:rPr>
-            </w:pPr>
-            <w:r>
-              <w:rPr>
-                <w:rFonts w:eastAsia="Times New Roman" w:cstheme="minorHAnsi"/>
-                <w:lang w:eastAsia="en-GB"/>
+                <w:rFonts w:eastAsia="Tahoma" w:cstheme="minorHAnsi"/>
+                <w:lang w:eastAsia="Tahoma"/>
+              </w:rPr>
+            </w:pPr>
+            <w:r>
+              <w:rPr>
+                <w:rFonts w:eastAsia="Tahoma" w:cstheme="minorHAnsi"/>
+                <w:lang w:eastAsia="Tahoma"/>
               </w:rPr>
               <w:t> </w:t>
             </w:r>
@@ -2758,18 +2758,18 @@
             <w:pPr>
               <w:spacing w:after="0" w:line="240" w:lineRule="auto"/>
               <w:rPr>
-                <w:rFonts w:eastAsia="Times New Roman" w:cstheme="minorHAnsi"/>
-                <w:b/>
-                <w:bCs/>
-                <w:lang w:eastAsia="en-GB"/>
-              </w:rPr>
-            </w:pPr>
-            <w:r>
-              <w:rPr>
-                <w:rFonts w:eastAsia="Times New Roman" w:cstheme="minorHAnsi"/>
-                <w:b/>
-                <w:bCs/>
-                <w:lang w:eastAsia="en-GB"/>
+                <w:rFonts w:eastAsia="Tahoma" w:cstheme="minorHAnsi"/>
+                <w:b/>
+                <w:bCs/>
+                <w:lang w:eastAsia="Tahoma"/>
+              </w:rPr>
+            </w:pPr>
+            <w:r>
+              <w:rPr>
+                <w:rFonts w:eastAsia="Tahoma" w:cstheme="minorHAnsi"/>
+                <w:b/>
+                <w:bCs/>
+                <w:lang w:eastAsia="Tahoma"/>
               </w:rPr>
               <w:t> </w:t>
             </w:r>
@@ -2786,18 +2786,18 @@
             <w:pPr>
               <w:spacing w:after="0" w:line="240" w:lineRule="auto"/>
               <w:rPr>
-                <w:rFonts w:eastAsia="Times New Roman" w:cstheme="minorHAnsi"/>
-                <w:b/>
-                <w:bCs/>
-                <w:lang w:eastAsia="en-GB"/>
-              </w:rPr>
-            </w:pPr>
-            <w:r>
-              <w:rPr>
-                <w:rFonts w:eastAsia="Times New Roman" w:cstheme="minorHAnsi"/>
-                <w:b/>
-                <w:bCs/>
-                <w:lang w:eastAsia="en-GB"/>
+                <w:rFonts w:eastAsia="Tahoma" w:cstheme="minorHAnsi"/>
+                <w:b/>
+                <w:bCs/>
+                <w:lang w:eastAsia="Tahoma"/>
+              </w:rPr>
+            </w:pPr>
+            <w:r>
+              <w:rPr>
+                <w:rFonts w:eastAsia="Tahoma" w:cstheme="minorHAnsi"/>
+                <w:b/>
+                <w:bCs/>
+                <w:lang w:eastAsia="Tahoma"/>
               </w:rPr>
               <w:t> </w:t>
             </w:r>
@@ -2814,18 +2814,18 @@
             <w:pPr>
               <w:spacing w:after="0" w:line="240" w:lineRule="auto"/>
               <w:rPr>
-                <w:rFonts w:eastAsia="Times New Roman" w:cstheme="minorHAnsi"/>
-                <w:b/>
-                <w:bCs/>
-                <w:lang w:eastAsia="en-GB"/>
-              </w:rPr>
-            </w:pPr>
-            <w:r>
-              <w:rPr>
-                <w:rFonts w:eastAsia="Times New Roman" w:cstheme="minorHAnsi"/>
-                <w:b/>
-                <w:bCs/>
-                <w:lang w:eastAsia="en-GB"/>
+                <w:rFonts w:eastAsia="Tahoma" w:cstheme="minorHAnsi"/>
+                <w:b/>
+                <w:bCs/>
+                <w:lang w:eastAsia="Tahoma"/>
+              </w:rPr>
+            </w:pPr>
+            <w:r>
+              <w:rPr>
+                <w:rFonts w:eastAsia="Tahoma" w:cstheme="minorHAnsi"/>
+                <w:b/>
+                <w:bCs/>
+                <w:lang w:eastAsia="Tahoma"/>
               </w:rPr>
               <w:t> </w:t>
             </w:r>
@@ -2843,18 +2843,18 @@
             <w:pPr>
               <w:spacing w:after="0" w:line="240" w:lineRule="auto"/>
               <w:rPr>
-                <w:rFonts w:eastAsia="Times New Roman" w:cstheme="minorHAnsi"/>
-                <w:b/>
-                <w:bCs/>
-                <w:lang w:eastAsia="en-GB"/>
-              </w:rPr>
-            </w:pPr>
-            <w:r>
-              <w:rPr>
-                <w:rFonts w:eastAsia="Times New Roman" w:cstheme="minorHAnsi"/>
-                <w:b/>
-                <w:bCs/>
-                <w:lang w:eastAsia="en-GB"/>
+                <w:rFonts w:eastAsia="Tahoma" w:cstheme="minorHAnsi"/>
+                <w:b/>
+                <w:bCs/>
+                <w:lang w:eastAsia="Tahoma"/>
+              </w:rPr>
+            </w:pPr>
+            <w:r>
+              <w:rPr>
+                <w:rFonts w:eastAsia="Tahoma" w:cstheme="minorHAnsi"/>
+                <w:b/>
+                <w:bCs/>
+                <w:lang w:eastAsia="Tahoma"/>
               </w:rPr>
               <w:t> </w:t>
             </w:r>
@@ -2871,18 +2871,18 @@
             <w:pPr>
               <w:spacing w:after="0" w:line="240" w:lineRule="auto"/>
               <w:rPr>
-                <w:rFonts w:eastAsia="Times New Roman" w:cstheme="minorHAnsi"/>
-                <w:b/>
-                <w:bCs/>
-                <w:lang w:eastAsia="en-GB"/>
-              </w:rPr>
-            </w:pPr>
-            <w:r>
-              <w:rPr>
-                <w:rFonts w:eastAsia="Times New Roman" w:cstheme="minorHAnsi"/>
-                <w:b/>
-                <w:bCs/>
-                <w:lang w:eastAsia="en-GB"/>
+                <w:rFonts w:eastAsia="Tahoma" w:cstheme="minorHAnsi"/>
+                <w:b/>
+                <w:bCs/>
+                <w:lang w:eastAsia="Tahoma"/>
+              </w:rPr>
+            </w:pPr>
+            <w:r>
+              <w:rPr>
+                <w:rFonts w:eastAsia="Tahoma" w:cstheme="minorHAnsi"/>
+                <w:b/>
+                <w:bCs/>
+                <w:lang w:eastAsia="Tahoma"/>
               </w:rPr>
               <w:t> </w:t>
             </w:r>
@@ -2899,46 +2899,46 @@
             <w:pPr>
               <w:spacing w:after="0" w:line="240" w:lineRule="auto"/>
               <w:rPr>
-                <w:rFonts w:eastAsia="Times New Roman" w:cstheme="minorHAnsi"/>
-                <w:b/>
-                <w:bCs/>
-                <w:lang w:eastAsia="en-GB"/>
-              </w:rPr>
-            </w:pPr>
-            <w:r>
-              <w:rPr>
-                <w:rFonts w:eastAsia="Times New Roman" w:cstheme="minorHAnsi"/>
-                <w:b/>
-                <w:bCs/>
-                <w:lang w:eastAsia="en-GB"/>
-              </w:rPr>
-              <w:t> </w:t>
-            </w:r>
-          </w:p>
-        </w:tc>
-        <w:tc>
-          <w:tcPr>
-            <w:tcW w:w="454" w:type="pct"/>
-            <w:shd w:val="clear" w:color="auto" w:fill="auto"/>
-            <w:vAlign w:val="center"/>
-            <w:hideMark/>
-          </w:tcPr>
-          <w:p>
-            <w:pPr>
-              <w:spacing w:after="0" w:line="240" w:lineRule="auto"/>
-              <w:rPr>
-                <w:rFonts w:eastAsia="Times New Roman" w:cstheme="minorHAnsi"/>
-                <w:b/>
-                <w:bCs/>
-                <w:lang w:eastAsia="en-GB"/>
-              </w:rPr>
-            </w:pPr>
-            <w:r>
-              <w:rPr>
-                <w:rFonts w:eastAsia="Times New Roman" w:cstheme="minorHAnsi"/>
-                <w:b/>
-                <w:bCs/>
-                <w:lang w:eastAsia="en-GB"/>
+                <w:rFonts w:eastAsia="Tahoma" w:cstheme="minorHAnsi"/>
+                <w:b/>
+                <w:bCs/>
+                <w:lang w:eastAsia="Tahoma"/>
+              </w:rPr>
+            </w:pPr>
+            <w:r>
+              <w:rPr>
+                <w:rFonts w:eastAsia="Tahoma" w:cstheme="minorHAnsi"/>
+                <w:b/>
+                <w:bCs/>
+                <w:lang w:eastAsia="Tahoma"/>
+              </w:rPr>
+              <w:t> </w:t>
+            </w:r>
+          </w:p>
+        </w:tc>
+        <w:tc>
+          <w:tcPr>
+            <w:tcW w:w="454" w:type="pct"/>
+            <w:shd w:val="clear" w:color="auto" w:fill="auto"/>
+            <w:vAlign w:val="center"/>
+            <w:hideMark/>
+          </w:tcPr>
+          <w:p>
+            <w:pPr>
+              <w:spacing w:after="0" w:line="240" w:lineRule="auto"/>
+              <w:rPr>
+                <w:rFonts w:eastAsia="Tahoma" w:cstheme="minorHAnsi"/>
+                <w:b/>
+                <w:bCs/>
+                <w:lang w:eastAsia="Tahoma"/>
+              </w:rPr>
+            </w:pPr>
+            <w:r>
+              <w:rPr>
+                <w:rFonts w:eastAsia="Tahoma" w:cstheme="minorHAnsi"/>
+                <w:b/>
+                <w:bCs/>
+                <w:lang w:eastAsia="Tahoma"/>
               </w:rPr>
               <w:t> </w:t>
             </w:r>
@@ -2955,46 +2955,46 @@
             <w:pPr>
               <w:spacing w:after="0" w:line="240" w:lineRule="auto"/>
               <w:rPr>
-                <w:rFonts w:eastAsia="Times New Roman" w:cstheme="minorHAnsi"/>
-                <w:b/>
-                <w:bCs/>
-                <w:lang w:eastAsia="en-GB"/>
-              </w:rPr>
-            </w:pPr>
-            <w:r>
-              <w:rPr>
-                <w:rFonts w:eastAsia="Times New Roman" w:cstheme="minorHAnsi"/>
-                <w:b/>
-                <w:bCs/>
-                <w:lang w:eastAsia="en-GB"/>
-              </w:rPr>
-              <w:t> </w:t>
-            </w:r>
-          </w:p>
-        </w:tc>
-        <w:tc>
-          <w:tcPr>
-            <w:tcW w:w="454" w:type="pct"/>
-            <w:shd w:val="clear" w:color="auto" w:fill="auto"/>
-            <w:vAlign w:val="center"/>
-            <w:hideMark/>
-          </w:tcPr>
-          <w:p>
-            <w:pPr>
-              <w:spacing w:after="0" w:line="240" w:lineRule="auto"/>
-              <w:rPr>
-                <w:rFonts w:eastAsia="Times New Roman" w:cstheme="minorHAnsi"/>
-                <w:b/>
-                <w:bCs/>
-                <w:lang w:eastAsia="en-GB"/>
-              </w:rPr>
-            </w:pPr>
-            <w:r>
-              <w:rPr>
-                <w:rFonts w:eastAsia="Times New Roman" w:cstheme="minorHAnsi"/>
-                <w:b/>
-                <w:bCs/>
-                <w:lang w:eastAsia="en-GB"/>
+                <w:rFonts w:eastAsia="Tahoma" w:cstheme="minorHAnsi"/>
+                <w:b/>
+                <w:bCs/>
+                <w:lang w:eastAsia="Tahoma"/>
+              </w:rPr>
+            </w:pPr>
+            <w:r>
+              <w:rPr>
+                <w:rFonts w:eastAsia="Tahoma" w:cstheme="minorHAnsi"/>
+                <w:b/>
+                <w:bCs/>
+                <w:lang w:eastAsia="Tahoma"/>
+              </w:rPr>
+              <w:t> </w:t>
+            </w:r>
+          </w:p>
+        </w:tc>
+        <w:tc>
+          <w:tcPr>
+            <w:tcW w:w="454" w:type="pct"/>
+            <w:shd w:val="clear" w:color="auto" w:fill="auto"/>
+            <w:vAlign w:val="center"/>
+            <w:hideMark/>
+          </w:tcPr>
+          <w:p>
+            <w:pPr>
+              <w:spacing w:after="0" w:line="240" w:lineRule="auto"/>
+              <w:rPr>
+                <w:rFonts w:eastAsia="Tahoma" w:cstheme="minorHAnsi"/>
+                <w:b/>
+                <w:bCs/>
+                <w:lang w:eastAsia="Tahoma"/>
+              </w:rPr>
+            </w:pPr>
+            <w:r>
+              <w:rPr>
+                <w:rFonts w:eastAsia="Tahoma" w:cstheme="minorHAnsi"/>
+                <w:b/>
+                <w:bCs/>
+                <w:lang w:eastAsia="Tahoma"/>
               </w:rPr>
               <w:t> </w:t>
             </w:r>
@@ -3016,8 +3016,8 @@
             <w:pPr>
               <w:spacing w:after="0" w:line="240" w:lineRule="auto"/>
               <w:rPr>
-                <w:rFonts w:eastAsia="Times New Roman" w:cstheme="minorHAnsi"/>
-                <w:lang w:eastAsia="en-GB"/>
+                <w:rFonts w:eastAsia="Tahoma" w:cstheme="minorHAnsi"/>
+                <w:lang w:eastAsia="Tahoma"/>
               </w:rPr>
             </w:pPr>
           </w:p>
@@ -3033,10 +3033,10 @@
             <w:pPr>
               <w:spacing w:after="0" w:line="240" w:lineRule="auto"/>
               <w:rPr>
-                <w:rFonts w:eastAsia="Times New Roman" w:cstheme="minorHAnsi"/>
-                <w:b/>
-                <w:bCs/>
-                <w:lang w:eastAsia="en-GB"/>
+                <w:rFonts w:eastAsia="Tahoma" w:cstheme="minorHAnsi"/>
+                <w:b/>
+                <w:bCs/>
+                <w:lang w:eastAsia="Tahoma"/>
               </w:rPr>
             </w:pPr>
           </w:p>
@@ -3051,10 +3051,10 @@
             <w:pPr>
               <w:spacing w:after="0" w:line="240" w:lineRule="auto"/>
               <w:rPr>
-                <w:rFonts w:eastAsia="Times New Roman" w:cstheme="minorHAnsi"/>
-                <w:b/>
-                <w:bCs/>
-                <w:lang w:eastAsia="en-GB"/>
+                <w:rFonts w:eastAsia="Tahoma" w:cstheme="minorHAnsi"/>
+                <w:b/>
+                <w:bCs/>
+                <w:lang w:eastAsia="Tahoma"/>
               </w:rPr>
             </w:pPr>
           </w:p>
@@ -3069,10 +3069,10 @@
             <w:pPr>
               <w:spacing w:after="0" w:line="240" w:lineRule="auto"/>
               <w:rPr>
-                <w:rFonts w:eastAsia="Times New Roman" w:cstheme="minorHAnsi"/>
-                <w:b/>
-                <w:bCs/>
-                <w:lang w:eastAsia="en-GB"/>
+                <w:rFonts w:eastAsia="Tahoma" w:cstheme="minorHAnsi"/>
+                <w:b/>
+                <w:bCs/>
+                <w:lang w:eastAsia="Tahoma"/>
               </w:rPr>
             </w:pPr>
           </w:p>
@@ -3088,10 +3088,10 @@
             <w:pPr>
               <w:spacing w:after="0" w:line="240" w:lineRule="auto"/>
               <w:rPr>
-                <w:rFonts w:eastAsia="Times New Roman" w:cstheme="minorHAnsi"/>
-                <w:b/>
-                <w:bCs/>
-                <w:lang w:eastAsia="en-GB"/>
+                <w:rFonts w:eastAsia="Tahoma" w:cstheme="minorHAnsi"/>
+                <w:b/>
+                <w:bCs/>
+                <w:lang w:eastAsia="Tahoma"/>
               </w:rPr>
             </w:pPr>
           </w:p>
@@ -3106,10 +3106,10 @@
             <w:pPr>
               <w:spacing w:after="0" w:line="240" w:lineRule="auto"/>
               <w:rPr>
-                <w:rFonts w:eastAsia="Times New Roman" w:cstheme="minorHAnsi"/>
-                <w:b/>
-                <w:bCs/>
-                <w:lang w:eastAsia="en-GB"/>
+                <w:rFonts w:eastAsia="Tahoma" w:cstheme="minorHAnsi"/>
+                <w:b/>
+                <w:bCs/>
+                <w:lang w:eastAsia="Tahoma"/>
               </w:rPr>
             </w:pPr>
           </w:p>
@@ -3124,28 +3124,28 @@
             <w:pPr>
               <w:spacing w:after="0" w:line="240" w:lineRule="auto"/>
               <w:rPr>
-                <w:rFonts w:eastAsia="Times New Roman" w:cstheme="minorHAnsi"/>
-                <w:b/>
-                <w:bCs/>
-                <w:lang w:eastAsia="en-GB"/>
-              </w:rPr>
-            </w:pPr>
-          </w:p>
-        </w:tc>
-        <w:tc>
-          <w:tcPr>
-            <w:tcW w:w="454" w:type="pct"/>
-            <w:shd w:val="clear" w:color="auto" w:fill="auto"/>
-            <w:vAlign w:val="center"/>
-          </w:tcPr>
-          <w:p>
-            <w:pPr>
-              <w:spacing w:after="0" w:line="240" w:lineRule="auto"/>
-              <w:rPr>
-                <w:rFonts w:eastAsia="Times New Roman" w:cstheme="minorHAnsi"/>
-                <w:b/>
-                <w:bCs/>
-                <w:lang w:eastAsia="en-GB"/>
+                <w:rFonts w:eastAsia="Tahoma" w:cstheme="minorHAnsi"/>
+                <w:b/>
+                <w:bCs/>
+                <w:lang w:eastAsia="Tahoma"/>
+              </w:rPr>
+            </w:pPr>
+          </w:p>
+        </w:tc>
+        <w:tc>
+          <w:tcPr>
+            <w:tcW w:w="454" w:type="pct"/>
+            <w:shd w:val="clear" w:color="auto" w:fill="auto"/>
+            <w:vAlign w:val="center"/>
+          </w:tcPr>
+          <w:p>
+            <w:pPr>
+              <w:spacing w:after="0" w:line="240" w:lineRule="auto"/>
+              <w:rPr>
+                <w:rFonts w:eastAsia="Tahoma" w:cstheme="minorHAnsi"/>
+                <w:b/>
+                <w:bCs/>
+                <w:lang w:eastAsia="Tahoma"/>
               </w:rPr>
             </w:pPr>
           </w:p>
@@ -3160,28 +3160,28 @@
             <w:pPr>
               <w:spacing w:after="0" w:line="240" w:lineRule="auto"/>
               <w:rPr>
-                <w:rFonts w:eastAsia="Times New Roman" w:cstheme="minorHAnsi"/>
-                <w:b/>
-                <w:bCs/>
-                <w:lang w:eastAsia="en-GB"/>
-              </w:rPr>
-            </w:pPr>
-          </w:p>
-        </w:tc>
-        <w:tc>
-          <w:tcPr>
-            <w:tcW w:w="454" w:type="pct"/>
-            <w:shd w:val="clear" w:color="auto" w:fill="auto"/>
-            <w:vAlign w:val="center"/>
-          </w:tcPr>
-          <w:p>
-            <w:pPr>
-              <w:spacing w:after="0" w:line="240" w:lineRule="auto"/>
-              <w:rPr>
-                <w:rFonts w:eastAsia="Times New Roman" w:cstheme="minorHAnsi"/>
-                <w:b/>
-                <w:bCs/>
-                <w:lang w:eastAsia="en-GB"/>
+                <w:rFonts w:eastAsia="Tahoma" w:cstheme="minorHAnsi"/>
+                <w:b/>
+                <w:bCs/>
+                <w:lang w:eastAsia="Tahoma"/>
+              </w:rPr>
+            </w:pPr>
+          </w:p>
+        </w:tc>
+        <w:tc>
+          <w:tcPr>
+            <w:tcW w:w="454" w:type="pct"/>
+            <w:shd w:val="clear" w:color="auto" w:fill="auto"/>
+            <w:vAlign w:val="center"/>
+          </w:tcPr>
+          <w:p>
+            <w:pPr>
+              <w:spacing w:after="0" w:line="240" w:lineRule="auto"/>
+              <w:rPr>
+                <w:rFonts w:eastAsia="Tahoma" w:cstheme="minorHAnsi"/>
+                <w:b/>
+                <w:bCs/>
+                <w:lang w:eastAsia="Tahoma"/>
               </w:rPr>
             </w:pPr>
           </w:p>
@@ -3202,8 +3202,8 @@
             <w:pPr>
               <w:spacing w:after="0" w:line="240" w:lineRule="auto"/>
               <w:rPr>
-                <w:rFonts w:eastAsia="Times New Roman" w:cstheme="minorHAnsi"/>
-                <w:lang w:eastAsia="en-GB"/>
+                <w:rFonts w:eastAsia="Tahoma" w:cstheme="minorHAnsi"/>
+                <w:lang w:eastAsia="Tahoma"/>
               </w:rPr>
             </w:pPr>
           </w:p>
@@ -3219,10 +3219,10 @@
             <w:pPr>
               <w:spacing w:after="0" w:line="240" w:lineRule="auto"/>
               <w:rPr>
-                <w:rFonts w:eastAsia="Times New Roman" w:cstheme="minorHAnsi"/>
-                <w:b/>
-                <w:bCs/>
-                <w:lang w:eastAsia="en-GB"/>
+                <w:rFonts w:eastAsia="Tahoma" w:cstheme="minorHAnsi"/>
+                <w:b/>
+                <w:bCs/>
+                <w:lang w:eastAsia="Tahoma"/>
               </w:rPr>
             </w:pPr>
           </w:p>
@@ -3237,10 +3237,10 @@
             <w:pPr>
               <w:spacing w:after="0" w:line="240" w:lineRule="auto"/>
               <w:rPr>
-                <w:rFonts w:eastAsia="Times New Roman" w:cstheme="minorHAnsi"/>
-                <w:b/>
-                <w:bCs/>
-                <w:lang w:eastAsia="en-GB"/>
+                <w:rFonts w:eastAsia="Tahoma" w:cstheme="minorHAnsi"/>
+                <w:b/>
+                <w:bCs/>
+                <w:lang w:eastAsia="Tahoma"/>
               </w:rPr>
             </w:pPr>
           </w:p>
@@ -3255,10 +3255,10 @@
             <w:pPr>
               <w:spacing w:after="0" w:line="240" w:lineRule="auto"/>
               <w:rPr>
-                <w:rFonts w:eastAsia="Times New Roman" w:cstheme="minorHAnsi"/>
-                <w:b/>
-                <w:bCs/>
-                <w:lang w:eastAsia="en-GB"/>
+                <w:rFonts w:eastAsia="Tahoma" w:cstheme="minorHAnsi"/>
+                <w:b/>
+                <w:bCs/>
+                <w:lang w:eastAsia="Tahoma"/>
               </w:rPr>
             </w:pPr>
           </w:p>
@@ -3274,10 +3274,10 @@
             <w:pPr>
               <w:spacing w:after="0" w:line="240" w:lineRule="auto"/>
               <w:rPr>
-                <w:rFonts w:eastAsia="Times New Roman" w:cstheme="minorHAnsi"/>
-                <w:b/>
-                <w:bCs/>
-                <w:lang w:eastAsia="en-GB"/>
+                <w:rFonts w:eastAsia="Tahoma" w:cstheme="minorHAnsi"/>
+                <w:b/>
+                <w:bCs/>
+                <w:lang w:eastAsia="Tahoma"/>
               </w:rPr>
             </w:pPr>
           </w:p>
@@ -3292,10 +3292,10 @@
             <w:pPr>
               <w:spacing w:after="0" w:line="240" w:lineRule="auto"/>
               <w:rPr>
-                <w:rFonts w:eastAsia="Times New Roman" w:cstheme="minorHAnsi"/>
-                <w:b/>
-                <w:bCs/>
-                <w:lang w:eastAsia="en-GB"/>
+                <w:rFonts w:eastAsia="Tahoma" w:cstheme="minorHAnsi"/>
+                <w:b/>
+                <w:bCs/>
+                <w:lang w:eastAsia="Tahoma"/>
               </w:rPr>
             </w:pPr>
           </w:p>
@@ -3310,28 +3310,28 @@
             <w:pPr>
               <w:spacing w:after="0" w:line="240" w:lineRule="auto"/>
               <w:rPr>
-                <w:rFonts w:eastAsia="Times New Roman" w:cstheme="minorHAnsi"/>
-                <w:b/>
-                <w:bCs/>
-                <w:lang w:eastAsia="en-GB"/>
-              </w:rPr>
-            </w:pPr>
-          </w:p>
-        </w:tc>
-        <w:tc>
-          <w:tcPr>
-            <w:tcW w:w="454" w:type="pct"/>
-            <w:shd w:val="clear" w:color="auto" w:fill="auto"/>
-            <w:vAlign w:val="center"/>
-          </w:tcPr>
-          <w:p>
-            <w:pPr>
-              <w:spacing w:after="0" w:line="240" w:lineRule="auto"/>
-              <w:rPr>
-                <w:rFonts w:eastAsia="Times New Roman" w:cstheme="minorHAnsi"/>
-                <w:b/>
-                <w:bCs/>
-                <w:lang w:eastAsia="en-GB"/>
+                <w:rFonts w:eastAsia="Tahoma" w:cstheme="minorHAnsi"/>
+                <w:b/>
+                <w:bCs/>
+                <w:lang w:eastAsia="Tahoma"/>
+              </w:rPr>
+            </w:pPr>
+          </w:p>
+        </w:tc>
+        <w:tc>
+          <w:tcPr>
+            <w:tcW w:w="454" w:type="pct"/>
+            <w:shd w:val="clear" w:color="auto" w:fill="auto"/>
+            <w:vAlign w:val="center"/>
+          </w:tcPr>
+          <w:p>
+            <w:pPr>
+              <w:spacing w:after="0" w:line="240" w:lineRule="auto"/>
+              <w:rPr>
+                <w:rFonts w:eastAsia="Tahoma" w:cstheme="minorHAnsi"/>
+                <w:b/>
+                <w:bCs/>
+                <w:lang w:eastAsia="Tahoma"/>
               </w:rPr>
             </w:pPr>
           </w:p>
@@ -3346,28 +3346,28 @@
             <w:pPr>
               <w:spacing w:after="0" w:line="240" w:lineRule="auto"/>
               <w:rPr>
-                <w:rFonts w:eastAsia="Times New Roman" w:cstheme="minorHAnsi"/>
-                <w:b/>
-                <w:bCs/>
-                <w:lang w:eastAsia="en-GB"/>
-              </w:rPr>
-            </w:pPr>
-          </w:p>
-        </w:tc>
-        <w:tc>
-          <w:tcPr>
-            <w:tcW w:w="454" w:type="pct"/>
-            <w:shd w:val="clear" w:color="auto" w:fill="auto"/>
-            <w:vAlign w:val="center"/>
-          </w:tcPr>
-          <w:p>
-            <w:pPr>
-              <w:spacing w:after="0" w:line="240" w:lineRule="auto"/>
-              <w:rPr>
-                <w:rFonts w:eastAsia="Times New Roman" w:cstheme="minorHAnsi"/>
-                <w:b/>
-                <w:bCs/>
-                <w:lang w:eastAsia="en-GB"/>
+                <w:rFonts w:eastAsia="Tahoma" w:cstheme="minorHAnsi"/>
+                <w:b/>
+                <w:bCs/>
+                <w:lang w:eastAsia="Tahoma"/>
+              </w:rPr>
+            </w:pPr>
+          </w:p>
+        </w:tc>
+        <w:tc>
+          <w:tcPr>
+            <w:tcW w:w="454" w:type="pct"/>
+            <w:shd w:val="clear" w:color="auto" w:fill="auto"/>
+            <w:vAlign w:val="center"/>
+          </w:tcPr>
+          <w:p>
+            <w:pPr>
+              <w:spacing w:after="0" w:line="240" w:lineRule="auto"/>
+              <w:rPr>
+                <w:rFonts w:eastAsia="Tahoma" w:cstheme="minorHAnsi"/>
+                <w:b/>
+                <w:bCs/>
+                <w:lang w:eastAsia="Tahoma"/>
               </w:rPr>
             </w:pPr>
           </w:p>
@@ -3388,8 +3388,8 @@
             <w:pPr>
               <w:spacing w:after="0" w:line="240" w:lineRule="auto"/>
               <w:rPr>
-                <w:rFonts w:eastAsia="Times New Roman" w:cstheme="minorHAnsi"/>
-                <w:lang w:eastAsia="en-GB"/>
+                <w:rFonts w:eastAsia="Tahoma" w:cstheme="minorHAnsi"/>
+                <w:lang w:eastAsia="Tahoma"/>
               </w:rPr>
             </w:pPr>
           </w:p>
@@ -3405,10 +3405,10 @@
             <w:pPr>
               <w:spacing w:after="0" w:line="240" w:lineRule="auto"/>
               <w:rPr>
-                <w:rFonts w:eastAsia="Times New Roman" w:cstheme="minorHAnsi"/>
-                <w:b/>
-                <w:bCs/>
-                <w:lang w:eastAsia="en-GB"/>
+                <w:rFonts w:eastAsia="Tahoma" w:cstheme="minorHAnsi"/>
+                <w:b/>
+                <w:bCs/>
+                <w:lang w:eastAsia="Tahoma"/>
               </w:rPr>
             </w:pPr>
           </w:p>
@@ -3423,10 +3423,10 @@
             <w:pPr>
               <w:spacing w:after="0" w:line="240" w:lineRule="auto"/>
               <w:rPr>
-                <w:rFonts w:eastAsia="Times New Roman" w:cstheme="minorHAnsi"/>
-                <w:b/>
-                <w:bCs/>
-                <w:lang w:eastAsia="en-GB"/>
+                <w:rFonts w:eastAsia="Tahoma" w:cstheme="minorHAnsi"/>
+                <w:b/>
+                <w:bCs/>
+                <w:lang w:eastAsia="Tahoma"/>
               </w:rPr>
             </w:pPr>
           </w:p>
@@ -3441,10 +3441,10 @@
             <w:pPr>
               <w:spacing w:after="0" w:line="240" w:lineRule="auto"/>
               <w:rPr>
-                <w:rFonts w:eastAsia="Times New Roman" w:cstheme="minorHAnsi"/>
-                <w:b/>
-                <w:bCs/>
-                <w:lang w:eastAsia="en-GB"/>
+                <w:rFonts w:eastAsia="Tahoma" w:cstheme="minorHAnsi"/>
+                <w:b/>
+                <w:bCs/>
+                <w:lang w:eastAsia="Tahoma"/>
               </w:rPr>
             </w:pPr>
           </w:p>
@@ -3460,10 +3460,10 @@
             <w:pPr>
               <w:spacing w:after="0" w:line="240" w:lineRule="auto"/>
               <w:rPr>
-                <w:rFonts w:eastAsia="Times New Roman" w:cstheme="minorHAnsi"/>
-                <w:b/>
-                <w:bCs/>
-                <w:lang w:eastAsia="en-GB"/>
+                <w:rFonts w:eastAsia="Tahoma" w:cstheme="minorHAnsi"/>
+                <w:b/>
+                <w:bCs/>
+                <w:lang w:eastAsia="Tahoma"/>
               </w:rPr>
             </w:pPr>
           </w:p>
@@ -3478,10 +3478,10 @@
             <w:pPr>
               <w:spacing w:after="0" w:line="240" w:lineRule="auto"/>
               <w:rPr>
-                <w:rFonts w:eastAsia="Times New Roman" w:cstheme="minorHAnsi"/>
-                <w:b/>
-                <w:bCs/>
-                <w:lang w:eastAsia="en-GB"/>
+                <w:rFonts w:eastAsia="Tahoma" w:cstheme="minorHAnsi"/>
+                <w:b/>
+                <w:bCs/>
+                <w:lang w:eastAsia="Tahoma"/>
               </w:rPr>
             </w:pPr>
           </w:p>
@@ -3496,28 +3496,28 @@
             <w:pPr>
               <w:spacing w:after="0" w:line="240" w:lineRule="auto"/>
               <w:rPr>
-                <w:rFonts w:eastAsia="Times New Roman" w:cstheme="minorHAnsi"/>
-                <w:b/>
-                <w:bCs/>
-                <w:lang w:eastAsia="en-GB"/>
-              </w:rPr>
-            </w:pPr>
-          </w:p>
-        </w:tc>
-        <w:tc>
-          <w:tcPr>
-            <w:tcW w:w="454" w:type="pct"/>
-            <w:shd w:val="clear" w:color="auto" w:fill="auto"/>
-            <w:vAlign w:val="center"/>
-          </w:tcPr>
-          <w:p>
-            <w:pPr>
-              <w:spacing w:after="0" w:line="240" w:lineRule="auto"/>
-              <w:rPr>
-                <w:rFonts w:eastAsia="Times New Roman" w:cstheme="minorHAnsi"/>
-                <w:b/>
-                <w:bCs/>
-                <w:lang w:eastAsia="en-GB"/>
+                <w:rFonts w:eastAsia="Tahoma" w:cstheme="minorHAnsi"/>
+                <w:b/>
+                <w:bCs/>
+                <w:lang w:eastAsia="Tahoma"/>
+              </w:rPr>
+            </w:pPr>
+          </w:p>
+        </w:tc>
+        <w:tc>
+          <w:tcPr>
+            <w:tcW w:w="454" w:type="pct"/>
+            <w:shd w:val="clear" w:color="auto" w:fill="auto"/>
+            <w:vAlign w:val="center"/>
+          </w:tcPr>
+          <w:p>
+            <w:pPr>
+              <w:spacing w:after="0" w:line="240" w:lineRule="auto"/>
+              <w:rPr>
+                <w:rFonts w:eastAsia="Tahoma" w:cstheme="minorHAnsi"/>
+                <w:b/>
+                <w:bCs/>
+                <w:lang w:eastAsia="Tahoma"/>
               </w:rPr>
             </w:pPr>
           </w:p>
@@ -3532,28 +3532,28 @@
             <w:pPr>
               <w:spacing w:after="0" w:line="240" w:lineRule="auto"/>
               <w:rPr>
-                <w:rFonts w:eastAsia="Times New Roman" w:cstheme="minorHAnsi"/>
-                <w:b/>
-                <w:bCs/>
-                <w:lang w:eastAsia="en-GB"/>
-              </w:rPr>
-            </w:pPr>
-          </w:p>
-        </w:tc>
-        <w:tc>
-          <w:tcPr>
-            <w:tcW w:w="454" w:type="pct"/>
-            <w:shd w:val="clear" w:color="auto" w:fill="auto"/>
-            <w:vAlign w:val="center"/>
-          </w:tcPr>
-          <w:p>
-            <w:pPr>
-              <w:spacing w:after="0" w:line="240" w:lineRule="auto"/>
-              <w:rPr>
-                <w:rFonts w:eastAsia="Times New Roman" w:cstheme="minorHAnsi"/>
-                <w:b/>
-                <w:bCs/>
-                <w:lang w:eastAsia="en-GB"/>
+                <w:rFonts w:eastAsia="Tahoma" w:cstheme="minorHAnsi"/>
+                <w:b/>
+                <w:bCs/>
+                <w:lang w:eastAsia="Tahoma"/>
+              </w:rPr>
+            </w:pPr>
+          </w:p>
+        </w:tc>
+        <w:tc>
+          <w:tcPr>
+            <w:tcW w:w="454" w:type="pct"/>
+            <w:shd w:val="clear" w:color="auto" w:fill="auto"/>
+            <w:vAlign w:val="center"/>
+          </w:tcPr>
+          <w:p>
+            <w:pPr>
+              <w:spacing w:after="0" w:line="240" w:lineRule="auto"/>
+              <w:rPr>
+                <w:rFonts w:eastAsia="Tahoma" w:cstheme="minorHAnsi"/>
+                <w:b/>
+                <w:bCs/>
+                <w:lang w:eastAsia="Tahoma"/>
               </w:rPr>
             </w:pPr>
           </w:p>
@@ -3574,8 +3574,8 @@
             <w:pPr>
               <w:spacing w:after="0" w:line="240" w:lineRule="auto"/>
               <w:rPr>
-                <w:rFonts w:eastAsia="Times New Roman" w:cstheme="minorHAnsi"/>
-                <w:lang w:eastAsia="en-GB"/>
+                <w:rFonts w:eastAsia="Tahoma" w:cstheme="minorHAnsi"/>
+                <w:lang w:eastAsia="Tahoma"/>
               </w:rPr>
             </w:pPr>
           </w:p>
@@ -3591,10 +3591,10 @@
             <w:pPr>
               <w:spacing w:after="0" w:line="240" w:lineRule="auto"/>
               <w:rPr>
-                <w:rFonts w:eastAsia="Times New Roman" w:cstheme="minorHAnsi"/>
-                <w:b/>
-                <w:bCs/>
-                <w:lang w:eastAsia="en-GB"/>
+                <w:rFonts w:eastAsia="Tahoma" w:cstheme="minorHAnsi"/>
+                <w:b/>
+                <w:bCs/>
+                <w:lang w:eastAsia="Tahoma"/>
               </w:rPr>
             </w:pPr>
           </w:p>
@@ -3609,10 +3609,10 @@
             <w:pPr>
               <w:spacing w:after="0" w:line="240" w:lineRule="auto"/>
               <w:rPr>
-                <w:rFonts w:eastAsia="Times New Roman" w:cstheme="minorHAnsi"/>
-                <w:b/>
-                <w:bCs/>
-                <w:lang w:eastAsia="en-GB"/>
+                <w:rFonts w:eastAsia="Tahoma" w:cstheme="minorHAnsi"/>
+                <w:b/>
+                <w:bCs/>
+                <w:lang w:eastAsia="Tahoma"/>
               </w:rPr>
             </w:pPr>
           </w:p>
@@ -3627,10 +3627,10 @@
             <w:pPr>
               <w:spacing w:after="0" w:line="240" w:lineRule="auto"/>
               <w:rPr>
-                <w:rFonts w:eastAsia="Times New Roman" w:cstheme="minorHAnsi"/>
-                <w:b/>
-                <w:bCs/>
-                <w:lang w:eastAsia="en-GB"/>
+                <w:rFonts w:eastAsia="Tahoma" w:cstheme="minorHAnsi"/>
+                <w:b/>
+                <w:bCs/>
+                <w:lang w:eastAsia="Tahoma"/>
               </w:rPr>
             </w:pPr>
           </w:p>
@@ -3646,10 +3646,10 @@
             <w:pPr>
               <w:spacing w:after="0" w:line="240" w:lineRule="auto"/>
               <w:rPr>
-                <w:rFonts w:eastAsia="Times New Roman" w:cstheme="minorHAnsi"/>
-                <w:b/>
-                <w:bCs/>
-                <w:lang w:eastAsia="en-GB"/>
+                <w:rFonts w:eastAsia="Tahoma" w:cstheme="minorHAnsi"/>
+                <w:b/>
+                <w:bCs/>
+                <w:lang w:eastAsia="Tahoma"/>
               </w:rPr>
             </w:pPr>
           </w:p>
@@ -3664,10 +3664,10 @@
             <w:pPr>
               <w:spacing w:after="0" w:line="240" w:lineRule="auto"/>
               <w:rPr>
-                <w:rFonts w:eastAsia="Times New Roman" w:cstheme="minorHAnsi"/>
-                <w:b/>
-                <w:bCs/>
-                <w:lang w:eastAsia="en-GB"/>
+                <w:rFonts w:eastAsia="Tahoma" w:cstheme="minorHAnsi"/>
+                <w:b/>
+                <w:bCs/>
+                <w:lang w:eastAsia="Tahoma"/>
               </w:rPr>
             </w:pPr>
           </w:p>
@@ -3682,28 +3682,28 @@
             <w:pPr>
               <w:spacing w:after="0" w:line="240" w:lineRule="auto"/>
               <w:rPr>
-                <w:rFonts w:eastAsia="Times New Roman" w:cstheme="minorHAnsi"/>
-                <w:b/>
-                <w:bCs/>
-                <w:lang w:eastAsia="en-GB"/>
-              </w:rPr>
-            </w:pPr>
-          </w:p>
-        </w:tc>
-        <w:tc>
-          <w:tcPr>
-            <w:tcW w:w="454" w:type="pct"/>
-            <w:shd w:val="clear" w:color="auto" w:fill="auto"/>
-            <w:vAlign w:val="center"/>
-          </w:tcPr>
-          <w:p>
-            <w:pPr>
-              <w:spacing w:after="0" w:line="240" w:lineRule="auto"/>
-              <w:rPr>
-                <w:rFonts w:eastAsia="Times New Roman" w:cstheme="minorHAnsi"/>
-                <w:b/>
-                <w:bCs/>
-                <w:lang w:eastAsia="en-GB"/>
+                <w:rFonts w:eastAsia="Tahoma" w:cstheme="minorHAnsi"/>
+                <w:b/>
+                <w:bCs/>
+                <w:lang w:eastAsia="Tahoma"/>
+              </w:rPr>
+            </w:pPr>
+          </w:p>
+        </w:tc>
+        <w:tc>
+          <w:tcPr>
+            <w:tcW w:w="454" w:type="pct"/>
+            <w:shd w:val="clear" w:color="auto" w:fill="auto"/>
+            <w:vAlign w:val="center"/>
+          </w:tcPr>
+          <w:p>
+            <w:pPr>
+              <w:spacing w:after="0" w:line="240" w:lineRule="auto"/>
+              <w:rPr>
+                <w:rFonts w:eastAsia="Tahoma" w:cstheme="minorHAnsi"/>
+                <w:b/>
+                <w:bCs/>
+                <w:lang w:eastAsia="Tahoma"/>
               </w:rPr>
             </w:pPr>
           </w:p>
@@ -3718,28 +3718,28 @@
             <w:pPr>
               <w:spacing w:after="0" w:line="240" w:lineRule="auto"/>
               <w:rPr>
-                <w:rFonts w:eastAsia="Times New Roman" w:cstheme="minorHAnsi"/>
-                <w:b/>
-                <w:bCs/>
-                <w:lang w:eastAsia="en-GB"/>
-              </w:rPr>
-            </w:pPr>
-          </w:p>
-        </w:tc>
-        <w:tc>
-          <w:tcPr>
-            <w:tcW w:w="454" w:type="pct"/>
-            <w:shd w:val="clear" w:color="auto" w:fill="auto"/>
-            <w:vAlign w:val="center"/>
-          </w:tcPr>
-          <w:p>
-            <w:pPr>
-              <w:spacing w:after="0" w:line="240" w:lineRule="auto"/>
-              <w:rPr>
-                <w:rFonts w:eastAsia="Times New Roman" w:cstheme="minorHAnsi"/>
-                <w:b/>
-                <w:bCs/>
-                <w:lang w:eastAsia="en-GB"/>
+                <w:rFonts w:eastAsia="Tahoma" w:cstheme="minorHAnsi"/>
+                <w:b/>
+                <w:bCs/>
+                <w:lang w:eastAsia="Tahoma"/>
+              </w:rPr>
+            </w:pPr>
+          </w:p>
+        </w:tc>
+        <w:tc>
+          <w:tcPr>
+            <w:tcW w:w="454" w:type="pct"/>
+            <w:shd w:val="clear" w:color="auto" w:fill="auto"/>
+            <w:vAlign w:val="center"/>
+          </w:tcPr>
+          <w:p>
+            <w:pPr>
+              <w:spacing w:after="0" w:line="240" w:lineRule="auto"/>
+              <w:rPr>
+                <w:rFonts w:eastAsia="Tahoma" w:cstheme="minorHAnsi"/>
+                <w:b/>
+                <w:bCs/>
+                <w:lang w:eastAsia="Tahoma"/>
               </w:rPr>
             </w:pPr>
           </w:p>
@@ -3760,8 +3760,8 @@
             <w:pPr>
               <w:spacing w:after="0" w:line="240" w:lineRule="auto"/>
               <w:rPr>
-                <w:rFonts w:eastAsia="Times New Roman" w:cstheme="minorHAnsi"/>
-                <w:lang w:eastAsia="en-GB"/>
+                <w:rFonts w:eastAsia="Tahoma" w:cstheme="minorHAnsi"/>
+                <w:lang w:eastAsia="Tahoma"/>
               </w:rPr>
             </w:pPr>
           </w:p>
@@ -3777,10 +3777,10 @@
             <w:pPr>
               <w:spacing w:after="0" w:line="240" w:lineRule="auto"/>
               <w:rPr>
-                <w:rFonts w:eastAsia="Times New Roman" w:cstheme="minorHAnsi"/>
-                <w:b/>
-                <w:bCs/>
-                <w:lang w:eastAsia="en-GB"/>
+                <w:rFonts w:eastAsia="Tahoma" w:cstheme="minorHAnsi"/>
+                <w:b/>
+                <w:bCs/>
+                <w:lang w:eastAsia="Tahoma"/>
               </w:rPr>
             </w:pPr>
           </w:p>
@@ -3795,10 +3795,10 @@
             <w:pPr>
               <w:spacing w:after="0" w:line="240" w:lineRule="auto"/>
               <w:rPr>
-                <w:rFonts w:eastAsia="Times New Roman" w:cstheme="minorHAnsi"/>
-                <w:b/>
-                <w:bCs/>
-                <w:lang w:eastAsia="en-GB"/>
+                <w:rFonts w:eastAsia="Tahoma" w:cstheme="minorHAnsi"/>
+                <w:b/>
+                <w:bCs/>
+                <w:lang w:eastAsia="Tahoma"/>
               </w:rPr>
             </w:pPr>
           </w:p>
@@ -3813,10 +3813,10 @@
             <w:pPr>
               <w:spacing w:after="0" w:line="240" w:lineRule="auto"/>
               <w:rPr>
-                <w:rFonts w:eastAsia="Times New Roman" w:cstheme="minorHAnsi"/>
-                <w:b/>
-                <w:bCs/>
-                <w:lang w:eastAsia="en-GB"/>
+                <w:rFonts w:eastAsia="Tahoma" w:cstheme="minorHAnsi"/>
+                <w:b/>
+                <w:bCs/>
+                <w:lang w:eastAsia="Tahoma"/>
               </w:rPr>
             </w:pPr>
           </w:p>
@@ -3832,10 +3832,10 @@
             <w:pPr>
               <w:spacing w:after="0" w:line="240" w:lineRule="auto"/>
               <w:rPr>
-                <w:rFonts w:eastAsia="Times New Roman" w:cstheme="minorHAnsi"/>
-                <w:b/>
-                <w:bCs/>
-                <w:lang w:eastAsia="en-GB"/>
+                <w:rFonts w:eastAsia="Tahoma" w:cstheme="minorHAnsi"/>
+                <w:b/>
+                <w:bCs/>
+                <w:lang w:eastAsia="Tahoma"/>
               </w:rPr>
             </w:pPr>
           </w:p>
@@ -3850,10 +3850,10 @@
             <w:pPr>
               <w:spacing w:after="0" w:line="240" w:lineRule="auto"/>
               <w:rPr>
-                <w:rFonts w:eastAsia="Times New Roman" w:cstheme="minorHAnsi"/>
-                <w:b/>
-                <w:bCs/>
-                <w:lang w:eastAsia="en-GB"/>
+                <w:rFonts w:eastAsia="Tahoma" w:cstheme="minorHAnsi"/>
+                <w:b/>
+                <w:bCs/>
+                <w:lang w:eastAsia="Tahoma"/>
               </w:rPr>
             </w:pPr>
           </w:p>
@@ -3868,28 +3868,28 @@
             <w:pPr>
               <w:spacing w:after="0" w:line="240" w:lineRule="auto"/>
               <w:rPr>
-                <w:rFonts w:eastAsia="Times New Roman" w:cstheme="minorHAnsi"/>
-                <w:b/>
-                <w:bCs/>
-                <w:lang w:eastAsia="en-GB"/>
-              </w:rPr>
-            </w:pPr>
-          </w:p>
-        </w:tc>
-        <w:tc>
-          <w:tcPr>
-            <w:tcW w:w="454" w:type="pct"/>
-            <w:shd w:val="clear" w:color="auto" w:fill="auto"/>
-            <w:vAlign w:val="center"/>
-          </w:tcPr>
-          <w:p>
-            <w:pPr>
-              <w:spacing w:after="0" w:line="240" w:lineRule="auto"/>
-              <w:rPr>
-                <w:rFonts w:eastAsia="Times New Roman" w:cstheme="minorHAnsi"/>
-                <w:b/>
-                <w:bCs/>
-                <w:lang w:eastAsia="en-GB"/>
+                <w:rFonts w:eastAsia="Tahoma" w:cstheme="minorHAnsi"/>
+                <w:b/>
+                <w:bCs/>
+                <w:lang w:eastAsia="Tahoma"/>
+              </w:rPr>
+            </w:pPr>
+          </w:p>
+        </w:tc>
+        <w:tc>
+          <w:tcPr>
+            <w:tcW w:w="454" w:type="pct"/>
+            <w:shd w:val="clear" w:color="auto" w:fill="auto"/>
+            <w:vAlign w:val="center"/>
+          </w:tcPr>
+          <w:p>
+            <w:pPr>
+              <w:spacing w:after="0" w:line="240" w:lineRule="auto"/>
+              <w:rPr>
+                <w:rFonts w:eastAsia="Tahoma" w:cstheme="minorHAnsi"/>
+                <w:b/>
+                <w:bCs/>
+                <w:lang w:eastAsia="Tahoma"/>
               </w:rPr>
             </w:pPr>
           </w:p>
@@ -3904,28 +3904,28 @@
             <w:pPr>
               <w:spacing w:after="0" w:line="240" w:lineRule="auto"/>
               <w:rPr>
-                <w:rFonts w:eastAsia="Times New Roman" w:cstheme="minorHAnsi"/>
-                <w:b/>
-                <w:bCs/>
-                <w:lang w:eastAsia="en-GB"/>
-              </w:rPr>
-            </w:pPr>
-          </w:p>
-        </w:tc>
-        <w:tc>
-          <w:tcPr>
-            <w:tcW w:w="454" w:type="pct"/>
-            <w:shd w:val="clear" w:color="auto" w:fill="auto"/>
-            <w:vAlign w:val="center"/>
-          </w:tcPr>
-          <w:p>
-            <w:pPr>
-              <w:spacing w:after="0" w:line="240" w:lineRule="auto"/>
-              <w:rPr>
-                <w:rFonts w:eastAsia="Times New Roman" w:cstheme="minorHAnsi"/>
-                <w:b/>
-                <w:bCs/>
-                <w:lang w:eastAsia="en-GB"/>
+                <w:rFonts w:eastAsia="Tahoma" w:cstheme="minorHAnsi"/>
+                <w:b/>
+                <w:bCs/>
+                <w:lang w:eastAsia="Tahoma"/>
+              </w:rPr>
+            </w:pPr>
+          </w:p>
+        </w:tc>
+        <w:tc>
+          <w:tcPr>
+            <w:tcW w:w="454" w:type="pct"/>
+            <w:shd w:val="clear" w:color="auto" w:fill="auto"/>
+            <w:vAlign w:val="center"/>
+          </w:tcPr>
+          <w:p>
+            <w:pPr>
+              <w:spacing w:after="0" w:line="240" w:lineRule="auto"/>
+              <w:rPr>
+                <w:rFonts w:eastAsia="Tahoma" w:cstheme="minorHAnsi"/>
+                <w:b/>
+                <w:bCs/>
+                <w:lang w:eastAsia="Tahoma"/>
               </w:rPr>
             </w:pPr>
           </w:p>
@@ -3946,8 +3946,8 @@
             <w:pPr>
               <w:spacing w:after="0" w:line="240" w:lineRule="auto"/>
               <w:rPr>
-                <w:rFonts w:eastAsia="Times New Roman" w:cstheme="minorHAnsi"/>
-                <w:lang w:eastAsia="en-GB"/>
+                <w:rFonts w:eastAsia="Tahoma" w:cstheme="minorHAnsi"/>
+                <w:lang w:eastAsia="Tahoma"/>
               </w:rPr>
             </w:pPr>
           </w:p>
@@ -3963,10 +3963,10 @@
             <w:pPr>
               <w:spacing w:after="0" w:line="240" w:lineRule="auto"/>
               <w:rPr>
-                <w:rFonts w:eastAsia="Times New Roman" w:cstheme="minorHAnsi"/>
-                <w:b/>
-                <w:bCs/>
-                <w:lang w:eastAsia="en-GB"/>
+                <w:rFonts w:eastAsia="Tahoma" w:cstheme="minorHAnsi"/>
+                <w:b/>
+                <w:bCs/>
+                <w:lang w:eastAsia="Tahoma"/>
               </w:rPr>
             </w:pPr>
           </w:p>
@@ -3981,10 +3981,10 @@
             <w:pPr>
               <w:spacing w:after="0" w:line="240" w:lineRule="auto"/>
               <w:rPr>
-                <w:rFonts w:eastAsia="Times New Roman" w:cstheme="minorHAnsi"/>
-                <w:b/>
-                <w:bCs/>
-                <w:lang w:eastAsia="en-GB"/>
+                <w:rFonts w:eastAsia="Tahoma" w:cstheme="minorHAnsi"/>
+                <w:b/>
+                <w:bCs/>
+                <w:lang w:eastAsia="Tahoma"/>
               </w:rPr>
             </w:pPr>
           </w:p>
@@ -3999,10 +3999,10 @@
             <w:pPr>
               <w:spacing w:after="0" w:line="240" w:lineRule="auto"/>
               <w:rPr>
-                <w:rFonts w:eastAsia="Times New Roman" w:cstheme="minorHAnsi"/>
-                <w:b/>
-                <w:bCs/>
-                <w:lang w:eastAsia="en-GB"/>
+                <w:rFonts w:eastAsia="Tahoma" w:cstheme="minorHAnsi"/>
+                <w:b/>
+                <w:bCs/>
+                <w:lang w:eastAsia="Tahoma"/>
               </w:rPr>
             </w:pPr>
           </w:p>
@@ -4018,10 +4018,10 @@
             <w:pPr>
               <w:spacing w:after="0" w:line="240" w:lineRule="auto"/>
               <w:rPr>
-                <w:rFonts w:eastAsia="Times New Roman" w:cstheme="minorHAnsi"/>
-                <w:b/>
-                <w:bCs/>
-                <w:lang w:eastAsia="en-GB"/>
+                <w:rFonts w:eastAsia="Tahoma" w:cstheme="minorHAnsi"/>
+                <w:b/>
+                <w:bCs/>
+                <w:lang w:eastAsia="Tahoma"/>
               </w:rPr>
             </w:pPr>
           </w:p>
@@ -4036,10 +4036,10 @@
             <w:pPr>
               <w:spacing w:after="0" w:line="240" w:lineRule="auto"/>
               <w:rPr>
-                <w:rFonts w:eastAsia="Times New Roman" w:cstheme="minorHAnsi"/>
-                <w:b/>
-                <w:bCs/>
-                <w:lang w:eastAsia="en-GB"/>
+                <w:rFonts w:eastAsia="Tahoma" w:cstheme="minorHAnsi"/>
+                <w:b/>
+                <w:bCs/>
+                <w:lang w:eastAsia="Tahoma"/>
               </w:rPr>
             </w:pPr>
           </w:p>
@@ -4054,28 +4054,28 @@
             <w:pPr>
               <w:spacing w:after="0" w:line="240" w:lineRule="auto"/>
               <w:rPr>
-                <w:rFonts w:eastAsia="Times New Roman" w:cstheme="minorHAnsi"/>
-                <w:b/>
-                <w:bCs/>
-                <w:lang w:eastAsia="en-GB"/>
-              </w:rPr>
-            </w:pPr>
-          </w:p>
-        </w:tc>
-        <w:tc>
-          <w:tcPr>
-            <w:tcW w:w="454" w:type="pct"/>
-            <w:shd w:val="clear" w:color="auto" w:fill="auto"/>
-            <w:vAlign w:val="center"/>
-          </w:tcPr>
-          <w:p>
-            <w:pPr>
-              <w:spacing w:after="0" w:line="240" w:lineRule="auto"/>
-              <w:rPr>
-                <w:rFonts w:eastAsia="Times New Roman" w:cstheme="minorHAnsi"/>
-                <w:b/>
-                <w:bCs/>
-                <w:lang w:eastAsia="en-GB"/>
+                <w:rFonts w:eastAsia="Tahoma" w:cstheme="minorHAnsi"/>
+                <w:b/>
+                <w:bCs/>
+                <w:lang w:eastAsia="Tahoma"/>
+              </w:rPr>
+            </w:pPr>
+          </w:p>
+        </w:tc>
+        <w:tc>
+          <w:tcPr>
+            <w:tcW w:w="454" w:type="pct"/>
+            <w:shd w:val="clear" w:color="auto" w:fill="auto"/>
+            <w:vAlign w:val="center"/>
+          </w:tcPr>
+          <w:p>
+            <w:pPr>
+              <w:spacing w:after="0" w:line="240" w:lineRule="auto"/>
+              <w:rPr>
+                <w:rFonts w:eastAsia="Tahoma" w:cstheme="minorHAnsi"/>
+                <w:b/>
+                <w:bCs/>
+                <w:lang w:eastAsia="Tahoma"/>
               </w:rPr>
             </w:pPr>
           </w:p>
@@ -4090,28 +4090,28 @@
             <w:pPr>
               <w:spacing w:after="0" w:line="240" w:lineRule="auto"/>
               <w:rPr>
-                <w:rFonts w:eastAsia="Times New Roman" w:cstheme="minorHAnsi"/>
-                <w:b/>
-                <w:bCs/>
-                <w:lang w:eastAsia="en-GB"/>
-              </w:rPr>
-            </w:pPr>
-          </w:p>
-        </w:tc>
-        <w:tc>
-          <w:tcPr>
-            <w:tcW w:w="454" w:type="pct"/>
-            <w:shd w:val="clear" w:color="auto" w:fill="auto"/>
-            <w:vAlign w:val="center"/>
-          </w:tcPr>
-          <w:p>
-            <w:pPr>
-              <w:spacing w:after="0" w:line="240" w:lineRule="auto"/>
-              <w:rPr>
-                <w:rFonts w:eastAsia="Times New Roman" w:cstheme="minorHAnsi"/>
-                <w:b/>
-                <w:bCs/>
-                <w:lang w:eastAsia="en-GB"/>
+                <w:rFonts w:eastAsia="Tahoma" w:cstheme="minorHAnsi"/>
+                <w:b/>
+                <w:bCs/>
+                <w:lang w:eastAsia="Tahoma"/>
+              </w:rPr>
+            </w:pPr>
+          </w:p>
+        </w:tc>
+        <w:tc>
+          <w:tcPr>
+            <w:tcW w:w="454" w:type="pct"/>
+            <w:shd w:val="clear" w:color="auto" w:fill="auto"/>
+            <w:vAlign w:val="center"/>
+          </w:tcPr>
+          <w:p>
+            <w:pPr>
+              <w:spacing w:after="0" w:line="240" w:lineRule="auto"/>
+              <w:rPr>
+                <w:rFonts w:eastAsia="Tahoma" w:cstheme="minorHAnsi"/>
+                <w:b/>
+                <w:bCs/>
+                <w:lang w:eastAsia="Tahoma"/>
               </w:rPr>
             </w:pPr>
           </w:p>
@@ -4132,8 +4132,8 @@
             <w:pPr>
               <w:spacing w:after="0" w:line="240" w:lineRule="auto"/>
               <w:rPr>
-                <w:rFonts w:eastAsia="Times New Roman" w:cstheme="minorHAnsi"/>
-                <w:lang w:eastAsia="en-GB"/>
+                <w:rFonts w:eastAsia="Tahoma" w:cstheme="minorHAnsi"/>
+                <w:lang w:eastAsia="Tahoma"/>
               </w:rPr>
             </w:pPr>
           </w:p>
@@ -4149,10 +4149,10 @@
             <w:pPr>
               <w:spacing w:after="0" w:line="240" w:lineRule="auto"/>
               <w:rPr>
-                <w:rFonts w:eastAsia="Times New Roman" w:cstheme="minorHAnsi"/>
-                <w:b/>
-                <w:bCs/>
-                <w:lang w:eastAsia="en-GB"/>
+                <w:rFonts w:eastAsia="Tahoma" w:cstheme="minorHAnsi"/>
+                <w:b/>
+                <w:bCs/>
+                <w:lang w:eastAsia="Tahoma"/>
               </w:rPr>
             </w:pPr>
           </w:p>
@@ -4167,10 +4167,10 @@
             <w:pPr>
               <w:spacing w:after="0" w:line="240" w:lineRule="auto"/>
               <w:rPr>
-                <w:rFonts w:eastAsia="Times New Roman" w:cstheme="minorHAnsi"/>
-                <w:b/>
-                <w:bCs/>
-                <w:lang w:eastAsia="en-GB"/>
+                <w:rFonts w:eastAsia="Tahoma" w:cstheme="minorHAnsi"/>
+                <w:b/>
+                <w:bCs/>
+                <w:lang w:eastAsia="Tahoma"/>
               </w:rPr>
             </w:pPr>
           </w:p>
@@ -4185,10 +4185,10 @@
             <w:pPr>
               <w:spacing w:after="0" w:line="240" w:lineRule="auto"/>
               <w:rPr>
-                <w:rFonts w:eastAsia="Times New Roman" w:cstheme="minorHAnsi"/>
-                <w:b/>
-                <w:bCs/>
-                <w:lang w:eastAsia="en-GB"/>
+                <w:rFonts w:eastAsia="Tahoma" w:cstheme="minorHAnsi"/>
+                <w:b/>
+                <w:bCs/>
+                <w:lang w:eastAsia="Tahoma"/>
               </w:rPr>
             </w:pPr>
           </w:p>
@@ -4204,10 +4204,10 @@
             <w:pPr>
               <w:spacing w:after="0" w:line="240" w:lineRule="auto"/>
               <w:rPr>
-                <w:rFonts w:eastAsia="Times New Roman" w:cstheme="minorHAnsi"/>
-                <w:b/>
-                <w:bCs/>
-                <w:lang w:eastAsia="en-GB"/>
+                <w:rFonts w:eastAsia="Tahoma" w:cstheme="minorHAnsi"/>
+                <w:b/>
+                <w:bCs/>
+                <w:lang w:eastAsia="Tahoma"/>
               </w:rPr>
             </w:pPr>
           </w:p>
@@ -4222,10 +4222,10 @@
             <w:pPr>
               <w:spacing w:after="0" w:line="240" w:lineRule="auto"/>
               <w:rPr>
-                <w:rFonts w:eastAsia="Times New Roman" w:cstheme="minorHAnsi"/>
-                <w:b/>
-                <w:bCs/>
-                <w:lang w:eastAsia="en-GB"/>
+                <w:rFonts w:eastAsia="Tahoma" w:cstheme="minorHAnsi"/>
+                <w:b/>
+                <w:bCs/>
+                <w:lang w:eastAsia="Tahoma"/>
               </w:rPr>
             </w:pPr>
           </w:p>
@@ -4240,28 +4240,28 @@
             <w:pPr>
               <w:spacing w:after="0" w:line="240" w:lineRule="auto"/>
               <w:rPr>
-                <w:rFonts w:eastAsia="Times New Roman" w:cstheme="minorHAnsi"/>
-                <w:b/>
-                <w:bCs/>
-                <w:lang w:eastAsia="en-GB"/>
-              </w:rPr>
-            </w:pPr>
-          </w:p>
-        </w:tc>
-        <w:tc>
-          <w:tcPr>
-            <w:tcW w:w="454" w:type="pct"/>
-            <w:shd w:val="clear" w:color="auto" w:fill="auto"/>
-            <w:vAlign w:val="center"/>
-          </w:tcPr>
-          <w:p>
-            <w:pPr>
-              <w:spacing w:after="0" w:line="240" w:lineRule="auto"/>
-              <w:rPr>
-                <w:rFonts w:eastAsia="Times New Roman" w:cstheme="minorHAnsi"/>
-                <w:b/>
-                <w:bCs/>
-                <w:lang w:eastAsia="en-GB"/>
+                <w:rFonts w:eastAsia="Tahoma" w:cstheme="minorHAnsi"/>
+                <w:b/>
+                <w:bCs/>
+                <w:lang w:eastAsia="Tahoma"/>
+              </w:rPr>
+            </w:pPr>
+          </w:p>
+        </w:tc>
+        <w:tc>
+          <w:tcPr>
+            <w:tcW w:w="454" w:type="pct"/>
+            <w:shd w:val="clear" w:color="auto" w:fill="auto"/>
+            <w:vAlign w:val="center"/>
+          </w:tcPr>
+          <w:p>
+            <w:pPr>
+              <w:spacing w:after="0" w:line="240" w:lineRule="auto"/>
+              <w:rPr>
+                <w:rFonts w:eastAsia="Tahoma" w:cstheme="minorHAnsi"/>
+                <w:b/>
+                <w:bCs/>
+                <w:lang w:eastAsia="Tahoma"/>
               </w:rPr>
             </w:pPr>
           </w:p>
@@ -4276,28 +4276,28 @@
             <w:pPr>
               <w:spacing w:after="0" w:line="240" w:lineRule="auto"/>
               <w:rPr>
-                <w:rFonts w:eastAsia="Times New Roman" w:cstheme="minorHAnsi"/>
-                <w:b/>
-                <w:bCs/>
-                <w:lang w:eastAsia="en-GB"/>
-              </w:rPr>
-            </w:pPr>
-          </w:p>
-        </w:tc>
-        <w:tc>
-          <w:tcPr>
-            <w:tcW w:w="454" w:type="pct"/>
-            <w:shd w:val="clear" w:color="auto" w:fill="auto"/>
-            <w:vAlign w:val="center"/>
-          </w:tcPr>
-          <w:p>
-            <w:pPr>
-              <w:spacing w:after="0" w:line="240" w:lineRule="auto"/>
-              <w:rPr>
-                <w:rFonts w:eastAsia="Times New Roman" w:cstheme="minorHAnsi"/>
-                <w:b/>
-                <w:bCs/>
-                <w:lang w:eastAsia="en-GB"/>
+                <w:rFonts w:eastAsia="Tahoma" w:cstheme="minorHAnsi"/>
+                <w:b/>
+                <w:bCs/>
+                <w:lang w:eastAsia="Tahoma"/>
+              </w:rPr>
+            </w:pPr>
+          </w:p>
+        </w:tc>
+        <w:tc>
+          <w:tcPr>
+            <w:tcW w:w="454" w:type="pct"/>
+            <w:shd w:val="clear" w:color="auto" w:fill="auto"/>
+            <w:vAlign w:val="center"/>
+          </w:tcPr>
+          <w:p>
+            <w:pPr>
+              <w:spacing w:after="0" w:line="240" w:lineRule="auto"/>
+              <w:rPr>
+                <w:rFonts w:eastAsia="Tahoma" w:cstheme="minorHAnsi"/>
+                <w:b/>
+                <w:bCs/>
+                <w:lang w:eastAsia="Tahoma"/>
               </w:rPr>
             </w:pPr>
           </w:p>
@@ -4318,8 +4318,8 @@
             <w:pPr>
               <w:spacing w:after="0" w:line="240" w:lineRule="auto"/>
               <w:rPr>
-                <w:rFonts w:eastAsia="Times New Roman" w:cstheme="minorHAnsi"/>
-                <w:lang w:eastAsia="en-GB"/>
+                <w:rFonts w:eastAsia="Tahoma" w:cstheme="minorHAnsi"/>
+                <w:lang w:eastAsia="Tahoma"/>
               </w:rPr>
             </w:pPr>
           </w:p>
@@ -4335,10 +4335,10 @@
             <w:pPr>
               <w:spacing w:after="0" w:line="240" w:lineRule="auto"/>
               <w:rPr>
-                <w:rFonts w:eastAsia="Times New Roman" w:cstheme="minorHAnsi"/>
-                <w:b/>
-                <w:bCs/>
-                <w:lang w:eastAsia="en-GB"/>
+                <w:rFonts w:eastAsia="Tahoma" w:cstheme="minorHAnsi"/>
+                <w:b/>
+                <w:bCs/>
+                <w:lang w:eastAsia="Tahoma"/>
               </w:rPr>
             </w:pPr>
           </w:p>
@@ -4353,10 +4353,10 @@
             <w:pPr>
               <w:spacing w:after="0" w:line="240" w:lineRule="auto"/>
               <w:rPr>
-                <w:rFonts w:eastAsia="Times New Roman" w:cstheme="minorHAnsi"/>
-                <w:b/>
-                <w:bCs/>
-                <w:lang w:eastAsia="en-GB"/>
+                <w:rFonts w:eastAsia="Tahoma" w:cstheme="minorHAnsi"/>
+                <w:b/>
+                <w:bCs/>
+                <w:lang w:eastAsia="Tahoma"/>
               </w:rPr>
             </w:pPr>
           </w:p>
@@ -4371,10 +4371,10 @@
             <w:pPr>
               <w:spacing w:after="0" w:line="240" w:lineRule="auto"/>
               <w:rPr>
-                <w:rFonts w:eastAsia="Times New Roman" w:cstheme="minorHAnsi"/>
-                <w:b/>
-                <w:bCs/>
-                <w:lang w:eastAsia="en-GB"/>
+                <w:rFonts w:eastAsia="Tahoma" w:cstheme="minorHAnsi"/>
+                <w:b/>
+                <w:bCs/>
+                <w:lang w:eastAsia="Tahoma"/>
               </w:rPr>
             </w:pPr>
           </w:p>
@@ -4390,10 +4390,10 @@
             <w:pPr>
               <w:spacing w:after="0" w:line="240" w:lineRule="auto"/>
               <w:rPr>
-                <w:rFonts w:eastAsia="Times New Roman" w:cstheme="minorHAnsi"/>
-                <w:b/>
-                <w:bCs/>
-                <w:lang w:eastAsia="en-GB"/>
+                <w:rFonts w:eastAsia="Tahoma" w:cstheme="minorHAnsi"/>
+                <w:b/>
+                <w:bCs/>
+                <w:lang w:eastAsia="Tahoma"/>
               </w:rPr>
             </w:pPr>
           </w:p>
@@ -4408,10 +4408,10 @@
             <w:pPr>
               <w:spacing w:after="0" w:line="240" w:lineRule="auto"/>
               <w:rPr>
-                <w:rFonts w:eastAsia="Times New Roman" w:cstheme="minorHAnsi"/>
-                <w:b/>
-                <w:bCs/>
-                <w:lang w:eastAsia="en-GB"/>
+                <w:rFonts w:eastAsia="Tahoma" w:cstheme="minorHAnsi"/>
+                <w:b/>
+                <w:bCs/>
+                <w:lang w:eastAsia="Tahoma"/>
               </w:rPr>
             </w:pPr>
           </w:p>
@@ -4426,28 +4426,28 @@
             <w:pPr>
               <w:spacing w:after="0" w:line="240" w:lineRule="auto"/>
               <w:rPr>
-                <w:rFonts w:eastAsia="Times New Roman" w:cstheme="minorHAnsi"/>
-                <w:b/>
-                <w:bCs/>
-                <w:lang w:eastAsia="en-GB"/>
-              </w:rPr>
-            </w:pPr>
-          </w:p>
-        </w:tc>
-        <w:tc>
-          <w:tcPr>
-            <w:tcW w:w="454" w:type="pct"/>
-            <w:shd w:val="clear" w:color="auto" w:fill="auto"/>
-            <w:vAlign w:val="center"/>
-          </w:tcPr>
-          <w:p>
-            <w:pPr>
-              <w:spacing w:after="0" w:line="240" w:lineRule="auto"/>
-              <w:rPr>
-                <w:rFonts w:eastAsia="Times New Roman" w:cstheme="minorHAnsi"/>
-                <w:b/>
-                <w:bCs/>
-                <w:lang w:eastAsia="en-GB"/>
+                <w:rFonts w:eastAsia="Tahoma" w:cstheme="minorHAnsi"/>
+                <w:b/>
+                <w:bCs/>
+                <w:lang w:eastAsia="Tahoma"/>
+              </w:rPr>
+            </w:pPr>
+          </w:p>
+        </w:tc>
+        <w:tc>
+          <w:tcPr>
+            <w:tcW w:w="454" w:type="pct"/>
+            <w:shd w:val="clear" w:color="auto" w:fill="auto"/>
+            <w:vAlign w:val="center"/>
+          </w:tcPr>
+          <w:p>
+            <w:pPr>
+              <w:spacing w:after="0" w:line="240" w:lineRule="auto"/>
+              <w:rPr>
+                <w:rFonts w:eastAsia="Tahoma" w:cstheme="minorHAnsi"/>
+                <w:b/>
+                <w:bCs/>
+                <w:lang w:eastAsia="Tahoma"/>
               </w:rPr>
             </w:pPr>
           </w:p>
@@ -4462,28 +4462,28 @@
             <w:pPr>
               <w:spacing w:after="0" w:line="240" w:lineRule="auto"/>
               <w:rPr>
-                <w:rFonts w:eastAsia="Times New Roman" w:cstheme="minorHAnsi"/>
-                <w:b/>
-                <w:bCs/>
-                <w:lang w:eastAsia="en-GB"/>
-              </w:rPr>
-            </w:pPr>
-          </w:p>
-        </w:tc>
-        <w:tc>
-          <w:tcPr>
-            <w:tcW w:w="454" w:type="pct"/>
-            <w:shd w:val="clear" w:color="auto" w:fill="auto"/>
-            <w:vAlign w:val="center"/>
-          </w:tcPr>
-          <w:p>
-            <w:pPr>
-              <w:spacing w:after="0" w:line="240" w:lineRule="auto"/>
-              <w:rPr>
-                <w:rFonts w:eastAsia="Times New Roman" w:cstheme="minorHAnsi"/>
-                <w:b/>
-                <w:bCs/>
-                <w:lang w:eastAsia="en-GB"/>
+                <w:rFonts w:eastAsia="Tahoma" w:cstheme="minorHAnsi"/>
+                <w:b/>
+                <w:bCs/>
+                <w:lang w:eastAsia="Tahoma"/>
+              </w:rPr>
+            </w:pPr>
+          </w:p>
+        </w:tc>
+        <w:tc>
+          <w:tcPr>
+            <w:tcW w:w="454" w:type="pct"/>
+            <w:shd w:val="clear" w:color="auto" w:fill="auto"/>
+            <w:vAlign w:val="center"/>
+          </w:tcPr>
+          <w:p>
+            <w:pPr>
+              <w:spacing w:after="0" w:line="240" w:lineRule="auto"/>
+              <w:rPr>
+                <w:rFonts w:eastAsia="Tahoma" w:cstheme="minorHAnsi"/>
+                <w:b/>
+                <w:bCs/>
+                <w:lang w:eastAsia="Tahoma"/>
               </w:rPr>
             </w:pPr>
           </w:p>
@@ -4504,8 +4504,8 @@
             <w:pPr>
               <w:spacing w:after="0" w:line="240" w:lineRule="auto"/>
               <w:rPr>
-                <w:rFonts w:eastAsia="Times New Roman" w:cstheme="minorHAnsi"/>
-                <w:lang w:eastAsia="en-GB"/>
+                <w:rFonts w:eastAsia="Tahoma" w:cstheme="minorHAnsi"/>
+                <w:lang w:eastAsia="Tahoma"/>
               </w:rPr>
             </w:pPr>
           </w:p>
@@ -4521,10 +4521,10 @@
             <w:pPr>
               <w:spacing w:after="0" w:line="240" w:lineRule="auto"/>
               <w:rPr>
-                <w:rFonts w:eastAsia="Times New Roman" w:cstheme="minorHAnsi"/>
-                <w:b/>
-                <w:bCs/>
-                <w:lang w:eastAsia="en-GB"/>
+                <w:rFonts w:eastAsia="Tahoma" w:cstheme="minorHAnsi"/>
+                <w:b/>
+                <w:bCs/>
+                <w:lang w:eastAsia="Tahoma"/>
               </w:rPr>
             </w:pPr>
           </w:p>
@@ -4539,10 +4539,10 @@
             <w:pPr>
               <w:spacing w:after="0" w:line="240" w:lineRule="auto"/>
               <w:rPr>
-                <w:rFonts w:eastAsia="Times New Roman" w:cstheme="minorHAnsi"/>
-                <w:b/>
-                <w:bCs/>
-                <w:lang w:eastAsia="en-GB"/>
+                <w:rFonts w:eastAsia="Tahoma" w:cstheme="minorHAnsi"/>
+                <w:b/>
+                <w:bCs/>
+                <w:lang w:eastAsia="Tahoma"/>
               </w:rPr>
             </w:pPr>
           </w:p>
@@ -4557,10 +4557,10 @@
             <w:pPr>
               <w:spacing w:after="0" w:line="240" w:lineRule="auto"/>
               <w:rPr>
-                <w:rFonts w:eastAsia="Times New Roman" w:cstheme="minorHAnsi"/>
-                <w:b/>
-                <w:bCs/>
-                <w:lang w:eastAsia="en-GB"/>
+                <w:rFonts w:eastAsia="Tahoma" w:cstheme="minorHAnsi"/>
+                <w:b/>
+                <w:bCs/>
+                <w:lang w:eastAsia="Tahoma"/>
               </w:rPr>
             </w:pPr>
           </w:p>
@@ -4576,10 +4576,10 @@
             <w:pPr>
               <w:spacing w:after="0" w:line="240" w:lineRule="auto"/>
               <w:rPr>
-                <w:rFonts w:eastAsia="Times New Roman" w:cstheme="minorHAnsi"/>
-                <w:b/>
-                <w:bCs/>
-                <w:lang w:eastAsia="en-GB"/>
+                <w:rFonts w:eastAsia="Tahoma" w:cstheme="minorHAnsi"/>
+                <w:b/>
+                <w:bCs/>
+                <w:lang w:eastAsia="Tahoma"/>
               </w:rPr>
             </w:pPr>
           </w:p>
@@ -4594,10 +4594,10 @@
             <w:pPr>
               <w:spacing w:after="0" w:line="240" w:lineRule="auto"/>
               <w:rPr>
-                <w:rFonts w:eastAsia="Times New Roman" w:cstheme="minorHAnsi"/>
-                <w:b/>
-                <w:bCs/>
-                <w:lang w:eastAsia="en-GB"/>
+                <w:rFonts w:eastAsia="Tahoma" w:cstheme="minorHAnsi"/>
+                <w:b/>
+                <w:bCs/>
+                <w:lang w:eastAsia="Tahoma"/>
               </w:rPr>
             </w:pPr>
           </w:p>
@@ -4612,28 +4612,28 @@
             <w:pPr>
               <w:spacing w:after="0" w:line="240" w:lineRule="auto"/>
               <w:rPr>
-                <w:rFonts w:eastAsia="Times New Roman" w:cstheme="minorHAnsi"/>
-                <w:b/>
-                <w:bCs/>
-                <w:lang w:eastAsia="en-GB"/>
-              </w:rPr>
-            </w:pPr>
-          </w:p>
-        </w:tc>
-        <w:tc>
-          <w:tcPr>
-            <w:tcW w:w="454" w:type="pct"/>
-            <w:shd w:val="clear" w:color="auto" w:fill="auto"/>
-            <w:vAlign w:val="center"/>
-          </w:tcPr>
-          <w:p>
-            <w:pPr>
-              <w:spacing w:after="0" w:line="240" w:lineRule="auto"/>
-              <w:rPr>
-                <w:rFonts w:eastAsia="Times New Roman" w:cstheme="minorHAnsi"/>
-                <w:b/>
-                <w:bCs/>
-                <w:lang w:eastAsia="en-GB"/>
+                <w:rFonts w:eastAsia="Tahoma" w:cstheme="minorHAnsi"/>
+                <w:b/>
+                <w:bCs/>
+                <w:lang w:eastAsia="Tahoma"/>
+              </w:rPr>
+            </w:pPr>
+          </w:p>
+        </w:tc>
+        <w:tc>
+          <w:tcPr>
+            <w:tcW w:w="454" w:type="pct"/>
+            <w:shd w:val="clear" w:color="auto" w:fill="auto"/>
+            <w:vAlign w:val="center"/>
+          </w:tcPr>
+          <w:p>
+            <w:pPr>
+              <w:spacing w:after="0" w:line="240" w:lineRule="auto"/>
+              <w:rPr>
+                <w:rFonts w:eastAsia="Tahoma" w:cstheme="minorHAnsi"/>
+                <w:b/>
+                <w:bCs/>
+                <w:lang w:eastAsia="Tahoma"/>
               </w:rPr>
             </w:pPr>
           </w:p>
@@ -4648,28 +4648,28 @@
             <w:pPr>
               <w:spacing w:after="0" w:line="240" w:lineRule="auto"/>
               <w:rPr>
-                <w:rFonts w:eastAsia="Times New Roman" w:cstheme="minorHAnsi"/>
-                <w:b/>
-                <w:bCs/>
-                <w:lang w:eastAsia="en-GB"/>
-              </w:rPr>
-            </w:pPr>
-          </w:p>
-        </w:tc>
-        <w:tc>
-          <w:tcPr>
-            <w:tcW w:w="454" w:type="pct"/>
-            <w:shd w:val="clear" w:color="auto" w:fill="auto"/>
-            <w:vAlign w:val="center"/>
-          </w:tcPr>
-          <w:p>
-            <w:pPr>
-              <w:spacing w:after="0" w:line="240" w:lineRule="auto"/>
-              <w:rPr>
-                <w:rFonts w:eastAsia="Times New Roman" w:cstheme="minorHAnsi"/>
-                <w:b/>
-                <w:bCs/>
-                <w:lang w:eastAsia="en-GB"/>
+                <w:rFonts w:eastAsia="Tahoma" w:cstheme="minorHAnsi"/>
+                <w:b/>
+                <w:bCs/>
+                <w:lang w:eastAsia="Tahoma"/>
+              </w:rPr>
+            </w:pPr>
+          </w:p>
+        </w:tc>
+        <w:tc>
+          <w:tcPr>
+            <w:tcW w:w="454" w:type="pct"/>
+            <w:shd w:val="clear" w:color="auto" w:fill="auto"/>
+            <w:vAlign w:val="center"/>
+          </w:tcPr>
+          <w:p>
+            <w:pPr>
+              <w:spacing w:after="0" w:line="240" w:lineRule="auto"/>
+              <w:rPr>
+                <w:rFonts w:eastAsia="Tahoma" w:cstheme="minorHAnsi"/>
+                <w:b/>
+                <w:bCs/>
+                <w:lang w:eastAsia="Tahoma"/>
               </w:rPr>
             </w:pPr>
           </w:p>
@@ -4690,8 +4690,8 @@
             <w:pPr>
               <w:spacing w:after="0" w:line="240" w:lineRule="auto"/>
               <w:rPr>
-                <w:rFonts w:eastAsia="Times New Roman" w:cstheme="minorHAnsi"/>
-                <w:lang w:eastAsia="en-GB"/>
+                <w:rFonts w:eastAsia="Tahoma" w:cstheme="minorHAnsi"/>
+                <w:lang w:eastAsia="Tahoma"/>
               </w:rPr>
             </w:pPr>
           </w:p>
@@ -4707,10 +4707,10 @@
             <w:pPr>
               <w:spacing w:after="0" w:line="240" w:lineRule="auto"/>
               <w:rPr>
-                <w:rFonts w:eastAsia="Times New Roman" w:cstheme="minorHAnsi"/>
-                <w:b/>
-                <w:bCs/>
-                <w:lang w:eastAsia="en-GB"/>
+                <w:rFonts w:eastAsia="Tahoma" w:cstheme="minorHAnsi"/>
+                <w:b/>
+                <w:bCs/>
+                <w:lang w:eastAsia="Tahoma"/>
               </w:rPr>
             </w:pPr>
           </w:p>
@@ -4725,10 +4725,10 @@
             <w:pPr>
               <w:spacing w:after="0" w:line="240" w:lineRule="auto"/>
               <w:rPr>
-                <w:rFonts w:eastAsia="Times New Roman" w:cstheme="minorHAnsi"/>
-                <w:b/>
-                <w:bCs/>
-                <w:lang w:eastAsia="en-GB"/>
+                <w:rFonts w:eastAsia="Tahoma" w:cstheme="minorHAnsi"/>
+                <w:b/>
+                <w:bCs/>
+                <w:lang w:eastAsia="Tahoma"/>
               </w:rPr>
             </w:pPr>
           </w:p>
@@ -4743,10 +4743,10 @@
             <w:pPr>
               <w:spacing w:after="0" w:line="240" w:lineRule="auto"/>
               <w:rPr>
-                <w:rFonts w:eastAsia="Times New Roman" w:cstheme="minorHAnsi"/>
-                <w:b/>
-                <w:bCs/>
-                <w:lang w:eastAsia="en-GB"/>
+                <w:rFonts w:eastAsia="Tahoma" w:cstheme="minorHAnsi"/>
+                <w:b/>
+                <w:bCs/>
+                <w:lang w:eastAsia="Tahoma"/>
               </w:rPr>
             </w:pPr>
           </w:p>
@@ -4762,10 +4762,10 @@
             <w:pPr>
               <w:spacing w:after="0" w:line="240" w:lineRule="auto"/>
               <w:rPr>
-                <w:rFonts w:eastAsia="Times New Roman" w:cstheme="minorHAnsi"/>
-                <w:b/>
-                <w:bCs/>
-                <w:lang w:eastAsia="en-GB"/>
+                <w:rFonts w:eastAsia="Tahoma" w:cstheme="minorHAnsi"/>
+                <w:b/>
+                <w:bCs/>
+                <w:lang w:eastAsia="Tahoma"/>
               </w:rPr>
             </w:pPr>
           </w:p>
@@ -4780,10 +4780,10 @@
             <w:pPr>
               <w:spacing w:after="0" w:line="240" w:lineRule="auto"/>
               <w:rPr>
-                <w:rFonts w:eastAsia="Times New Roman" w:cstheme="minorHAnsi"/>
-                <w:b/>
-                <w:bCs/>
-                <w:lang w:eastAsia="en-GB"/>
+                <w:rFonts w:eastAsia="Tahoma" w:cstheme="minorHAnsi"/>
+                <w:b/>
+                <w:bCs/>
+                <w:lang w:eastAsia="Tahoma"/>
               </w:rPr>
             </w:pPr>
           </w:p>
@@ -4798,28 +4798,28 @@
             <w:pPr>
               <w:spacing w:after="0" w:line="240" w:lineRule="auto"/>
               <w:rPr>
-                <w:rFonts w:eastAsia="Times New Roman" w:cstheme="minorHAnsi"/>
-                <w:b/>
-                <w:bCs/>
-                <w:lang w:eastAsia="en-GB"/>
-              </w:rPr>
-            </w:pPr>
-          </w:p>
-        </w:tc>
-        <w:tc>
-          <w:tcPr>
-            <w:tcW w:w="454" w:type="pct"/>
-            <w:shd w:val="clear" w:color="auto" w:fill="auto"/>
-            <w:vAlign w:val="center"/>
-          </w:tcPr>
-          <w:p>
-            <w:pPr>
-              <w:spacing w:after="0" w:line="240" w:lineRule="auto"/>
-              <w:rPr>
-                <w:rFonts w:eastAsia="Times New Roman" w:cstheme="minorHAnsi"/>
-                <w:b/>
-                <w:bCs/>
-                <w:lang w:eastAsia="en-GB"/>
+                <w:rFonts w:eastAsia="Tahoma" w:cstheme="minorHAnsi"/>
+                <w:b/>
+                <w:bCs/>
+                <w:lang w:eastAsia="Tahoma"/>
+              </w:rPr>
+            </w:pPr>
+          </w:p>
+        </w:tc>
+        <w:tc>
+          <w:tcPr>
+            <w:tcW w:w="454" w:type="pct"/>
+            <w:shd w:val="clear" w:color="auto" w:fill="auto"/>
+            <w:vAlign w:val="center"/>
+          </w:tcPr>
+          <w:p>
+            <w:pPr>
+              <w:spacing w:after="0" w:line="240" w:lineRule="auto"/>
+              <w:rPr>
+                <w:rFonts w:eastAsia="Tahoma" w:cstheme="minorHAnsi"/>
+                <w:b/>
+                <w:bCs/>
+                <w:lang w:eastAsia="Tahoma"/>
               </w:rPr>
             </w:pPr>
           </w:p>
@@ -4834,28 +4834,28 @@
             <w:pPr>
               <w:spacing w:after="0" w:line="240" w:lineRule="auto"/>
               <w:rPr>
-                <w:rFonts w:eastAsia="Times New Roman" w:cstheme="minorHAnsi"/>
-                <w:b/>
-                <w:bCs/>
-                <w:lang w:eastAsia="en-GB"/>
-              </w:rPr>
-            </w:pPr>
-          </w:p>
-        </w:tc>
-        <w:tc>
-          <w:tcPr>
-            <w:tcW w:w="454" w:type="pct"/>
-            <w:shd w:val="clear" w:color="auto" w:fill="auto"/>
-            <w:vAlign w:val="center"/>
-          </w:tcPr>
-          <w:p>
-            <w:pPr>
-              <w:spacing w:after="0" w:line="240" w:lineRule="auto"/>
-              <w:rPr>
-                <w:rFonts w:eastAsia="Times New Roman" w:cstheme="minorHAnsi"/>
-                <w:b/>
-                <w:bCs/>
-                <w:lang w:eastAsia="en-GB"/>
+                <w:rFonts w:eastAsia="Tahoma" w:cstheme="minorHAnsi"/>
+                <w:b/>
+                <w:bCs/>
+                <w:lang w:eastAsia="Tahoma"/>
+              </w:rPr>
+            </w:pPr>
+          </w:p>
+        </w:tc>
+        <w:tc>
+          <w:tcPr>
+            <w:tcW w:w="454" w:type="pct"/>
+            <w:shd w:val="clear" w:color="auto" w:fill="auto"/>
+            <w:vAlign w:val="center"/>
+          </w:tcPr>
+          <w:p>
+            <w:pPr>
+              <w:spacing w:after="0" w:line="240" w:lineRule="auto"/>
+              <w:rPr>
+                <w:rFonts w:eastAsia="Tahoma" w:cstheme="minorHAnsi"/>
+                <w:b/>
+                <w:bCs/>
+                <w:lang w:eastAsia="Tahoma"/>
               </w:rPr>
             </w:pPr>
           </w:p>
@@ -4956,7 +4956,7 @@
                           <w:pPr>
                             <w:spacing w:after="0"/>
                             <w:rPr>
-                              <w:rFonts w:ascii="Calibri" w:eastAsia="Calibri" w:hAnsi="Calibri" w:cs="Calibri"/>
+                              <w:rFonts w:ascii="Tahoma" w:eastAsia="Tahoma" w:hAnsi="Tahoma" w:cs="Tahoma"/>
                               <w:noProof/>
                               <w:color w:val="000000"/>
                               <w:sz w:val="24"/>
@@ -4965,7 +4965,7 @@
                           </w:pPr>
                           <w:r>
                             <w:rPr>
-                              <w:rFonts w:ascii="Calibri" w:eastAsia="Calibri" w:hAnsi="Calibri" w:cs="Calibri"/>
+                              <w:rFonts w:ascii="Tahoma" w:eastAsia="Tahoma" w:hAnsi="Tahoma" w:cs="Tahoma"/>
                               <w:noProof/>
                               <w:color w:val="000000"/>
                               <w:sz w:val="24"/>
@@ -5002,7 +5002,7 @@
                     <w:pPr>
                       <w:spacing w:after="0"/>
                       <w:rPr>
-                        <w:rFonts w:ascii="Calibri" w:eastAsia="Calibri" w:hAnsi="Calibri" w:cs="Calibri"/>
+                        <w:rFonts w:ascii="Tahoma" w:eastAsia="Tahoma" w:hAnsi="Tahoma" w:cs="Tahoma"/>
                         <w:noProof/>
                         <w:color w:val="000000"/>
                         <w:sz w:val="24"/>
@@ -5011,7 +5011,7 @@
                     </w:pPr>
                     <w:r>
                       <w:rPr>
-                        <w:rFonts w:ascii="Calibri" w:eastAsia="Calibri" w:hAnsi="Calibri" w:cs="Calibri"/>
+                        <w:rFonts w:ascii="Tahoma" w:eastAsia="Tahoma" w:hAnsi="Tahoma" w:cs="Tahoma"/>
                         <w:noProof/>
                         <w:color w:val="000000"/>
                         <w:sz w:val="24"/>
@@ -5087,7 +5087,7 @@
                           <w:pPr>
                             <w:spacing w:after="0"/>
                             <w:rPr>
-                              <w:rFonts w:ascii="Calibri" w:eastAsia="Calibri" w:hAnsi="Calibri" w:cs="Calibri"/>
+                              <w:rFonts w:ascii="Tahoma" w:eastAsia="Tahoma" w:hAnsi="Tahoma" w:cs="Tahoma"/>
                               <w:noProof/>
                               <w:color w:val="000000"/>
                               <w:sz w:val="24"/>
@@ -5096,7 +5096,7 @@
                           </w:pPr>
                           <w:r>
                             <w:rPr>
-                              <w:rFonts w:ascii="Calibri" w:eastAsia="Calibri" w:hAnsi="Calibri" w:cs="Calibri"/>
+                              <w:rFonts w:ascii="Tahoma" w:eastAsia="Tahoma" w:hAnsi="Tahoma" w:cs="Tahoma"/>
                               <w:noProof/>
                               <w:color w:val="000000"/>
                               <w:sz w:val="24"/>
@@ -5133,7 +5133,7 @@
                     <w:pPr>
                       <w:spacing w:after="0"/>
                       <w:rPr>
-                        <w:rFonts w:ascii="Calibri" w:eastAsia="Calibri" w:hAnsi="Calibri" w:cs="Calibri"/>
+                        <w:rFonts w:ascii="Tahoma" w:eastAsia="Tahoma" w:hAnsi="Tahoma" w:cs="Tahoma"/>
                         <w:noProof/>
                         <w:color w:val="000000"/>
                         <w:sz w:val="24"/>
@@ -5142,7 +5142,7 @@
                     </w:pPr>
                     <w:r>
                       <w:rPr>
-                        <w:rFonts w:ascii="Calibri" w:eastAsia="Calibri" w:hAnsi="Calibri" w:cs="Calibri"/>
+                        <w:rFonts w:ascii="Tahoma" w:eastAsia="Tahoma" w:hAnsi="Tahoma" w:cs="Tahoma"/>
                         <w:noProof/>
                         <w:color w:val="000000"/>
                         <w:sz w:val="24"/>
@@ -5294,7 +5294,7 @@
         <w:rFonts w:asciiTheme="minorHAnsi" w:eastAsiaTheme="minorHAnsi" w:hAnsiTheme="minorHAnsi" w:cstheme="minorBidi"/>
         <w:sz w:val="22"/>
         <w:szCs w:val="22"/>
-        <w:lang w:val="en-GB" w:eastAsia="en-US" w:bidi="ar-SA"/>
+        <w:lang w:val="en-GB" w:eastAsia="Tahoma" w:bidi="ar-SA"/>
       </w:rPr>
     </w:rPrDefault>
     <w:pPrDefault>
@@ -5786,7 +5786,7 @@
       <w:spacing w:after="0" w:line="240" w:lineRule="auto"/>
     </w:pPr>
     <w:rPr>
-      <w:rFonts w:ascii="Arial" w:eastAsia="Calibri" w:hAnsi="Arial" w:cs="Arial"/>
+      <w:rFonts w:ascii="Tahoma" w:eastAsia="Tahoma" w:hAnsi="Tahoma" w:cs="Tahoma"/>
     </w:rPr>
     <w:tblPr>
       <w:tblBorders>
@@ -5864,7 +5864,7 @@
     </a:clrScheme>
     <a:fontScheme name="Office">
       <a:majorFont>
-        <a:latin typeface="Cambria"/>
+        <a:latin typeface="Tahoma"/>
         <a:ea typeface=""/>
         <a:cs typeface=""/>
         <a:font script="Jpan" typeface="ＭＳ ゴシック"/>
@@ -5899,7 +5899,7 @@
         <a:font script="Geor" typeface="Sylfaen"/>
       </a:majorFont>
       <a:minorFont>
-        <a:latin typeface="Calibri"/>
+        <a:latin typeface="Tahoma"/>
         <a:ea typeface=""/>
         <a:cs typeface=""/>
         <a:font script="Jpan" typeface="ＭＳ 明朝"/>
